--- a/个人学习笔记/最近学习的/单片机学习常识.docx
+++ b/个人学习笔记/最近学习的/单片机学习常识.docx
@@ -71,7 +71,7 @@
         <mc:AlternateContent>
           <mc:Choice Requires="wps">
             <w:drawing>
-              <wp:anchor distT="0" distB="0" distL="114300" distR="114300" simplePos="0" relativeHeight="251670528" behindDoc="0" locked="0" layoutInCell="1" allowOverlap="1" wp14:anchorId="47787041" wp14:editId="10B5204E">
+              <wp:anchor distT="0" distB="0" distL="114300" distR="114300" simplePos="0" relativeHeight="251668480" behindDoc="0" locked="0" layoutInCell="1" allowOverlap="1" wp14:anchorId="47787041" wp14:editId="1B6F818C">
                 <wp:simplePos x="0" y="0"/>
                 <wp:positionH relativeFrom="column">
                   <wp:posOffset>4120297</wp:posOffset>
@@ -313,7 +313,7 @@
                 <v:stroke joinstyle="miter"/>
                 <v:path gradientshapeok="t" o:connecttype="rect"/>
               </v:shapetype>
-              <v:shape id="文本框 7" o:spid="_x0000_s1026" type="#_x0000_t202" style="position:absolute;left:0;text-align:left;margin-left:324.45pt;margin-top:23.35pt;width:216.45pt;height:62.7pt;z-index:251670528;visibility:visible;mso-wrap-style:square;mso-height-percent:0;mso-wrap-distance-left:9pt;mso-wrap-distance-top:0;mso-wrap-distance-right:9pt;mso-wrap-distance-bottom:0;mso-position-horizontal:absolute;mso-position-horizontal-relative:text;mso-position-vertical:absolute;mso-position-vertical-relative:text;mso-height-percent:0;mso-height-relative:margin;v-text-anchor:top" o:gfxdata="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" filled="f" strokecolor="#e00" strokeweight=".5pt">
+              <v:shape id="文本框 7" o:spid="_x0000_s1026" type="#_x0000_t202" style="position:absolute;left:0;text-align:left;margin-left:324.45pt;margin-top:23.35pt;width:216.45pt;height:62.7pt;z-index:251668480;visibility:visible;mso-wrap-style:square;mso-height-percent:0;mso-wrap-distance-left:9pt;mso-wrap-distance-top:0;mso-wrap-distance-right:9pt;mso-wrap-distance-bottom:0;mso-position-horizontal:absolute;mso-position-horizontal-relative:text;mso-position-vertical:absolute;mso-position-vertical-relative:text;mso-height-percent:0;mso-height-relative:margin;v-text-anchor:top" o:gfxdata="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" filled="f" strokecolor="#e00" strokeweight=".5pt">
                 <v:textbox>
                   <w:txbxContent>
                     <w:p>
@@ -1425,18 +1425,8 @@
           <w:b/>
           <w:bCs/>
         </w:rPr>
-        <w:t xml:space="preserve">DO </w:t>
-      </w:r>
-      <w:proofErr w:type="gramStart"/>
-      <w:r>
-        <w:rPr>
-          <w:rFonts w:ascii="华文楷体" w:eastAsia="华文楷体" w:hAnsi="华文楷体"/>
-          <w:b/>
-          <w:bCs/>
-        </w:rPr>
-        <w:t>(数字输出)</w:t>
-      </w:r>
-      <w:proofErr w:type="gramEnd"/>
+        <w:t>DO (数字输出)</w:t>
+      </w:r>
       <w:r>
         <w:rPr>
           <w:rFonts w:ascii="华文楷体" w:eastAsia="华文楷体" w:hAnsi="华文楷体"/>
@@ -1475,18 +1465,8 @@
           <w:b/>
           <w:bCs/>
         </w:rPr>
-        <w:t xml:space="preserve">AO </w:t>
-      </w:r>
-      <w:proofErr w:type="gramStart"/>
-      <w:r>
-        <w:rPr>
-          <w:rFonts w:ascii="华文楷体" w:eastAsia="华文楷体" w:hAnsi="华文楷体"/>
-          <w:b/>
-          <w:bCs/>
-        </w:rPr>
-        <w:t>(模拟输出)</w:t>
-      </w:r>
-      <w:proofErr w:type="gramEnd"/>
+        <w:t>AO (模拟输出)</w:t>
+      </w:r>
       <w:r>
         <w:rPr>
           <w:rFonts w:ascii="华文楷体" w:eastAsia="华文楷体" w:hAnsi="华文楷体"/>
@@ -1691,30 +1671,8 @@
         <w:rPr>
           <w:rFonts w:ascii="华文楷体" w:eastAsia="华文楷体" w:hAnsi="华文楷体"/>
         </w:rPr>
-        <w:t>：单次总转换时间 = 采样时间</w:t>
-      </w:r>
-      <w:proofErr w:type="gramStart"/>
-      <w:r>
-        <w:rPr>
-          <w:rFonts w:ascii="华文楷体" w:eastAsia="华文楷体" w:hAnsi="华文楷体"/>
-        </w:rPr>
-        <w:t>(可调)</w:t>
-      </w:r>
-      <w:proofErr w:type="gramEnd"/>
-      <w:r>
-        <w:rPr>
-          <w:rFonts w:ascii="华文楷体" w:eastAsia="华文楷体" w:hAnsi="华文楷体"/>
-        </w:rPr>
-        <w:t xml:space="preserve"> + 量化编码时间</w:t>
-      </w:r>
-      <w:proofErr w:type="gramStart"/>
-      <w:r>
-        <w:rPr>
-          <w:rFonts w:ascii="华文楷体" w:eastAsia="华文楷体" w:hAnsi="华文楷体"/>
-        </w:rPr>
-        <w:t>(固定)</w:t>
-      </w:r>
-      <w:proofErr w:type="gramEnd"/>
+        <w:t>：单次总转换时间 = 采样时间(可调) + 量化编码时间(固定)</w:t>
+      </w:r>
     </w:p>
     <w:p>
       <w:pPr>
@@ -1733,18 +1691,8 @@
           <w:b/>
           <w:bCs/>
         </w:rPr>
-        <w:t xml:space="preserve">采样时间 </w:t>
-      </w:r>
-      <w:proofErr w:type="gramStart"/>
-      <w:r>
-        <w:rPr>
-          <w:rFonts w:ascii="华文楷体" w:eastAsia="华文楷体" w:hAnsi="华文楷体"/>
-          <w:b/>
-          <w:bCs/>
-        </w:rPr>
-        <w:t>(Sampling Time)</w:t>
-      </w:r>
-      <w:proofErr w:type="gramEnd"/>
+        <w:t>采样时间 (Sampling Time)</w:t>
+      </w:r>
       <w:r>
         <w:rPr>
           <w:rFonts w:ascii="华文楷体" w:eastAsia="华文楷体" w:hAnsi="华文楷体"/>
@@ -2817,19 +2765,8 @@
           <w:bCs/>
           <w:shd w:val="pct15" w:color="auto" w:fill="FFFFFF"/>
         </w:rPr>
-        <w:t>两者完全不</w:t>
-      </w:r>
-      <w:proofErr w:type="gramStart"/>
-      <w:r>
-        <w:rPr>
-          <w:rFonts w:ascii="华文楷体" w:eastAsia="华文楷体" w:hAnsi="华文楷体" w:hint="eastAsia"/>
-          <w:b/>
-          <w:bCs/>
-          <w:shd w:val="pct15" w:color="auto" w:fill="FFFFFF"/>
-        </w:rPr>
-        <w:t>一样！！</w:t>
-      </w:r>
-      <w:proofErr w:type="gramEnd"/>
+        <w:t>两者完全不一样！！</w:t>
+      </w:r>
     </w:p>
     <w:p>
       <w:pPr>
@@ -3682,36 +3619,8 @@
           <w:b/>
           <w:bCs/>
         </w:rPr>
-        <w:t xml:space="preserve">2. 核心防错套路：do </w:t>
-      </w:r>
-      <w:proofErr w:type="gramStart"/>
-      <w:r>
-        <w:rPr>
-          <w:rFonts w:ascii="华文楷体" w:eastAsia="华文楷体" w:hAnsi="华文楷体"/>
-          <w:b/>
-          <w:bCs/>
-        </w:rPr>
-        <w:t xml:space="preserve">{ </w:t>
-      </w:r>
-      <w:proofErr w:type="gramEnd"/>
-      <w:r>
-        <w:rPr>
-          <w:rFonts w:ascii="华文楷体" w:eastAsia="华文楷体" w:hAnsi="华文楷体"/>
-          <w:b/>
-          <w:bCs/>
-        </w:rPr>
-        <w:t>... } while</w:t>
-      </w:r>
-      <w:proofErr w:type="gramStart"/>
-      <w:r>
-        <w:rPr>
-          <w:rFonts w:ascii="华文楷体" w:eastAsia="华文楷体" w:hAnsi="华文楷体"/>
-          <w:b/>
-          <w:bCs/>
-        </w:rPr>
-        <w:t>(0)</w:t>
-      </w:r>
-      <w:proofErr w:type="gramEnd"/>
+        <w:t>2. 核心防错套路：do { ... } while(0)</w:t>
+      </w:r>
     </w:p>
     <w:p>
       <w:pPr>
@@ -3754,44 +3663,8 @@
         <w:rPr>
           <w:rFonts w:ascii="华文楷体" w:eastAsia="华文楷体" w:hAnsi="华文楷体"/>
         </w:rPr>
-        <w:t xml:space="preserve">：#define DELAY_50NS() do </w:t>
-      </w:r>
-      <w:proofErr w:type="gramStart"/>
-      <w:r>
-        <w:rPr>
-          <w:rFonts w:ascii="华文楷体" w:eastAsia="华文楷体" w:hAnsi="华文楷体"/>
-        </w:rPr>
-        <w:t xml:space="preserve">{ </w:t>
-      </w:r>
-      <w:proofErr w:type="gramEnd"/>
-      <w:r>
-        <w:rPr>
-          <w:rFonts w:ascii="华文楷体" w:eastAsia="华文楷体" w:hAnsi="华文楷体"/>
-        </w:rPr>
-        <w:t>__NOP(); __NOP();</w:t>
-      </w:r>
-      <w:proofErr w:type="gramStart"/>
-      <w:r>
-        <w:rPr>
-          <w:rFonts w:ascii="华文楷体" w:eastAsia="华文楷体" w:hAnsi="华文楷体"/>
-        </w:rPr>
-        <w:t xml:space="preserve"> }</w:t>
-      </w:r>
-      <w:proofErr w:type="gramEnd"/>
-      <w:r>
-        <w:rPr>
-          <w:rFonts w:ascii="华文楷体" w:eastAsia="华文楷体" w:hAnsi="华文楷体"/>
-        </w:rPr>
-        <w:t xml:space="preserve"> while</w:t>
-      </w:r>
-      <w:proofErr w:type="gramStart"/>
-      <w:r>
-        <w:rPr>
-          <w:rFonts w:ascii="华文楷体" w:eastAsia="华文楷体" w:hAnsi="华文楷体"/>
-        </w:rPr>
-        <w:t>(0)</w:t>
-      </w:r>
-      <w:proofErr w:type="gramEnd"/>
+        <w:t>：#define DELAY_50NS() do { __NOP(); __NOP(); } while(0)</w:t>
+      </w:r>
     </w:p>
     <w:p>
       <w:pPr>
@@ -4482,25 +4355,7 @@
           <w:b/>
           <w:bCs/>
         </w:rPr>
-        <w:t>在所有 while</w:t>
-      </w:r>
-      <w:proofErr w:type="gramStart"/>
-      <w:r>
-        <w:rPr>
-          <w:rFonts w:ascii="华文楷体" w:eastAsia="华文楷体" w:hAnsi="华文楷体"/>
-          <w:b/>
-          <w:bCs/>
-        </w:rPr>
-        <w:t>(引脚状态)</w:t>
-      </w:r>
-      <w:proofErr w:type="gramEnd"/>
-      <w:r>
-        <w:rPr>
-          <w:rFonts w:ascii="华文楷体" w:eastAsia="华文楷体" w:hAnsi="华文楷体"/>
-          <w:b/>
-          <w:bCs/>
-        </w:rPr>
-        <w:t xml:space="preserve"> 时，必须做超时处理，因为万一设备损坏或设备不响应，不能在此处死等</w:t>
+        <w:t>在所有 while(引脚状态) 时，必须做超时处理，因为万一设备损坏或设备不响应，不能在此处死等</w:t>
       </w:r>
     </w:p>
     <w:p>
@@ -5425,43 +5280,25 @@
           <w:sz w:val="18"/>
           <w:szCs w:val="20"/>
         </w:rPr>
-        <w:t xml:space="preserve">必须先强制类型转换（如 </w:t>
-      </w:r>
-      <w:proofErr w:type="gramStart"/>
+        <w:t>必须先强制类型转换（如 (</w:t>
+      </w:r>
+      <w:proofErr w:type="spellStart"/>
       <w:r>
         <w:rPr>
           <w:rFonts w:ascii="华文楷体" w:eastAsia="华文楷体" w:hAnsi="华文楷体"/>
           <w:sz w:val="18"/>
           <w:szCs w:val="20"/>
         </w:rPr>
-        <w:t>(</w:t>
-      </w:r>
-      <w:proofErr w:type="spellStart"/>
+        <w:t>USART_Config_t</w:t>
+      </w:r>
+      <w:proofErr w:type="spellEnd"/>
       <w:r>
         <w:rPr>
           <w:rFonts w:ascii="华文楷体" w:eastAsia="华文楷体" w:hAnsi="华文楷体"/>
           <w:sz w:val="18"/>
           <w:szCs w:val="20"/>
         </w:rPr>
-        <w:t>USART_Config_t</w:t>
-      </w:r>
-      <w:proofErr w:type="spellEnd"/>
-      <w:r>
-        <w:rPr>
-          <w:rFonts w:ascii="华文楷体" w:eastAsia="华文楷体" w:hAnsi="华文楷体"/>
-          <w:sz w:val="18"/>
-          <w:szCs w:val="20"/>
-        </w:rPr>
-        <w:t xml:space="preserve"> *)</w:t>
-      </w:r>
-      <w:proofErr w:type="gramEnd"/>
-      <w:r>
-        <w:rPr>
-          <w:rFonts w:ascii="华文楷体" w:eastAsia="华文楷体" w:hAnsi="华文楷体"/>
-          <w:sz w:val="18"/>
-          <w:szCs w:val="20"/>
-        </w:rPr>
-        <w:t>p）给编译器贴上“内存解析图纸”，才能读写数据</w:t>
+        <w:t xml:space="preserve"> *)p）给编译器贴上“内存解析图纸”，才能读写数据</w:t>
       </w:r>
     </w:p>
     <w:p>
@@ -5572,25 +5409,7 @@
           <w:sz w:val="18"/>
           <w:szCs w:val="20"/>
         </w:rPr>
-        <w:t xml:space="preserve">：p-&gt;member 语法等价于 </w:t>
-      </w:r>
-      <w:proofErr w:type="gramStart"/>
-      <w:r>
-        <w:rPr>
-          <w:rFonts w:ascii="华文楷体" w:eastAsia="华文楷体" w:hAnsi="华文楷体"/>
-          <w:sz w:val="18"/>
-          <w:szCs w:val="20"/>
-        </w:rPr>
-        <w:t>(*p)</w:t>
-      </w:r>
-      <w:proofErr w:type="gramEnd"/>
-      <w:r>
-        <w:rPr>
-          <w:rFonts w:ascii="华文楷体" w:eastAsia="华文楷体" w:hAnsi="华文楷体"/>
-          <w:sz w:val="18"/>
-          <w:szCs w:val="20"/>
-        </w:rPr>
-        <w:t>.member</w:t>
+        <w:t>：p-&gt;member 语法等价于 (*p).member</w:t>
       </w:r>
       <w:r>
         <w:rPr>
@@ -6133,9 +5952,9 @@
           <w:szCs w:val="20"/>
           <w:u w:val="dotDash"/>
         </w:rPr>
-        <w:t>：</w:t>
-      </w:r>
-      <w:proofErr w:type="gramStart"/>
+        <w:t>：(</w:t>
+      </w:r>
+      <w:proofErr w:type="spellStart"/>
       <w:r>
         <w:rPr>
           <w:rFonts w:ascii="华文楷体" w:eastAsia="华文楷体" w:hAnsi="华文楷体"/>
@@ -6144,9 +5963,9 @@
           <w:szCs w:val="20"/>
           <w:u w:val="dotDash"/>
         </w:rPr>
-        <w:t>(</w:t>
-      </w:r>
-      <w:proofErr w:type="spellStart"/>
+        <w:t>spi_t</w:t>
+      </w:r>
+      <w:proofErr w:type="spellEnd"/>
       <w:r>
         <w:rPr>
           <w:rFonts w:ascii="华文楷体" w:eastAsia="华文楷体" w:hAnsi="华文楷体"/>
@@ -6155,29 +5974,7 @@
           <w:szCs w:val="20"/>
           <w:u w:val="dotDash"/>
         </w:rPr>
-        <w:t>spi_t</w:t>
-      </w:r>
-      <w:proofErr w:type="spellEnd"/>
-      <w:r>
-        <w:rPr>
-          <w:rFonts w:ascii="华文楷体" w:eastAsia="华文楷体" w:hAnsi="华文楷体"/>
-          <w:color w:val="EE0000"/>
-          <w:sz w:val="18"/>
-          <w:szCs w:val="20"/>
-          <w:u w:val="dotDash"/>
-        </w:rPr>
-        <w:t xml:space="preserve"> *)</w:t>
-      </w:r>
-      <w:proofErr w:type="gramEnd"/>
-      <w:r>
-        <w:rPr>
-          <w:rFonts w:ascii="华文楷体" w:eastAsia="华文楷体" w:hAnsi="华文楷体"/>
-          <w:color w:val="EE0000"/>
-          <w:sz w:val="18"/>
-          <w:szCs w:val="20"/>
-          <w:u w:val="dotDash"/>
-        </w:rPr>
-        <w:t>x 只是产生一个</w:t>
+        <w:t xml:space="preserve"> *)x 只是产生一个</w:t>
       </w:r>
       <w:r>
         <w:rPr>
@@ -7231,18 +7028,8 @@
           <w:b/>
           <w:bCs/>
         </w:rPr>
-        <w:t>必须加分号</w:t>
-      </w:r>
-      <w:proofErr w:type="gramStart"/>
-      <w:r>
-        <w:rPr>
-          <w:rFonts w:ascii="华文楷体" w:eastAsia="华文楷体" w:hAnsi="华文楷体"/>
-          <w:b/>
-          <w:bCs/>
-        </w:rPr>
-        <w:t xml:space="preserve"> ;</w:t>
-      </w:r>
-      <w:proofErr w:type="gramEnd"/>
+        <w:t>必须加分号 ;</w:t>
+      </w:r>
       <w:r>
         <w:rPr>
           <w:rFonts w:ascii="华文楷体" w:eastAsia="华文楷体" w:hAnsi="华文楷体"/>
@@ -7672,7 +7459,7 @@
         <mc:AlternateContent>
           <mc:Choice Requires="wpg">
             <w:drawing>
-              <wp:anchor distT="0" distB="0" distL="114300" distR="114300" simplePos="0" relativeHeight="251667456" behindDoc="0" locked="0" layoutInCell="1" allowOverlap="1" wp14:anchorId="432C6372" wp14:editId="641442F1">
+              <wp:anchor distT="0" distB="0" distL="114300" distR="114300" simplePos="0" relativeHeight="251665408" behindDoc="0" locked="0" layoutInCell="1" allowOverlap="1" wp14:anchorId="432C6372" wp14:editId="38E8B41F">
                 <wp:simplePos x="0" y="0"/>
                 <wp:positionH relativeFrom="column">
                   <wp:posOffset>0</wp:posOffset>
@@ -7889,7 +7676,7 @@
           </mc:Choice>
           <mc:Fallback>
             <w:pict>
-              <v:group w14:anchorId="090B865C" id="组合 3" o:spid="_x0000_s1026" style="position:absolute;margin-left:0;margin-top:4pt;width:219.25pt;height:86.65pt;z-index:251667456;mso-width-relative:margin;mso-height-relative:margin" coordsize="27372,11449" o:gfxdata="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">
+              <v:group w14:anchorId="53175988" id="组合 3" o:spid="_x0000_s1026" style="position:absolute;margin-left:0;margin-top:4pt;width:219.25pt;height:86.65pt;z-index:251665408;mso-width-relative:margin;mso-height-relative:margin" coordsize="27372,11449" o:gfxdata="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">
                 <v:shapetype id="_x0000_t75" coordsize="21600,21600" o:spt="75" o:preferrelative="t" path="m@4@5l@4@11@9@11@9@5xe" filled="f" stroked="f">
                   <v:stroke joinstyle="miter"/>
                   <v:formulas>
@@ -8329,47 +8116,7 @@
           <w:bCs/>
           <w:u w:val="dashDotHeavy" w:color="C00000"/>
         </w:rPr>
-        <w:t>前置声明 = 告诉编译器</w:t>
-      </w:r>
-      <w:proofErr w:type="gramStart"/>
-      <w:r>
-        <w:rPr>
-          <w:rFonts w:ascii="华文楷体" w:eastAsia="华文楷体" w:hAnsi="华文楷体"/>
-          <w:b/>
-          <w:bCs/>
-          <w:u w:val="dashDotHeavy" w:color="C00000"/>
-        </w:rPr>
-        <w:t>"这</w:t>
-      </w:r>
-      <w:proofErr w:type="gramEnd"/>
-      <w:r>
-        <w:rPr>
-          <w:rFonts w:ascii="华文楷体" w:eastAsia="华文楷体" w:hAnsi="华文楷体"/>
-          <w:b/>
-          <w:bCs/>
-          <w:u w:val="dashDotHeavy" w:color="C00000"/>
-        </w:rPr>
-        <w:t>种类型</w:t>
-      </w:r>
-      <w:proofErr w:type="gramStart"/>
-      <w:r>
-        <w:rPr>
-          <w:rFonts w:ascii="华文楷体" w:eastAsia="华文楷体" w:hAnsi="华文楷体"/>
-          <w:b/>
-          <w:bCs/>
-          <w:u w:val="dashDotHeavy" w:color="C00000"/>
-        </w:rPr>
-        <w:t>存在"，</w:t>
-      </w:r>
-      <w:proofErr w:type="gramEnd"/>
-      <w:r>
-        <w:rPr>
-          <w:rFonts w:ascii="华文楷体" w:eastAsia="华文楷体" w:hAnsi="华文楷体"/>
-          <w:b/>
-          <w:bCs/>
-          <w:u w:val="dashDotHeavy" w:color="C00000"/>
-        </w:rPr>
-        <w:t>这样就可以先使用它的指针，等后面再补充完整定义</w:t>
+        <w:t>前置声明 = 告诉编译器"这种类型存在"，这样就可以先使用它的指针，等后面再补充完整定义</w:t>
       </w:r>
     </w:p>
     <w:p>
@@ -8427,35 +8174,7 @@
         <w:rPr>
           <w:rFonts w:ascii="华文楷体" w:eastAsia="华文楷体" w:hAnsi="华文楷体"/>
         </w:rPr>
-        <w:t>，编译器只需要知道</w:t>
-      </w:r>
-      <w:proofErr w:type="gramStart"/>
-      <w:r>
-        <w:rPr>
-          <w:rFonts w:ascii="华文楷体" w:eastAsia="华文楷体" w:hAnsi="华文楷体"/>
-        </w:rPr>
-        <w:t>"有</w:t>
-      </w:r>
-      <w:proofErr w:type="gramEnd"/>
-      <w:r>
-        <w:rPr>
-          <w:rFonts w:ascii="华文楷体" w:eastAsia="华文楷体" w:hAnsi="华文楷体"/>
-        </w:rPr>
-        <w:t>这个类型</w:t>
-      </w:r>
-      <w:proofErr w:type="gramStart"/>
-      <w:r>
-        <w:rPr>
-          <w:rFonts w:ascii="华文楷体" w:eastAsia="华文楷体" w:hAnsi="华文楷体"/>
-        </w:rPr>
-        <w:t>存在"</w:t>
-      </w:r>
-      <w:proofErr w:type="gramEnd"/>
-      <w:r>
-        <w:rPr>
-          <w:rFonts w:ascii="华文楷体" w:eastAsia="华文楷体" w:hAnsi="华文楷体"/>
-        </w:rPr>
-        <w:t>即可</w:t>
+        <w:t>，编译器只需要知道"有这个类型存在"即可</w:t>
       </w:r>
     </w:p>
     <w:p>
@@ -8477,14 +8196,7 @@
         <w:rPr>
           <w:rFonts w:ascii="华文楷体" w:eastAsia="华文楷体" w:hAnsi="华文楷体"/>
         </w:rPr>
-        <w:t>ecode_</w:t>
-      </w:r>
-      <w:proofErr w:type="gramStart"/>
-      <w:r>
-        <w:rPr>
-          <w:rFonts w:ascii="华文楷体" w:eastAsia="华文楷体" w:hAnsi="华文楷体"/>
-        </w:rPr>
-        <w:t>dev</w:t>
+        <w:t>ecode_dev</w:t>
       </w:r>
       <w:proofErr w:type="spellEnd"/>
       <w:r>
@@ -8513,7 +8225,6 @@
         </w:rPr>
         <w:t>结构体变量</w:t>
       </w:r>
-      <w:proofErr w:type="gramEnd"/>
       <w:r>
         <w:rPr>
           <w:rFonts w:ascii="华文楷体" w:eastAsia="华文楷体" w:hAnsi="华文楷体"/>
@@ -8645,25 +8356,7 @@
           <w:i/>
           <w:iCs/>
         </w:rPr>
-        <w:t xml:space="preserve">(等价于看成 int </w:t>
-      </w:r>
-      <w:proofErr w:type="gramStart"/>
-      <w:r>
-        <w:rPr>
-          <w:rFonts w:ascii="华文楷体" w:eastAsia="华文楷体" w:hAnsi="华文楷体"/>
-          <w:i/>
-          <w:iCs/>
-        </w:rPr>
-        <w:t>(*a)</w:t>
-      </w:r>
-      <w:proofErr w:type="gramEnd"/>
-      <w:r>
-        <w:rPr>
-          <w:rFonts w:ascii="华文楷体" w:eastAsia="华文楷体" w:hAnsi="华文楷体"/>
-          <w:i/>
-          <w:iCs/>
-        </w:rPr>
-        <w:t>, b;)</w:t>
+        <w:t>(等价于看成 int (*a), b;)</w:t>
       </w:r>
     </w:p>
     <w:p>
@@ -8705,21 +8398,7 @@
         <w:rPr>
           <w:rFonts w:ascii="华文楷体" w:eastAsia="华文楷体" w:hAnsi="华文楷体"/>
         </w:rPr>
-        <w:t xml:space="preserve"> 误区排除：绝不能看成 int </w:t>
-      </w:r>
-      <w:proofErr w:type="gramStart"/>
-      <w:r>
-        <w:rPr>
-          <w:rFonts w:ascii="华文楷体" w:eastAsia="华文楷体" w:hAnsi="华文楷体"/>
-        </w:rPr>
-        <w:t>(**a)</w:t>
-      </w:r>
-      <w:proofErr w:type="gramEnd"/>
-      <w:r>
-        <w:rPr>
-          <w:rFonts w:ascii="华文楷体" w:eastAsia="华文楷体" w:hAnsi="华文楷体"/>
-        </w:rPr>
-        <w:t>，因为 ** 在 C 语言中代表二级指针（指向指针的指针）。</w:t>
+        <w:t xml:space="preserve"> 误区排除：绝不能看成 int (**a)，因为 ** 在 C 语言中代表二级指针（指向指针的指针）。</w:t>
       </w:r>
     </w:p>
     <w:p>
@@ -8938,7 +8617,6 @@
         </w:rPr>
         <w:t xml:space="preserve">进行解引用：*a = 10; </w:t>
       </w:r>
-      <w:proofErr w:type="gramStart"/>
       <w:r>
         <w:rPr>
           <w:rFonts w:ascii="华文楷体" w:eastAsia="华文楷体" w:hAnsi="华文楷体"/>
@@ -8949,7 +8627,6 @@
         </w:rPr>
         <w:t>(此时 *a 完全等价于变量 x 的别名)</w:t>
       </w:r>
-      <w:proofErr w:type="gramEnd"/>
     </w:p>
     <w:p>
       <w:pPr>
@@ -8992,27 +8669,7 @@
           <w:bCs/>
           <w:color w:val="7030A0"/>
         </w:rPr>
-        <w:t>对于 int ***a</w:t>
-      </w:r>
-      <w:proofErr w:type="gramStart"/>
-      <w:r>
-        <w:rPr>
-          <w:rFonts w:ascii="华文楷体" w:eastAsia="华文楷体" w:hAnsi="华文楷体"/>
-          <w:b/>
-          <w:bCs/>
-          <w:color w:val="7030A0"/>
-        </w:rPr>
-        <w:t>;，</w:t>
-      </w:r>
-      <w:proofErr w:type="gramEnd"/>
-      <w:r>
-        <w:rPr>
-          <w:rFonts w:ascii="华文楷体" w:eastAsia="华文楷体" w:hAnsi="华文楷体"/>
-          <w:b/>
-          <w:bCs/>
-          <w:color w:val="7030A0"/>
-        </w:rPr>
-        <w:t>从整体看 ***a 最终代表一个 int 数值，a 需要经过 3 次解引用（*）才能拿到这个值</w:t>
+        <w:t>对于 int ***a;，从整体看 ***a 最终代表一个 int 数值，a 需要经过 3 次解引用（*）才能拿到这个值</w:t>
       </w:r>
     </w:p>
     <w:p>
@@ -9291,25 +8948,7 @@
           <w:color w:val="EE0000"/>
           <w:highlight w:val="lightGray"/>
         </w:rPr>
-        <w:t>*函数名</w:t>
-      </w:r>
-      <w:proofErr w:type="gramStart"/>
-      <w:r>
-        <w:rPr>
-          <w:rFonts w:ascii="华文楷体" w:eastAsia="华文楷体" w:hAnsi="华文楷体"/>
-          <w:color w:val="EE0000"/>
-          <w:highlight w:val="lightGray"/>
-        </w:rPr>
-        <w:t>(参数列表)</w:t>
-      </w:r>
-      <w:proofErr w:type="gramEnd"/>
-      <w:r>
-        <w:rPr>
-          <w:rFonts w:ascii="华文楷体" w:eastAsia="华文楷体" w:hAnsi="华文楷体"/>
-          <w:color w:val="EE0000"/>
-          <w:highlight w:val="lightGray"/>
-        </w:rPr>
-        <w:t xml:space="preserve">; </w:t>
+        <w:t xml:space="preserve">*函数名(参数列表); </w:t>
       </w:r>
       <w:r>
         <w:rPr>
@@ -9353,7 +8992,6 @@
         <w:t>get_array</w:t>
       </w:r>
       <w:proofErr w:type="spellEnd"/>
-      <w:proofErr w:type="gramStart"/>
       <w:r>
         <w:rPr>
           <w:rFonts w:ascii="华文楷体" w:eastAsia="华文楷体" w:hAnsi="华文楷体"/>
@@ -9362,18 +9000,7 @@
           <w:color w:val="EE0000"/>
           <w:highlight w:val="lightGray"/>
         </w:rPr>
-        <w:t>(void)</w:t>
-      </w:r>
-      <w:proofErr w:type="gramEnd"/>
-      <w:r>
-        <w:rPr>
-          <w:rFonts w:ascii="华文楷体" w:eastAsia="华文楷体" w:hAnsi="华文楷体"/>
-          <w:i/>
-          <w:iCs/>
-          <w:color w:val="EE0000"/>
-          <w:highlight w:val="lightGray"/>
-        </w:rPr>
-        <w:t>;）</w:t>
+        <w:t>(void);）</w:t>
       </w:r>
     </w:p>
     <w:p>
@@ -9421,7 +9048,6 @@
         </w:rPr>
         <w:t xml:space="preserve"> </w:t>
       </w:r>
-      <w:proofErr w:type="gramStart"/>
       <w:r>
         <w:rPr>
           <w:rFonts w:ascii="华文楷体" w:eastAsia="华文楷体" w:hAnsi="华文楷体"/>
@@ -9430,7 +9056,6 @@
         </w:rPr>
         <w:t>(但可以返回 static 静态变量或 malloc 申请的堆内存)</w:t>
       </w:r>
-      <w:proofErr w:type="gramEnd"/>
     </w:p>
     <w:p>
       <w:pPr>
@@ -9509,25 +9134,7 @@
           <w:color w:val="EE0000"/>
           <w:highlight w:val="lightGray"/>
         </w:rPr>
-        <w:t xml:space="preserve">声明语法：返回值类型 </w:t>
-      </w:r>
-      <w:proofErr w:type="gramStart"/>
-      <w:r>
-        <w:rPr>
-          <w:rFonts w:ascii="华文楷体" w:eastAsia="华文楷体" w:hAnsi="华文楷体"/>
-          <w:color w:val="EE0000"/>
-          <w:highlight w:val="lightGray"/>
-        </w:rPr>
-        <w:t>(*指针名)(参数列表)</w:t>
-      </w:r>
-      <w:proofErr w:type="gramEnd"/>
-      <w:r>
-        <w:rPr>
-          <w:rFonts w:ascii="华文楷体" w:eastAsia="华文楷体" w:hAnsi="华文楷体"/>
-          <w:color w:val="EE0000"/>
-          <w:highlight w:val="lightGray"/>
-        </w:rPr>
-        <w:t xml:space="preserve">; </w:t>
+        <w:t xml:space="preserve">声明语法：返回值类型 (*指针名)(参数列表); </w:t>
       </w:r>
       <w:r>
         <w:rPr>
@@ -9537,9 +9144,9 @@
           <w:color w:val="EE0000"/>
           <w:highlight w:val="lightGray"/>
         </w:rPr>
-        <w:t xml:space="preserve">（例如：int </w:t>
-      </w:r>
-      <w:proofErr w:type="gramStart"/>
+        <w:t>（例如：int (*</w:t>
+      </w:r>
+      <w:proofErr w:type="spellStart"/>
       <w:r>
         <w:rPr>
           <w:rFonts w:ascii="华文楷体" w:eastAsia="华文楷体" w:hAnsi="华文楷体"/>
@@ -9548,9 +9155,9 @@
           <w:color w:val="EE0000"/>
           <w:highlight w:val="lightGray"/>
         </w:rPr>
-        <w:t>(*</w:t>
-      </w:r>
-      <w:proofErr w:type="spellStart"/>
+        <w:t>pfunc</w:t>
+      </w:r>
+      <w:proofErr w:type="spellEnd"/>
       <w:r>
         <w:rPr>
           <w:rFonts w:ascii="华文楷体" w:eastAsia="华文楷体" w:hAnsi="华文楷体"/>
@@ -9559,29 +9166,7 @@
           <w:color w:val="EE0000"/>
           <w:highlight w:val="lightGray"/>
         </w:rPr>
-        <w:t>pfunc</w:t>
-      </w:r>
-      <w:proofErr w:type="spellEnd"/>
-      <w:r>
-        <w:rPr>
-          <w:rFonts w:ascii="华文楷体" w:eastAsia="华文楷体" w:hAnsi="华文楷体"/>
-          <w:i/>
-          <w:iCs/>
-          <w:color w:val="EE0000"/>
-          <w:highlight w:val="lightGray"/>
-        </w:rPr>
-        <w:t>)</w:t>
-      </w:r>
-      <w:proofErr w:type="gramEnd"/>
-      <w:r>
-        <w:rPr>
-          <w:rFonts w:ascii="华文楷体" w:eastAsia="华文楷体" w:hAnsi="华文楷体"/>
-          <w:i/>
-          <w:iCs/>
-          <w:color w:val="EE0000"/>
-          <w:highlight w:val="lightGray"/>
-        </w:rPr>
-        <w:t>(int, int);）</w:t>
+        <w:t>)(int, int);）</w:t>
       </w:r>
     </w:p>
     <w:p>
@@ -9607,21 +9192,7 @@
         <w:rPr>
           <w:rFonts w:ascii="华文楷体" w:eastAsia="华文楷体" w:hAnsi="华文楷体"/>
         </w:rPr>
-        <w:t xml:space="preserve">：typedef 返回值类型 </w:t>
-      </w:r>
-      <w:proofErr w:type="gramStart"/>
-      <w:r>
-        <w:rPr>
-          <w:rFonts w:ascii="华文楷体" w:eastAsia="华文楷体" w:hAnsi="华文楷体"/>
-        </w:rPr>
-        <w:t>(*类型别名)(参数列表)</w:t>
-      </w:r>
-      <w:proofErr w:type="gramEnd"/>
-      <w:r>
-        <w:rPr>
-          <w:rFonts w:ascii="华文楷体" w:eastAsia="华文楷体" w:hAnsi="华文楷体"/>
-        </w:rPr>
-        <w:t>;</w:t>
+        <w:t>：typedef 返回值类型 (*类型别名)(参数列表);</w:t>
       </w:r>
     </w:p>
     <w:p>
@@ -9809,23 +9380,13 @@
         <w:t>pfunc</w:t>
       </w:r>
       <w:proofErr w:type="spellEnd"/>
-      <w:proofErr w:type="gramStart"/>
       <w:r>
         <w:rPr>
           <w:rFonts w:ascii="华文楷体" w:eastAsia="华文楷体" w:hAnsi="华文楷体"/>
           <w:color w:val="EE0000"/>
           <w:highlight w:val="yellow"/>
         </w:rPr>
-        <w:t xml:space="preserve"> !</w:t>
-      </w:r>
-      <w:proofErr w:type="gramEnd"/>
-      <w:r>
-        <w:rPr>
-          <w:rFonts w:ascii="华文楷体" w:eastAsia="华文楷体" w:hAnsi="华文楷体"/>
-          <w:color w:val="EE0000"/>
-          <w:highlight w:val="yellow"/>
-        </w:rPr>
-        <w:t>= NULL)），防止因为空指针直接导致单片机死机（</w:t>
+        <w:t xml:space="preserve"> != NULL)），防止因为空指针直接导致单片机死机（</w:t>
       </w:r>
       <w:proofErr w:type="spellStart"/>
       <w:r>
@@ -10102,14 +9663,7 @@
         <w:rPr>
           <w:rFonts w:ascii="华文楷体" w:eastAsia="华文楷体" w:hAnsi="华文楷体"/>
         </w:rPr>
-        <w:t xml:space="preserve">：int </w:t>
-      </w:r>
-      <w:proofErr w:type="gramStart"/>
-      <w:r>
-        <w:rPr>
-          <w:rFonts w:ascii="华文楷体" w:eastAsia="华文楷体" w:hAnsi="华文楷体"/>
-        </w:rPr>
-        <w:t>(*</w:t>
+        <w:t>：int (*</w:t>
       </w:r>
       <w:proofErr w:type="spellStart"/>
       <w:r>
@@ -10123,14 +9677,7 @@
         <w:rPr>
           <w:rFonts w:ascii="华文楷体" w:eastAsia="华文楷体" w:hAnsi="华文楷体"/>
         </w:rPr>
-        <w:t>)</w:t>
-      </w:r>
-      <w:proofErr w:type="gramEnd"/>
-      <w:r>
-        <w:rPr>
-          <w:rFonts w:ascii="华文楷体" w:eastAsia="华文楷体" w:hAnsi="华文楷体"/>
-        </w:rPr>
-        <w:t xml:space="preserve">(int, int); </w:t>
+        <w:t xml:space="preserve">)(int, int); </w:t>
       </w:r>
       <m:oMath>
         <m:r>
@@ -10190,14 +9737,7 @@
         <w:rPr>
           <w:rFonts w:ascii="华文楷体" w:eastAsia="华文楷体" w:hAnsi="华文楷体"/>
         </w:rPr>
-        <w:t xml:space="preserve">：typedef int </w:t>
-      </w:r>
-      <w:proofErr w:type="gramStart"/>
-      <w:r>
-        <w:rPr>
-          <w:rFonts w:ascii="华文楷体" w:eastAsia="华文楷体" w:hAnsi="华文楷体"/>
-        </w:rPr>
-        <w:t>(*</w:t>
+        <w:t>：typedef int (*</w:t>
       </w:r>
       <w:proofErr w:type="spellStart"/>
       <w:r>
@@ -10211,14 +9751,7 @@
         <w:rPr>
           <w:rFonts w:ascii="华文楷体" w:eastAsia="华文楷体" w:hAnsi="华文楷体"/>
         </w:rPr>
-        <w:t>)</w:t>
-      </w:r>
-      <w:proofErr w:type="gramEnd"/>
-      <w:r>
-        <w:rPr>
-          <w:rFonts w:ascii="华文楷体" w:eastAsia="华文楷体" w:hAnsi="华文楷体"/>
-        </w:rPr>
-        <w:t xml:space="preserve">(int, int); </w:t>
+        <w:t xml:space="preserve">)(int, int); </w:t>
       </w:r>
       <m:oMath>
         <m:r>
@@ -11023,7 +10556,7 @@
         <mc:AlternateContent>
           <mc:Choice Requires="wps">
             <w:drawing>
-              <wp:anchor distT="0" distB="0" distL="114300" distR="114300" simplePos="0" relativeHeight="251668480" behindDoc="0" locked="0" layoutInCell="1" allowOverlap="1" wp14:anchorId="60BF3623" wp14:editId="78590CF6">
+              <wp:anchor distT="0" distB="0" distL="114300" distR="114300" simplePos="0" relativeHeight="251666432" behindDoc="0" locked="0" layoutInCell="1" allowOverlap="1" wp14:anchorId="60BF3623" wp14:editId="5252D1CB">
                 <wp:simplePos x="0" y="0"/>
                 <wp:positionH relativeFrom="column">
                   <wp:posOffset>4053205</wp:posOffset>
@@ -11474,37 +11007,12 @@
                               </w:rPr>
                               <w:t>理解为</w:t>
                             </w:r>
-                            <w:proofErr w:type="gramStart"/>
                             <w:r>
                               <w:rPr>
                                 <w:sz w:val="14"/>
                                 <w:szCs w:val="16"/>
                               </w:rPr>
-                              <w:t>"操作</w:t>
-                            </w:r>
-                            <w:proofErr w:type="gramEnd"/>
-                            <w:r>
-                              <w:rPr>
-                                <w:sz w:val="14"/>
-                                <w:szCs w:val="16"/>
-                              </w:rPr>
-                              <w:t>一个</w:t>
-                            </w:r>
-                            <w:proofErr w:type="gramStart"/>
-                            <w:r>
-                              <w:rPr>
-                                <w:sz w:val="14"/>
-                                <w:szCs w:val="16"/>
-                              </w:rPr>
-                              <w:t>变量"，</w:t>
-                            </w:r>
-                            <w:proofErr w:type="gramEnd"/>
-                            <w:r>
-                              <w:rPr>
-                                <w:sz w:val="14"/>
-                                <w:szCs w:val="16"/>
-                              </w:rPr>
-                              <w:t>而</w:t>
+                              <w:t>"操作一个变量"，而</w:t>
                             </w:r>
                             <w:r>
                               <w:rPr>
@@ -11584,7 +11092,7 @@
           </mc:Choice>
           <mc:Fallback>
             <w:pict>
-              <v:shape w14:anchorId="60BF3623" id="文本框 5" o:spid="_x0000_s1027" type="#_x0000_t202" style="position:absolute;margin-left:319.15pt;margin-top:4.35pt;width:229.2pt;height:156.35pt;z-index:251668480;visibility:visible;mso-wrap-style:square;mso-width-percent:0;mso-height-percent:0;mso-wrap-distance-left:9pt;mso-wrap-distance-top:0;mso-wrap-distance-right:9pt;mso-wrap-distance-bottom:0;mso-position-horizontal:absolute;mso-position-horizontal-relative:text;mso-position-vertical:absolute;mso-position-vertical-relative:text;mso-width-percent:0;mso-height-percent:0;mso-width-relative:margin;mso-height-relative:margin;v-text-anchor:top" o:gfxdata="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" filled="f" strokecolor="#c00000" strokeweight=".5pt">
+              <v:shape w14:anchorId="60BF3623" id="文本框 5" o:spid="_x0000_s1027" type="#_x0000_t202" style="position:absolute;margin-left:319.15pt;margin-top:4.35pt;width:229.2pt;height:156.35pt;z-index:251666432;visibility:visible;mso-wrap-style:square;mso-width-percent:0;mso-height-percent:0;mso-wrap-distance-left:9pt;mso-wrap-distance-top:0;mso-wrap-distance-right:9pt;mso-wrap-distance-bottom:0;mso-position-horizontal:absolute;mso-position-horizontal-relative:text;mso-position-vertical:absolute;mso-position-vertical-relative:text;mso-width-percent:0;mso-height-percent:0;mso-width-relative:margin;mso-height-relative:margin;v-text-anchor:top" o:gfxdata="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" filled="f" strokecolor="#c00000" strokeweight=".5pt">
                 <v:textbox>
                   <w:txbxContent>
                     <w:p>
@@ -13522,16 +13030,16 @@
         <mc:AlternateContent>
           <mc:Choice Requires="wps">
             <w:drawing>
-              <wp:anchor distT="0" distB="0" distL="114300" distR="114300" simplePos="0" relativeHeight="251669504" behindDoc="0" locked="0" layoutInCell="1" allowOverlap="1" wp14:anchorId="11EA7273" wp14:editId="0B532B69">
+              <wp:anchor distT="0" distB="0" distL="114300" distR="114300" simplePos="0" relativeHeight="251667456" behindDoc="0" locked="0" layoutInCell="1" allowOverlap="1" wp14:anchorId="11EA7273" wp14:editId="4E472BFE">
                 <wp:simplePos x="0" y="0"/>
                 <wp:positionH relativeFrom="column">
-                  <wp:posOffset>-144468</wp:posOffset>
+                  <wp:posOffset>-143050</wp:posOffset>
                 </wp:positionH>
                 <wp:positionV relativeFrom="paragraph">
-                  <wp:posOffset>137840</wp:posOffset>
+                  <wp:posOffset>138422</wp:posOffset>
                 </wp:positionV>
-                <wp:extent cx="7022864" cy="3208322"/>
-                <wp:effectExtent l="0" t="0" r="26035" b="11430"/>
+                <wp:extent cx="7022864" cy="3433208"/>
+                <wp:effectExtent l="0" t="0" r="26035" b="15240"/>
                 <wp:wrapNone/>
                 <wp:docPr id="43991569" name="矩形 6"/>
                 <wp:cNvGraphicFramePr/>
@@ -13542,7 +13050,7 @@
                       <wps:spPr>
                         <a:xfrm>
                           <a:off x="0" y="0"/>
-                          <a:ext cx="7022864" cy="3208322"/>
+                          <a:ext cx="7022864" cy="3433208"/>
                         </a:xfrm>
                         <a:prstGeom prst="rect">
                           <a:avLst/>
@@ -13587,7 +13095,7 @@
           </mc:Choice>
           <mc:Fallback>
             <w:pict>
-              <v:rect w14:anchorId="2FFB737D" id="矩形 6" o:spid="_x0000_s1026" style="position:absolute;margin-left:-11.4pt;margin-top:10.85pt;width:553pt;height:252.6pt;z-index:251669504;visibility:visible;mso-wrap-style:square;mso-height-percent:0;mso-wrap-distance-left:9pt;mso-wrap-distance-top:0;mso-wrap-distance-right:9pt;mso-wrap-distance-bottom:0;mso-position-horizontal:absolute;mso-position-horizontal-relative:text;mso-position-vertical:absolute;mso-position-vertical-relative:text;mso-height-percent:0;mso-height-relative:margin;v-text-anchor:middle" o:gfxdata="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" filled="f" strokecolor="#e00" strokeweight="1pt"/>
+              <v:rect w14:anchorId="472CD7C7" id="矩形 6" o:spid="_x0000_s1026" style="position:absolute;margin-left:-11.25pt;margin-top:10.9pt;width:553pt;height:270.35pt;z-index:251667456;visibility:visible;mso-wrap-style:square;mso-height-percent:0;mso-wrap-distance-left:9pt;mso-wrap-distance-top:0;mso-wrap-distance-right:9pt;mso-wrap-distance-bottom:0;mso-position-horizontal:absolute;mso-position-horizontal-relative:text;mso-position-vertical:absolute;mso-position-vertical-relative:text;mso-height-percent:0;mso-height-relative:margin;v-text-anchor:middle" o:gfxdata="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" filled="f" strokecolor="#e00" strokeweight="1pt"/>
             </w:pict>
           </mc:Fallback>
         </mc:AlternateContent>
@@ -13734,17 +13242,17 @@
           <w:rFonts w:ascii="华文楷体" w:eastAsia="华文楷体" w:hAnsi="华文楷体" w:hint="eastAsia"/>
           <w:b/>
           <w:bCs/>
-          <w:sz w:val="13"/>
-          <w:szCs w:val="13"/>
-        </w:rPr>
-      </w:pPr>
-      <w:r>
-        <w:rPr>
-          <w:rFonts w:ascii="华文楷体" w:eastAsia="华文楷体" w:hAnsi="华文楷体"/>
-          <w:b/>
-          <w:bCs/>
-          <w:sz w:val="13"/>
-          <w:szCs w:val="13"/>
+          <w:sz w:val="15"/>
+          <w:szCs w:val="15"/>
+        </w:rPr>
+      </w:pPr>
+      <w:r>
+        <w:rPr>
+          <w:rFonts w:ascii="华文楷体" w:eastAsia="华文楷体" w:hAnsi="华文楷体"/>
+          <w:b/>
+          <w:bCs/>
+          <w:sz w:val="15"/>
+          <w:szCs w:val="15"/>
         </w:rPr>
         <w:t>1. 为什么 DMA 能解放 CPU？</w:t>
       </w:r>
@@ -13758,25 +13266,25 @@
         <w:spacing w:after="0" w:line="200" w:lineRule="exact"/>
         <w:rPr>
           <w:rFonts w:ascii="华文楷体" w:eastAsia="华文楷体" w:hAnsi="华文楷体" w:hint="eastAsia"/>
-          <w:sz w:val="13"/>
-          <w:szCs w:val="13"/>
-        </w:rPr>
-      </w:pPr>
-      <w:r>
-        <w:rPr>
-          <w:rFonts w:ascii="华文楷体" w:eastAsia="华文楷体" w:hAnsi="华文楷体"/>
-          <w:b/>
-          <w:bCs/>
-          <w:sz w:val="13"/>
-          <w:szCs w:val="13"/>
+          <w:sz w:val="15"/>
+          <w:szCs w:val="15"/>
+        </w:rPr>
+      </w:pPr>
+      <w:r>
+        <w:rPr>
+          <w:rFonts w:ascii="华文楷体" w:eastAsia="华文楷体" w:hAnsi="华文楷体"/>
+          <w:b/>
+          <w:bCs/>
+          <w:sz w:val="15"/>
+          <w:szCs w:val="15"/>
         </w:rPr>
         <w:t>算力解放</w:t>
       </w:r>
       <w:r>
         <w:rPr>
           <w:rFonts w:ascii="华文楷体" w:eastAsia="华文楷体" w:hAnsi="华文楷体"/>
-          <w:sz w:val="13"/>
-          <w:szCs w:val="13"/>
+          <w:sz w:val="15"/>
+          <w:szCs w:val="15"/>
         </w:rPr>
         <w:t>：DMA 是独立的总线主设备（Master），替 CPU 分担了逐字节搬运（LDR/STR）的粗活。</w:t>
       </w:r>
@@ -13790,25 +13298,25 @@
         <w:spacing w:after="0" w:line="200" w:lineRule="exact"/>
         <w:rPr>
           <w:rFonts w:ascii="华文楷体" w:eastAsia="华文楷体" w:hAnsi="华文楷体" w:hint="eastAsia"/>
-          <w:sz w:val="13"/>
-          <w:szCs w:val="13"/>
-        </w:rPr>
-      </w:pPr>
-      <w:r>
-        <w:rPr>
-          <w:rFonts w:ascii="华文楷体" w:eastAsia="华文楷体" w:hAnsi="华文楷体"/>
-          <w:b/>
-          <w:bCs/>
-          <w:sz w:val="13"/>
-          <w:szCs w:val="13"/>
+          <w:sz w:val="15"/>
+          <w:szCs w:val="15"/>
+        </w:rPr>
+      </w:pPr>
+      <w:r>
+        <w:rPr>
+          <w:rFonts w:ascii="华文楷体" w:eastAsia="华文楷体" w:hAnsi="华文楷体"/>
+          <w:b/>
+          <w:bCs/>
+          <w:sz w:val="15"/>
+          <w:szCs w:val="15"/>
         </w:rPr>
         <w:t>硬件并发</w:t>
       </w:r>
       <w:r>
         <w:rPr>
           <w:rFonts w:ascii="华文楷体" w:eastAsia="华文楷体" w:hAnsi="华文楷体"/>
-          <w:sz w:val="13"/>
-          <w:szCs w:val="13"/>
+          <w:sz w:val="15"/>
+          <w:szCs w:val="15"/>
         </w:rPr>
         <w:t>：依托</w:t>
       </w:r>
@@ -13817,16 +13325,16 @@
           <w:rFonts w:ascii="华文楷体" w:eastAsia="华文楷体" w:hAnsi="华文楷体"/>
           <w:b/>
           <w:bCs/>
-          <w:sz w:val="13"/>
-          <w:szCs w:val="13"/>
+          <w:sz w:val="15"/>
+          <w:szCs w:val="15"/>
         </w:rPr>
         <w:t>多层AHB 总线矩阵</w:t>
       </w:r>
       <w:r>
         <w:rPr>
           <w:rFonts w:ascii="华文楷体" w:eastAsia="华文楷体" w:hAnsi="华文楷体"/>
-          <w:sz w:val="13"/>
-          <w:szCs w:val="13"/>
+          <w:sz w:val="15"/>
+          <w:szCs w:val="15"/>
         </w:rPr>
         <w:t>，CPU访问 Flash/CCM 与 DMA 访问 SRAM 走独立物理通路，实现</w:t>
       </w:r>
@@ -13835,24 +13343,24 @@
           <w:rFonts w:ascii="华文楷体" w:eastAsia="华文楷体" w:hAnsi="华文楷体"/>
           <w:b/>
           <w:bCs/>
-          <w:sz w:val="13"/>
-          <w:szCs w:val="13"/>
+          <w:sz w:val="15"/>
+          <w:szCs w:val="15"/>
         </w:rPr>
         <w:t>真并行</w:t>
       </w:r>
       <w:r>
         <w:rPr>
           <w:rFonts w:ascii="华文楷体" w:eastAsia="华文楷体" w:hAnsi="华文楷体" w:hint="eastAsia"/>
-          <w:sz w:val="13"/>
-          <w:szCs w:val="13"/>
+          <w:sz w:val="15"/>
+          <w:szCs w:val="15"/>
         </w:rPr>
         <w:t>；</w:t>
       </w:r>
       <w:r>
         <w:rPr>
           <w:rFonts w:ascii="华文楷体" w:eastAsia="华文楷体" w:hAnsi="华文楷体"/>
-          <w:sz w:val="13"/>
-          <w:szCs w:val="13"/>
+          <w:sz w:val="15"/>
+          <w:szCs w:val="15"/>
         </w:rPr>
         <w:t>仅在同时争抢同一个SRAM端口时由硬件微观轮流仲裁</w:t>
       </w:r>
@@ -13864,17 +13372,17 @@
           <w:rFonts w:ascii="华文楷体" w:eastAsia="华文楷体" w:hAnsi="华文楷体" w:hint="eastAsia"/>
           <w:b/>
           <w:bCs/>
-          <w:sz w:val="13"/>
-          <w:szCs w:val="13"/>
-        </w:rPr>
-      </w:pPr>
-      <w:r>
-        <w:rPr>
-          <w:rFonts w:ascii="华文楷体" w:eastAsia="华文楷体" w:hAnsi="华文楷体"/>
-          <w:b/>
-          <w:bCs/>
-          <w:sz w:val="13"/>
-          <w:szCs w:val="13"/>
+          <w:sz w:val="15"/>
+          <w:szCs w:val="15"/>
+        </w:rPr>
+      </w:pPr>
+      <w:r>
+        <w:rPr>
+          <w:rFonts w:ascii="华文楷体" w:eastAsia="华文楷体" w:hAnsi="华文楷体"/>
+          <w:b/>
+          <w:bCs/>
+          <w:sz w:val="15"/>
+          <w:szCs w:val="15"/>
         </w:rPr>
         <w:t>2. 为什么开启 FIFO 能减少对 CPU 的干扰？</w:t>
       </w:r>
@@ -13888,25 +13396,25 @@
         <w:spacing w:after="0" w:line="200" w:lineRule="exact"/>
         <w:rPr>
           <w:rFonts w:ascii="华文楷体" w:eastAsia="华文楷体" w:hAnsi="华文楷体" w:hint="eastAsia"/>
-          <w:sz w:val="13"/>
-          <w:szCs w:val="13"/>
-        </w:rPr>
-      </w:pPr>
-      <w:r>
-        <w:rPr>
-          <w:rFonts w:ascii="华文楷体" w:eastAsia="华文楷体" w:hAnsi="华文楷体"/>
-          <w:b/>
-          <w:bCs/>
-          <w:sz w:val="13"/>
-          <w:szCs w:val="13"/>
+          <w:sz w:val="15"/>
+          <w:szCs w:val="15"/>
+        </w:rPr>
+      </w:pPr>
+      <w:r>
+        <w:rPr>
+          <w:rFonts w:ascii="华文楷体" w:eastAsia="华文楷体" w:hAnsi="华文楷体"/>
+          <w:b/>
+          <w:bCs/>
+          <w:sz w:val="15"/>
+          <w:szCs w:val="15"/>
         </w:rPr>
         <w:t>不开 FIFO（碎片化插队）</w:t>
       </w:r>
       <w:r>
         <w:rPr>
           <w:rFonts w:ascii="华文楷体" w:eastAsia="华文楷体" w:hAnsi="华文楷体"/>
-          <w:sz w:val="13"/>
-          <w:szCs w:val="13"/>
+          <w:sz w:val="15"/>
+          <w:szCs w:val="15"/>
         </w:rPr>
         <w:t>：每来 1 个字节就申请一次总线仲裁，频繁打断 CPU 读写 SRAM。</w:t>
       </w:r>
@@ -13920,25 +13428,25 @@
         <w:spacing w:after="0" w:line="200" w:lineRule="exact"/>
         <w:rPr>
           <w:rFonts w:ascii="华文楷体" w:eastAsia="华文楷体" w:hAnsi="华文楷体" w:hint="eastAsia"/>
-          <w:sz w:val="13"/>
-          <w:szCs w:val="13"/>
-        </w:rPr>
-      </w:pPr>
-      <w:r>
-        <w:rPr>
-          <w:rFonts w:ascii="华文楷体" w:eastAsia="华文楷体" w:hAnsi="华文楷体"/>
-          <w:b/>
-          <w:bCs/>
-          <w:sz w:val="13"/>
-          <w:szCs w:val="13"/>
+          <w:sz w:val="15"/>
+          <w:szCs w:val="15"/>
+        </w:rPr>
+      </w:pPr>
+      <w:r>
+        <w:rPr>
+          <w:rFonts w:ascii="华文楷体" w:eastAsia="华文楷体" w:hAnsi="华文楷体"/>
+          <w:b/>
+          <w:bCs/>
+          <w:sz w:val="15"/>
+          <w:szCs w:val="15"/>
         </w:rPr>
         <w:t>开启 FIFO（打包突发 Burst）</w:t>
       </w:r>
       <w:r>
         <w:rPr>
           <w:rFonts w:ascii="华文楷体" w:eastAsia="华文楷体" w:hAnsi="华文楷体"/>
-          <w:sz w:val="13"/>
-          <w:szCs w:val="13"/>
+          <w:sz w:val="15"/>
+          <w:szCs w:val="15"/>
         </w:rPr>
         <w:t>：在内部攒满 16 字节后</w:t>
       </w:r>
@@ -13947,16 +13455,16 @@
           <w:rFonts w:ascii="华文楷体" w:eastAsia="华文楷体" w:hAnsi="华文楷体"/>
           <w:b/>
           <w:bCs/>
-          <w:sz w:val="13"/>
-          <w:szCs w:val="13"/>
+          <w:sz w:val="15"/>
+          <w:szCs w:val="15"/>
         </w:rPr>
         <w:t>一次性突发写入</w:t>
       </w:r>
       <w:r>
         <w:rPr>
           <w:rFonts w:ascii="华文楷体" w:eastAsia="华文楷体" w:hAnsi="华文楷体"/>
-          <w:sz w:val="13"/>
-          <w:szCs w:val="13"/>
+          <w:sz w:val="15"/>
+          <w:szCs w:val="15"/>
         </w:rPr>
         <w:t>，总线仲裁申请减少 75% 以上，把大部分连续访问窗口完整留给 CPU</w:t>
       </w:r>
@@ -13968,17 +13476,17 @@
           <w:rFonts w:ascii="华文楷体" w:eastAsia="华文楷体" w:hAnsi="华文楷体" w:hint="eastAsia"/>
           <w:b/>
           <w:bCs/>
-          <w:sz w:val="13"/>
-          <w:szCs w:val="13"/>
-        </w:rPr>
-      </w:pPr>
-      <w:r>
-        <w:rPr>
-          <w:rFonts w:ascii="华文楷体" w:eastAsia="华文楷体" w:hAnsi="华文楷体"/>
-          <w:b/>
-          <w:bCs/>
-          <w:sz w:val="13"/>
-          <w:szCs w:val="13"/>
+          <w:sz w:val="15"/>
+          <w:szCs w:val="15"/>
+        </w:rPr>
+      </w:pPr>
+      <w:r>
+        <w:rPr>
+          <w:rFonts w:ascii="华文楷体" w:eastAsia="华文楷体" w:hAnsi="华文楷体"/>
+          <w:b/>
+          <w:bCs/>
+          <w:sz w:val="15"/>
+          <w:szCs w:val="15"/>
         </w:rPr>
         <w:t>3. 为什么 ADC 连续转换时开启 DMA 中断会卡死 CPU？</w:t>
       </w:r>
@@ -13992,25 +13500,25 @@
         <w:spacing w:after="0" w:line="200" w:lineRule="exact"/>
         <w:rPr>
           <w:rFonts w:ascii="华文楷体" w:eastAsia="华文楷体" w:hAnsi="华文楷体" w:hint="eastAsia"/>
-          <w:sz w:val="13"/>
-          <w:szCs w:val="13"/>
-        </w:rPr>
-      </w:pPr>
-      <w:r>
-        <w:rPr>
-          <w:rFonts w:ascii="华文楷体" w:eastAsia="华文楷体" w:hAnsi="华文楷体"/>
-          <w:b/>
-          <w:bCs/>
-          <w:sz w:val="13"/>
-          <w:szCs w:val="13"/>
+          <w:sz w:val="15"/>
+          <w:szCs w:val="15"/>
+        </w:rPr>
+      </w:pPr>
+      <w:r>
+        <w:rPr>
+          <w:rFonts w:ascii="华文楷体" w:eastAsia="华文楷体" w:hAnsi="华文楷体"/>
+          <w:b/>
+          <w:bCs/>
+          <w:sz w:val="15"/>
+          <w:szCs w:val="15"/>
         </w:rPr>
         <w:t>不是搬运卡，是中断卡</w:t>
       </w:r>
       <w:r>
         <w:rPr>
           <w:rFonts w:ascii="华文楷体" w:eastAsia="华文楷体" w:hAnsi="华文楷体"/>
-          <w:sz w:val="13"/>
-          <w:szCs w:val="13"/>
+          <w:sz w:val="15"/>
+          <w:szCs w:val="15"/>
         </w:rPr>
         <w:t>：DMA 硬件搬运只需几纳秒，对 CPU 几乎无感</w:t>
       </w:r>
@@ -14024,25 +13532,25 @@
         <w:spacing w:after="0" w:line="200" w:lineRule="exact"/>
         <w:rPr>
           <w:rFonts w:ascii="华文楷体" w:eastAsia="华文楷体" w:hAnsi="华文楷体" w:hint="eastAsia"/>
-          <w:sz w:val="13"/>
-          <w:szCs w:val="13"/>
-        </w:rPr>
-      </w:pPr>
-      <w:r>
-        <w:rPr>
-          <w:rFonts w:ascii="华文楷体" w:eastAsia="华文楷体" w:hAnsi="华文楷体"/>
-          <w:b/>
-          <w:bCs/>
-          <w:sz w:val="13"/>
-          <w:szCs w:val="13"/>
+          <w:sz w:val="15"/>
+          <w:szCs w:val="15"/>
+        </w:rPr>
+      </w:pPr>
+      <w:r>
+        <w:rPr>
+          <w:rFonts w:ascii="华文楷体" w:eastAsia="华文楷体" w:hAnsi="华文楷体"/>
+          <w:b/>
+          <w:bCs/>
+          <w:sz w:val="15"/>
+          <w:szCs w:val="15"/>
         </w:rPr>
         <w:t>中断风暴（Interrupt Storm）</w:t>
       </w:r>
       <w:r>
         <w:rPr>
           <w:rFonts w:ascii="华文楷体" w:eastAsia="华文楷体" w:hAnsi="华文楷体"/>
-          <w:sz w:val="13"/>
-          <w:szCs w:val="13"/>
+          <w:sz w:val="15"/>
+          <w:szCs w:val="15"/>
         </w:rPr>
         <w:t>：ADC 连续转换极快（微秒级）。缓冲区太小时，每秒产生数十万次中断；CPU 光是处理</w:t>
       </w:r>
@@ -14051,53 +13559,29 @@
           <w:rFonts w:ascii="华文楷体" w:eastAsia="华文楷体" w:hAnsi="华文楷体"/>
           <w:b/>
           <w:bCs/>
-          <w:sz w:val="13"/>
-          <w:szCs w:val="13"/>
+          <w:sz w:val="15"/>
+          <w:szCs w:val="15"/>
         </w:rPr>
         <w:t>压栈、出栈、清除标志位、执行回调</w:t>
       </w:r>
       <w:r>
         <w:rPr>
           <w:rFonts w:ascii="华文楷体" w:eastAsia="华文楷体" w:hAnsi="华文楷体"/>
-          <w:sz w:val="13"/>
-          <w:szCs w:val="13"/>
+          <w:sz w:val="15"/>
+          <w:szCs w:val="15"/>
         </w:rPr>
         <w:t>就把时间片全部耗尽，导致主程序假死。</w:t>
       </w:r>
-      <w:proofErr w:type="gramStart"/>
       <w:r>
         <w:rPr>
           <w:rFonts w:ascii="华文楷体" w:eastAsia="华文楷体" w:hAnsi="华文楷体"/>
           <w:i/>
           <w:iCs/>
-          <w:sz w:val="13"/>
-          <w:szCs w:val="13"/>
-        </w:rPr>
-        <w:t>(解法</w:t>
-      </w:r>
-      <w:proofErr w:type="gramEnd"/>
-      <w:r>
-        <w:rPr>
-          <w:rFonts w:ascii="华文楷体" w:eastAsia="华文楷体" w:hAnsi="华文楷体"/>
-          <w:i/>
-          <w:iCs/>
-          <w:sz w:val="13"/>
-          <w:szCs w:val="13"/>
-        </w:rPr>
-        <w:t xml:space="preserve">：增大 DMA 缓冲区或直接关闭 DMA </w:t>
-      </w:r>
-      <w:proofErr w:type="gramStart"/>
-      <w:r>
-        <w:rPr>
-          <w:rFonts w:ascii="华文楷体" w:eastAsia="华文楷体" w:hAnsi="华文楷体"/>
-          <w:i/>
-          <w:iCs/>
-          <w:sz w:val="13"/>
-          <w:szCs w:val="13"/>
-        </w:rPr>
-        <w:t>中断)</w:t>
-      </w:r>
-      <w:proofErr w:type="gramEnd"/>
+          <w:sz w:val="15"/>
+          <w:szCs w:val="15"/>
+        </w:rPr>
+        <w:t>(解法：增大 DMA 缓冲区或直接关闭 DMA 中断)</w:t>
+      </w:r>
     </w:p>
     <w:p>
       <w:pPr>
@@ -14106,17 +13590,17 @@
           <w:rFonts w:ascii="华文楷体" w:eastAsia="华文楷体" w:hAnsi="华文楷体" w:hint="eastAsia"/>
           <w:b/>
           <w:bCs/>
-          <w:sz w:val="13"/>
-          <w:szCs w:val="13"/>
-        </w:rPr>
-      </w:pPr>
-      <w:r>
-        <w:rPr>
-          <w:rFonts w:ascii="华文楷体" w:eastAsia="华文楷体" w:hAnsi="华文楷体"/>
-          <w:b/>
-          <w:bCs/>
-          <w:sz w:val="13"/>
-          <w:szCs w:val="13"/>
+          <w:sz w:val="15"/>
+          <w:szCs w:val="15"/>
+        </w:rPr>
+      </w:pPr>
+      <w:r>
+        <w:rPr>
+          <w:rFonts w:ascii="华文楷体" w:eastAsia="华文楷体" w:hAnsi="华文楷体"/>
+          <w:b/>
+          <w:bCs/>
+          <w:sz w:val="15"/>
+          <w:szCs w:val="15"/>
         </w:rPr>
         <w:t>4. 为什么 M2M（内存到内存）模式下禁止开启循环？</w:t>
       </w:r>
@@ -14130,25 +13614,25 @@
         <w:spacing w:after="0" w:line="200" w:lineRule="exact"/>
         <w:rPr>
           <w:rFonts w:ascii="华文楷体" w:eastAsia="华文楷体" w:hAnsi="华文楷体" w:hint="eastAsia"/>
-          <w:sz w:val="13"/>
-          <w:szCs w:val="13"/>
-        </w:rPr>
-      </w:pPr>
-      <w:r>
-        <w:rPr>
-          <w:rFonts w:ascii="华文楷体" w:eastAsia="华文楷体" w:hAnsi="华文楷体"/>
-          <w:b/>
-          <w:bCs/>
-          <w:sz w:val="13"/>
-          <w:szCs w:val="13"/>
+          <w:sz w:val="15"/>
+          <w:szCs w:val="15"/>
+        </w:rPr>
+      </w:pPr>
+      <w:r>
+        <w:rPr>
+          <w:rFonts w:ascii="华文楷体" w:eastAsia="华文楷体" w:hAnsi="华文楷体"/>
+          <w:b/>
+          <w:bCs/>
+          <w:sz w:val="15"/>
+          <w:szCs w:val="15"/>
         </w:rPr>
         <w:t>缺少“硬件节流阀”</w:t>
       </w:r>
       <w:r>
         <w:rPr>
           <w:rFonts w:ascii="华文楷体" w:eastAsia="华文楷体" w:hAnsi="华文楷体"/>
-          <w:sz w:val="13"/>
-          <w:szCs w:val="13"/>
+          <w:sz w:val="15"/>
+          <w:szCs w:val="15"/>
         </w:rPr>
         <w:t>：外设模式受限于采样率或通信波特率，DMA 会主动等待；但 SRAM 读写无任何速度限制</w:t>
       </w:r>
@@ -14162,25 +13646,25 @@
         <w:spacing w:after="0" w:line="200" w:lineRule="exact"/>
         <w:rPr>
           <w:rFonts w:ascii="华文楷体" w:eastAsia="华文楷体" w:hAnsi="华文楷体" w:hint="eastAsia"/>
-          <w:sz w:val="13"/>
-          <w:szCs w:val="13"/>
-        </w:rPr>
-      </w:pPr>
-      <w:r>
-        <w:rPr>
-          <w:rFonts w:ascii="华文楷体" w:eastAsia="华文楷体" w:hAnsi="华文楷体"/>
-          <w:b/>
-          <w:bCs/>
-          <w:sz w:val="13"/>
-          <w:szCs w:val="13"/>
+          <w:sz w:val="15"/>
+          <w:szCs w:val="15"/>
+        </w:rPr>
+      </w:pPr>
+      <w:r>
+        <w:rPr>
+          <w:rFonts w:ascii="华文楷体" w:eastAsia="华文楷体" w:hAnsi="华文楷体"/>
+          <w:b/>
+          <w:bCs/>
+          <w:sz w:val="15"/>
+          <w:szCs w:val="15"/>
         </w:rPr>
         <w:t>总线饥饿（Bus Starvation）</w:t>
       </w:r>
       <w:r>
         <w:rPr>
           <w:rFonts w:ascii="华文楷体" w:eastAsia="华文楷体" w:hAnsi="华文楷体"/>
-          <w:sz w:val="13"/>
-          <w:szCs w:val="13"/>
+          <w:sz w:val="15"/>
+          <w:szCs w:val="15"/>
         </w:rPr>
         <w:t xml:space="preserve">：若 M2M 开启循环，DMA 会以 168MHz 满主频 </w:t>
       </w:r>
@@ -14189,39 +13673,19 @@
           <w:rFonts w:ascii="华文楷体" w:eastAsia="华文楷体" w:hAnsi="华文楷体"/>
           <w:b/>
           <w:bCs/>
-          <w:sz w:val="13"/>
-          <w:szCs w:val="13"/>
+          <w:sz w:val="15"/>
+          <w:szCs w:val="15"/>
         </w:rPr>
         <w:t>100% 极速死循环霸占 SRAM</w:t>
       </w:r>
       <w:r>
         <w:rPr>
           <w:rFonts w:ascii="华文楷体" w:eastAsia="华文楷体" w:hAnsi="华文楷体"/>
-          <w:sz w:val="13"/>
-          <w:szCs w:val="13"/>
+          <w:sz w:val="15"/>
+          <w:szCs w:val="15"/>
         </w:rPr>
         <w:t>，CPU 彻底无法读写任何变量与堆栈，系统瞬间崩溃</w:t>
       </w:r>
-    </w:p>
-    <w:p>
-      <w:pPr>
-        <w:spacing w:after="0" w:line="240" w:lineRule="exact"/>
-        <w:rPr>
-          <w:rFonts w:ascii="华文楷体" w:eastAsia="华文楷体" w:hAnsi="华文楷体" w:hint="eastAsia"/>
-          <w:sz w:val="15"/>
-          <w:szCs w:val="15"/>
-        </w:rPr>
-      </w:pPr>
-    </w:p>
-    <w:p>
-      <w:pPr>
-        <w:spacing w:after="0" w:line="240" w:lineRule="exact"/>
-        <w:rPr>
-          <w:rFonts w:ascii="华文楷体" w:eastAsia="华文楷体" w:hAnsi="华文楷体" w:hint="eastAsia"/>
-          <w:sz w:val="15"/>
-          <w:szCs w:val="15"/>
-        </w:rPr>
-      </w:pPr>
     </w:p>
     <w:p>
       <w:pPr>
@@ -14276,7 +13740,6 @@
           <w:szCs w:val="15"/>
         </w:rPr>
       </w:pPr>
-      <w:proofErr w:type="gramStart"/>
       <w:r>
         <w:rPr>
           <w:rFonts w:ascii="华文楷体" w:eastAsia="华文楷体" w:hAnsi="华文楷体"/>
@@ -14293,35 +13756,15 @@
           <w:sz w:val="15"/>
           <w:szCs w:val="15"/>
         </w:rPr>
-        <w:t>普通推挽</w:t>
-      </w:r>
-      <w:proofErr w:type="gramEnd"/>
-      <w:r>
-        <w:rPr>
-          <w:rFonts w:ascii="华文楷体" w:eastAsia="华文楷体" w:hAnsi="华文楷体"/>
-          <w:b/>
-          <w:bCs/>
-          <w:sz w:val="15"/>
-          <w:szCs w:val="15"/>
-        </w:rPr>
-        <w:t xml:space="preserve"> GPIO</w:t>
-      </w:r>
-      <w:r>
-        <w:rPr>
-          <w:rFonts w:ascii="华文楷体" w:eastAsia="华文楷体" w:hAnsi="华文楷体"/>
-          <w:sz w:val="15"/>
-          <w:szCs w:val="15"/>
-        </w:rPr>
-        <w:t>：GPIO 自己控制输出高/</w:t>
-      </w:r>
-      <w:proofErr w:type="gramStart"/>
-      <w:r>
-        <w:rPr>
-          <w:rFonts w:ascii="华文楷体" w:eastAsia="华文楷体" w:hAnsi="华文楷体"/>
-          <w:sz w:val="15"/>
-          <w:szCs w:val="15"/>
-        </w:rPr>
-        <w:t>低电平</w:t>
+        <w:t>普通推挽 GPIO</w:t>
+      </w:r>
+      <w:r>
+        <w:rPr>
+          <w:rFonts w:ascii="华文楷体" w:eastAsia="华文楷体" w:hAnsi="华文楷体"/>
+          <w:sz w:val="15"/>
+          <w:szCs w:val="15"/>
+        </w:rPr>
+        <w:t>：GPIO 自己控制输出高/低电平</w:t>
       </w:r>
       <w:r>
         <w:rPr>
@@ -14339,7 +13782,6 @@
         </w:rPr>
         <w:t>→</w:t>
       </w:r>
-      <w:proofErr w:type="gramEnd"/>
       <w:r>
         <w:rPr>
           <w:rFonts w:ascii="华文楷体" w:eastAsia="华文楷体" w:hAnsi="华文楷体" w:hint="eastAsia"/>
@@ -14376,7 +13818,6 @@
           <w:szCs w:val="15"/>
         </w:rPr>
       </w:pPr>
-      <w:proofErr w:type="gramStart"/>
       <w:r>
         <w:rPr>
           <w:rFonts w:ascii="华文楷体" w:eastAsia="华文楷体" w:hAnsi="华文楷体"/>
@@ -14393,18 +13834,7 @@
           <w:sz w:val="15"/>
           <w:szCs w:val="15"/>
         </w:rPr>
-        <w:t>复用推挽</w:t>
-      </w:r>
-      <w:proofErr w:type="gramEnd"/>
-      <w:r>
-        <w:rPr>
-          <w:rFonts w:ascii="华文楷体" w:eastAsia="华文楷体" w:hAnsi="华文楷体"/>
-          <w:b/>
-          <w:bCs/>
-          <w:sz w:val="15"/>
-          <w:szCs w:val="15"/>
-        </w:rPr>
-        <w:t xml:space="preserve"> GPIO</w:t>
+        <w:t>复用推挽 GPIO</w:t>
       </w:r>
       <w:r>
         <w:rPr>
@@ -14430,16 +13860,7 @@
           <w:sz w:val="15"/>
           <w:szCs w:val="15"/>
         </w:rPr>
-        <w:t>（如 USART、SPI、TIM 等），</w:t>
-      </w:r>
-      <w:proofErr w:type="gramStart"/>
-      <w:r>
-        <w:rPr>
-          <w:rFonts w:ascii="华文楷体" w:eastAsia="华文楷体" w:hAnsi="华文楷体"/>
-          <w:sz w:val="15"/>
-          <w:szCs w:val="15"/>
-        </w:rPr>
-        <w:t>但输出电气结构仍然是推挽</w:t>
+        <w:t>（如 USART、SPI、TIM 等），但输出电气结构仍然是推挽</w:t>
       </w:r>
       <w:r>
         <w:rPr>
@@ -14455,16 +13876,7 @@
           <w:sz w:val="15"/>
           <w:szCs w:val="15"/>
         </w:rPr>
-        <w:t>→</w:t>
-      </w:r>
-      <w:proofErr w:type="gramEnd"/>
-      <w:r>
-        <w:rPr>
-          <w:rFonts w:ascii="华文楷体" w:eastAsia="华文楷体" w:hAnsi="华文楷体"/>
-          <w:sz w:val="15"/>
-          <w:szCs w:val="15"/>
-        </w:rPr>
-        <w:t xml:space="preserve"> </w:t>
+        <w:t xml:space="preserve">→ </w:t>
       </w:r>
       <w:r>
         <w:rPr>
@@ -14572,7 +13984,7 @@
           <w:szCs w:val="15"/>
         </w:rPr>
         <w:drawing>
-          <wp:anchor distT="0" distB="0" distL="114300" distR="114300" simplePos="0" relativeHeight="251671552" behindDoc="0" locked="0" layoutInCell="1" allowOverlap="1" wp14:anchorId="363BB8AC" wp14:editId="0FA51CEA">
+          <wp:anchor distT="0" distB="0" distL="114300" distR="114300" simplePos="0" relativeHeight="251669504" behindDoc="0" locked="0" layoutInCell="1" allowOverlap="1" wp14:anchorId="363BB8AC" wp14:editId="1FC99C45">
             <wp:simplePos x="0" y="0"/>
             <wp:positionH relativeFrom="column">
               <wp:posOffset>-22860</wp:posOffset>
@@ -14635,29 +14047,7 @@
           <w:sz w:val="15"/>
           <w:szCs w:val="15"/>
         </w:rPr>
-        <w:t>USART1_IRQHandler</w:t>
-      </w:r>
-      <w:proofErr w:type="gramStart"/>
-      <w:r>
-        <w:rPr>
-          <w:rFonts w:ascii="华文楷体" w:eastAsia="华文楷体" w:hAnsi="华文楷体"/>
-          <w:b/>
-          <w:bCs/>
-          <w:sz w:val="15"/>
-          <w:szCs w:val="15"/>
-        </w:rPr>
-        <w:t>(void)</w:t>
-      </w:r>
-      <w:proofErr w:type="gramEnd"/>
-      <w:r>
-        <w:rPr>
-          <w:rFonts w:ascii="华文楷体" w:eastAsia="华文楷体" w:hAnsi="华文楷体"/>
-          <w:b/>
-          <w:bCs/>
-          <w:sz w:val="15"/>
-          <w:szCs w:val="15"/>
-        </w:rPr>
-        <w:t>（硬件中断入口）</w:t>
+        <w:t>USART1_IRQHandler(void)（硬件中断入口）</w:t>
       </w:r>
       <w:r>
         <w:rPr>
@@ -14840,7 +14230,6 @@
         <w:t>HAL_UART_IRQHandler</w:t>
       </w:r>
       <w:proofErr w:type="spellEnd"/>
-      <w:proofErr w:type="gramStart"/>
       <w:r>
         <w:rPr>
           <w:rFonts w:ascii="华文楷体" w:eastAsia="华文楷体" w:hAnsi="华文楷体"/>
@@ -14871,18 +14260,7 @@
           <w:sz w:val="15"/>
           <w:szCs w:val="15"/>
         </w:rPr>
-        <w:t>)</w:t>
-      </w:r>
-      <w:proofErr w:type="gramEnd"/>
-      <w:r>
-        <w:rPr>
-          <w:rFonts w:ascii="华文楷体" w:eastAsia="华文楷体" w:hAnsi="华文楷体"/>
-          <w:b/>
-          <w:bCs/>
-          <w:sz w:val="15"/>
-          <w:szCs w:val="15"/>
-        </w:rPr>
-        <w:t>（HAL 库状态机总管）</w:t>
+        <w:t>)（HAL 库状态机总管）</w:t>
       </w:r>
       <w:r>
         <w:rPr>
@@ -15100,7 +14478,6 @@
         <w:t>HAL_UART_IRQHandler</w:t>
       </w:r>
       <w:proofErr w:type="spellEnd"/>
-      <w:proofErr w:type="gramStart"/>
       <w:r>
         <w:rPr>
           <w:rFonts w:ascii="华文楷体" w:eastAsia="华文楷体" w:hAnsi="华文楷体"/>
@@ -15111,20 +14488,7 @@
           <w:u w:val="single"/>
           <w:shd w:val="pct15" w:color="auto" w:fill="FFFFFF"/>
         </w:rPr>
-        <w:t>(&amp;huart1)</w:t>
-      </w:r>
-      <w:proofErr w:type="gramEnd"/>
-      <w:r>
-        <w:rPr>
-          <w:rFonts w:ascii="华文楷体" w:eastAsia="华文楷体" w:hAnsi="华文楷体"/>
-          <w:i/>
-          <w:iCs/>
-          <w:sz w:val="15"/>
-          <w:szCs w:val="15"/>
-          <w:u w:val="single"/>
-          <w:shd w:val="pct15" w:color="auto" w:fill="FFFFFF"/>
-        </w:rPr>
-        <w:t>，基于 HAL 库的所有官方 Callback 机制均</w:t>
+        <w:t>(&amp;huart1)，基于 HAL 库的所有官方 Callback 机制均</w:t>
       </w:r>
       <w:r>
         <w:rPr>
@@ -15611,7 +14975,6 @@
         <w:t>Error_Handler</w:t>
       </w:r>
       <w:proofErr w:type="spellEnd"/>
-      <w:proofErr w:type="gramStart"/>
       <w:r>
         <w:rPr>
           <w:rFonts w:ascii="华文楷体" w:eastAsia="华文楷体" w:hAnsi="华文楷体"/>
@@ -15628,7 +14991,6 @@
         </w:rPr>
         <w:t xml:space="preserve"> </w:t>
       </w:r>
-      <w:proofErr w:type="gramEnd"/>
       <w:r>
         <w:rPr>
           <w:rFonts w:ascii="华文楷体" w:eastAsia="华文楷体" w:hAnsi="华文楷体"/>
@@ -15707,7 +15069,7 @@
         <mc:AlternateContent>
           <mc:Choice Requires="wpg">
             <w:drawing>
-              <wp:anchor distT="0" distB="0" distL="114300" distR="114300" simplePos="0" relativeHeight="251675648" behindDoc="0" locked="0" layoutInCell="1" allowOverlap="1" wp14:anchorId="2792048D" wp14:editId="1140DB4E">
+              <wp:anchor distT="0" distB="0" distL="114300" distR="114300" simplePos="0" relativeHeight="251673600" behindDoc="0" locked="0" layoutInCell="1" allowOverlap="1" wp14:anchorId="2792048D" wp14:editId="147CD6B0">
                 <wp:simplePos x="0" y="0"/>
                 <wp:positionH relativeFrom="column">
                   <wp:posOffset>-25121</wp:posOffset>
@@ -15971,7 +15333,6 @@
                                   <w:szCs w:val="15"/>
                                 </w:rPr>
                               </w:pPr>
-                              <w:proofErr w:type="gramStart"/>
                               <w:r>
                                 <w:rPr>
                                   <w:rFonts w:ascii="华文楷体" w:eastAsia="华文楷体" w:hAnsi="华文楷体"/>
@@ -15988,18 +15349,7 @@
                                   <w:sz w:val="15"/>
                                   <w:szCs w:val="15"/>
                                 </w:rPr>
-                                <w:t>作用</w:t>
-                              </w:r>
-                              <w:proofErr w:type="gramEnd"/>
-                              <w:r>
-                                <w:rPr>
-                                  <w:rFonts w:ascii="华文楷体" w:eastAsia="华文楷体" w:hAnsi="华文楷体"/>
-                                  <w:b/>
-                                  <w:bCs/>
-                                  <w:sz w:val="15"/>
-                                  <w:szCs w:val="15"/>
-                                </w:rPr>
-                                <w:t>（安全停机）</w:t>
+                                <w:t>作用（安全停机）</w:t>
                               </w:r>
                               <w:r>
                                 <w:rPr>
@@ -16019,7 +15369,6 @@
                                   <w:szCs w:val="15"/>
                                 </w:rPr>
                               </w:pPr>
-                              <w:proofErr w:type="gramStart"/>
                               <w:r>
                                 <w:rPr>
                                   <w:rFonts w:ascii="华文楷体" w:eastAsia="华文楷体" w:hAnsi="华文楷体"/>
@@ -16036,18 +15385,7 @@
                                   <w:sz w:val="15"/>
                                   <w:szCs w:val="15"/>
                                 </w:rPr>
-                                <w:t>用法</w:t>
-                              </w:r>
-                              <w:proofErr w:type="gramEnd"/>
-                              <w:r>
-                                <w:rPr>
-                                  <w:rFonts w:ascii="华文楷体" w:eastAsia="华文楷体" w:hAnsi="华文楷体"/>
-                                  <w:b/>
-                                  <w:bCs/>
-                                  <w:sz w:val="15"/>
-                                  <w:szCs w:val="15"/>
-                                </w:rPr>
-                                <w:t>（错误捕获）</w:t>
+                                <w:t>用法（错误捕获）</w:t>
                               </w:r>
                               <w:r>
                                 <w:rPr>
@@ -16073,25 +15411,7 @@
                                   <w:sz w:val="15"/>
                                   <w:szCs w:val="15"/>
                                 </w:rPr>
-                                <w:t>()</w:t>
-                              </w:r>
-                              <w:proofErr w:type="gramStart"/>
-                              <w:r>
-                                <w:rPr>
-                                  <w:rFonts w:ascii="华文楷体" w:eastAsia="华文楷体" w:hAnsi="华文楷体"/>
-                                  <w:sz w:val="15"/>
-                                  <w:szCs w:val="15"/>
-                                </w:rPr>
-                                <w:t xml:space="preserve"> !</w:t>
-                              </w:r>
-                              <w:proofErr w:type="gramEnd"/>
-                              <w:r>
-                                <w:rPr>
-                                  <w:rFonts w:ascii="华文楷体" w:eastAsia="华文楷体" w:hAnsi="华文楷体"/>
-                                  <w:sz w:val="15"/>
-                                  <w:szCs w:val="15"/>
-                                </w:rPr>
-                                <w:t xml:space="preserve">= HAL_OK) </w:t>
+                                <w:t xml:space="preserve">() != HAL_OK) </w:t>
                               </w:r>
                               <w:proofErr w:type="spellStart"/>
                               <w:r>
@@ -16121,7 +15441,6 @@
                                   <w:szCs w:val="15"/>
                                 </w:rPr>
                               </w:pPr>
-                              <w:proofErr w:type="gramStart"/>
                               <w:r>
                                 <w:rPr>
                                   <w:rFonts w:ascii="华文楷体" w:eastAsia="华文楷体" w:hAnsi="华文楷体"/>
@@ -16138,18 +15457,7 @@
                                   <w:sz w:val="15"/>
                                   <w:szCs w:val="15"/>
                                 </w:rPr>
-                                <w:t>排查</w:t>
-                              </w:r>
-                              <w:proofErr w:type="gramEnd"/>
-                              <w:r>
-                                <w:rPr>
-                                  <w:rFonts w:ascii="华文楷体" w:eastAsia="华文楷体" w:hAnsi="华文楷体"/>
-                                  <w:b/>
-                                  <w:bCs/>
-                                  <w:sz w:val="15"/>
-                                  <w:szCs w:val="15"/>
-                                </w:rPr>
-                                <w:t>（秒级定位）</w:t>
+                                <w:t>排查（秒级定位）</w:t>
                               </w:r>
                               <w:r>
                                 <w:rPr>
@@ -16257,26 +15565,7 @@
           </mc:Choice>
           <mc:Fallback>
             <w:pict>
-              <v:group w14:anchorId="2792048D" id="组合 10" o:spid="_x0000_s1028" style="position:absolute;margin-left:-2pt;margin-top:1.95pt;width:488.5pt;height:106.95pt;z-index:251675648" coordsize="62038,13582" o:gfxdata="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">
-                <v:shapetype id="_x0000_t75" coordsize="21600,21600" o:spt="75" o:preferrelative="t" path="m@4@5l@4@11@9@11@9@5xe" filled="f" stroked="f">
-                  <v:stroke joinstyle="miter"/>
-                  <v:formulas>
-                    <v:f eqn="if lineDrawn pixelLineWidth 0"/>
-                    <v:f eqn="sum @0 1 0"/>
-                    <v:f eqn="sum 0 0 @1"/>
-                    <v:f eqn="prod @2 1 2"/>
-                    <v:f eqn="prod @3 21600 pixelWidth"/>
-                    <v:f eqn="prod @3 21600 pixelHeight"/>
-                    <v:f eqn="sum @0 0 1"/>
-                    <v:f eqn="prod @6 1 2"/>
-                    <v:f eqn="prod @7 21600 pixelWidth"/>
-                    <v:f eqn="sum @8 21600 0"/>
-                    <v:f eqn="prod @7 21600 pixelHeight"/>
-                    <v:f eqn="sum @10 21600 0"/>
-                  </v:formulas>
-                  <v:path o:extrusionok="f" gradientshapeok="t" o:connecttype="rect"/>
-                  <o:lock v:ext="edit" aspectratio="t"/>
-                </v:shapetype>
+              <v:group w14:anchorId="2792048D" id="组合 10" o:spid="_x0000_s1028" style="position:absolute;margin-left:-2pt;margin-top:1.95pt;width:488.5pt;height:106.95pt;z-index:251673600" coordsize="62038,13582" o:gfxdata="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">
                 <v:shape id="图片 1" o:spid="_x0000_s1029" type="#_x0000_t75" style="position:absolute;width:20186;height:13582;visibility:visible;mso-wrap-style:square" o:gfxdata="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">
                   <v:imagedata r:id="rId41" o:title=""/>
                 </v:shape>
@@ -17378,7 +16667,7 @@
       <w:pPr>
         <w:spacing w:afterLines="50" w:after="156" w:line="240" w:lineRule="exact"/>
         <w:rPr>
-          <w:rFonts w:ascii="华文楷体" w:eastAsia="华文楷体" w:hAnsi="华文楷体"/>
+          <w:rFonts w:ascii="华文楷体" w:eastAsia="华文楷体" w:hAnsi="华文楷体" w:hint="eastAsia"/>
           <w:i/>
           <w:iCs/>
           <w:sz w:val="15"/>
@@ -17410,9 +16699,2253 @@
     </w:p>
     <w:p>
       <w:pPr>
+        <w:spacing w:after="0" w:line="240" w:lineRule="exact"/>
+        <w:rPr>
+          <w:rFonts w:ascii="华文楷体" w:eastAsia="华文楷体" w:hAnsi="华文楷体" w:hint="eastAsia"/>
+          <w:b/>
+          <w:bCs/>
+          <w:sz w:val="17"/>
+          <w:szCs w:val="17"/>
+          <w:shd w:val="pct15" w:color="auto" w:fill="FFFFFF"/>
+        </w:rPr>
+      </w:pPr>
+      <w:r>
+        <w:rPr>
+          <w:rFonts w:ascii="华文楷体" w:eastAsia="华文楷体" w:hAnsi="华文楷体"/>
+          <w:b/>
+          <w:bCs/>
+          <w:sz w:val="17"/>
+          <w:szCs w:val="17"/>
+          <w:shd w:val="pct15" w:color="auto" w:fill="FFFFFF"/>
+        </w:rPr>
+        <w:t>PRIMASK 是什么？</w:t>
+      </w:r>
+    </w:p>
+    <w:p>
+      <w:pPr>
+        <w:numPr>
+          <w:ilvl w:val="0"/>
+          <w:numId w:val="56"/>
+        </w:numPr>
+        <w:spacing w:after="0" w:line="240" w:lineRule="exact"/>
+        <w:rPr>
+          <w:rFonts w:ascii="华文楷体" w:eastAsia="华文楷体" w:hAnsi="华文楷体" w:hint="eastAsia"/>
+          <w:sz w:val="15"/>
+          <w:szCs w:val="15"/>
+        </w:rPr>
+      </w:pPr>
+      <w:r>
+        <w:rPr>
+          <w:rFonts w:ascii="华文楷体" w:eastAsia="华文楷体" w:hAnsi="华文楷体"/>
+          <w:b/>
+          <w:bCs/>
+          <w:sz w:val="15"/>
+          <w:szCs w:val="15"/>
+        </w:rPr>
+        <w:t>本质</w:t>
+      </w:r>
+      <w:r>
+        <w:rPr>
+          <w:rFonts w:ascii="华文楷体" w:eastAsia="华文楷体" w:hAnsi="华文楷体"/>
+          <w:sz w:val="15"/>
+          <w:szCs w:val="15"/>
+        </w:rPr>
+        <w:t xml:space="preserve">：ARM Cortex-M 内核里的 </w:t>
+      </w:r>
+      <w:r>
+        <w:rPr>
+          <w:rFonts w:ascii="华文楷体" w:eastAsia="华文楷体" w:hAnsi="华文楷体"/>
+          <w:b/>
+          <w:bCs/>
+          <w:sz w:val="15"/>
+          <w:szCs w:val="15"/>
+        </w:rPr>
+        <w:t>CPU 总中断开关</w:t>
+      </w:r>
+      <w:r>
+        <w:rPr>
+          <w:rFonts w:ascii="华文楷体" w:eastAsia="华文楷体" w:hAnsi="华文楷体"/>
+          <w:sz w:val="15"/>
+          <w:szCs w:val="15"/>
+        </w:rPr>
+        <w:t>（只有 1 个 bit 的寄存器）。</w:t>
+      </w:r>
+    </w:p>
+    <w:p>
+      <w:pPr>
+        <w:numPr>
+          <w:ilvl w:val="0"/>
+          <w:numId w:val="56"/>
+        </w:numPr>
+        <w:spacing w:after="0" w:line="240" w:lineRule="exact"/>
+        <w:rPr>
+          <w:rFonts w:ascii="华文楷体" w:eastAsia="华文楷体" w:hAnsi="华文楷体" w:hint="eastAsia"/>
+          <w:sz w:val="15"/>
+          <w:szCs w:val="15"/>
+        </w:rPr>
+      </w:pPr>
+      <w:r>
+        <w:rPr>
+          <w:rFonts w:ascii="华文楷体" w:eastAsia="华文楷体" w:hAnsi="华文楷体"/>
+          <w:b/>
+          <w:bCs/>
+          <w:sz w:val="15"/>
+          <w:szCs w:val="15"/>
+        </w:rPr>
+        <w:t>取值</w:t>
+      </w:r>
+      <w:r>
+        <w:rPr>
+          <w:rFonts w:ascii="华文楷体" w:eastAsia="华文楷体" w:hAnsi="华文楷体"/>
+          <w:sz w:val="15"/>
+          <w:szCs w:val="15"/>
+        </w:rPr>
+        <w:t>：0：中断全开（默认）</w:t>
+      </w:r>
+      <w:r>
+        <w:rPr>
+          <w:rFonts w:ascii="华文楷体" w:eastAsia="华文楷体" w:hAnsi="华文楷体"/>
+          <w:sz w:val="15"/>
+          <w:szCs w:val="15"/>
+        </w:rPr>
+        <w:tab/>
+      </w:r>
+      <w:r>
+        <w:rPr>
+          <w:rFonts w:ascii="华文楷体" w:eastAsia="华文楷体" w:hAnsi="华文楷体"/>
+          <w:sz w:val="15"/>
+          <w:szCs w:val="15"/>
+        </w:rPr>
+        <w:t>1：全局关中断（屏蔽所有外设中断，仅保留 Reset、NMI、</w:t>
+      </w:r>
+      <w:proofErr w:type="spellStart"/>
+      <w:r>
+        <w:rPr>
+          <w:rFonts w:ascii="华文楷体" w:eastAsia="华文楷体" w:hAnsi="华文楷体"/>
+          <w:sz w:val="15"/>
+          <w:szCs w:val="15"/>
+        </w:rPr>
+        <w:t>HardFault</w:t>
+      </w:r>
+      <w:proofErr w:type="spellEnd"/>
+      <w:r>
+        <w:rPr>
+          <w:rFonts w:ascii="华文楷体" w:eastAsia="华文楷体" w:hAnsi="华文楷体"/>
+          <w:sz w:val="15"/>
+          <w:szCs w:val="15"/>
+        </w:rPr>
+        <w:t>）</w:t>
+      </w:r>
+    </w:p>
+    <w:p>
+      <w:pPr>
+        <w:spacing w:after="0" w:line="240" w:lineRule="exact"/>
+        <w:rPr>
+          <w:rFonts w:ascii="华文楷体" w:eastAsia="华文楷体" w:hAnsi="华文楷体" w:hint="eastAsia"/>
+          <w:b/>
+          <w:bCs/>
+          <w:sz w:val="15"/>
+          <w:szCs w:val="15"/>
+          <w:shd w:val="pct15" w:color="auto" w:fill="FFFFFF"/>
+        </w:rPr>
+      </w:pPr>
+    </w:p>
+    <w:p>
+      <w:pPr>
+        <w:spacing w:after="0" w:line="240" w:lineRule="exact"/>
+        <w:rPr>
+          <w:rFonts w:ascii="华文楷体" w:eastAsia="华文楷体" w:hAnsi="华文楷体" w:hint="eastAsia"/>
+          <w:b/>
+          <w:bCs/>
+          <w:sz w:val="15"/>
+          <w:szCs w:val="15"/>
+          <w:shd w:val="pct15" w:color="auto" w:fill="FFFFFF"/>
+        </w:rPr>
+      </w:pPr>
+      <w:r>
+        <w:rPr>
+          <w:rFonts w:ascii="华文楷体" w:eastAsia="华文楷体" w:hAnsi="华文楷体"/>
+          <w:b/>
+          <w:bCs/>
+          <w:sz w:val="15"/>
+          <w:szCs w:val="15"/>
+          <w:shd w:val="pct15" w:color="auto" w:fill="FFFFFF"/>
+        </w:rPr>
+        <w:t>为什么底层函数严禁裸写 __</w:t>
+      </w:r>
+      <w:proofErr w:type="spellStart"/>
+      <w:r>
+        <w:rPr>
+          <w:rFonts w:ascii="华文楷体" w:eastAsia="华文楷体" w:hAnsi="华文楷体"/>
+          <w:b/>
+          <w:bCs/>
+          <w:sz w:val="15"/>
+          <w:szCs w:val="15"/>
+          <w:shd w:val="pct15" w:color="auto" w:fill="FFFFFF"/>
+        </w:rPr>
+        <w:t>enable_irq</w:t>
+      </w:r>
+      <w:proofErr w:type="spellEnd"/>
+      <w:r>
+        <w:rPr>
+          <w:rFonts w:ascii="华文楷体" w:eastAsia="华文楷体" w:hAnsi="华文楷体"/>
+          <w:b/>
+          <w:bCs/>
+          <w:sz w:val="15"/>
+          <w:szCs w:val="15"/>
+          <w:shd w:val="pct15" w:color="auto" w:fill="FFFFFF"/>
+        </w:rPr>
+        <w:t>()？</w:t>
+      </w:r>
+    </w:p>
+    <w:p>
+      <w:pPr>
+        <w:spacing w:after="0" w:line="240" w:lineRule="exact"/>
+        <w:rPr>
+          <w:rFonts w:ascii="华文楷体" w:eastAsia="华文楷体" w:hAnsi="华文楷体" w:hint="eastAsia"/>
+          <w:sz w:val="15"/>
+          <w:szCs w:val="15"/>
+        </w:rPr>
+      </w:pPr>
+      <w:r>
+        <w:rPr>
+          <w:rFonts w:ascii="华文楷体" w:eastAsia="华文楷体" w:hAnsi="华文楷体"/>
+          <w:b/>
+          <w:bCs/>
+          <w:sz w:val="15"/>
+          <w:szCs w:val="15"/>
+        </w:rPr>
+        <w:t>核心死穴</w:t>
+      </w:r>
+      <w:r>
+        <w:rPr>
+          <w:rFonts w:ascii="华文楷体" w:eastAsia="华文楷体" w:hAnsi="华文楷体"/>
+          <w:sz w:val="15"/>
+          <w:szCs w:val="15"/>
+        </w:rPr>
+        <w:t>：它会</w:t>
+      </w:r>
+      <w:r>
+        <w:rPr>
+          <w:rFonts w:ascii="华文楷体" w:eastAsia="华文楷体" w:hAnsi="华文楷体"/>
+          <w:b/>
+          <w:bCs/>
+          <w:sz w:val="15"/>
+          <w:szCs w:val="15"/>
+        </w:rPr>
+        <w:t>破坏嵌套</w:t>
+      </w:r>
+    </w:p>
+    <w:p>
+      <w:pPr>
+        <w:spacing w:after="0" w:line="240" w:lineRule="exact"/>
+        <w:rPr>
+          <w:rFonts w:ascii="华文楷体" w:eastAsia="华文楷体" w:hAnsi="华文楷体" w:hint="eastAsia"/>
+          <w:sz w:val="15"/>
+          <w:szCs w:val="15"/>
+        </w:rPr>
+      </w:pPr>
+      <w:r>
+        <w:rPr>
+          <w:rFonts w:ascii="华文楷体" w:eastAsia="华文楷体" w:hAnsi="华文楷体"/>
+          <w:b/>
+          <w:bCs/>
+          <w:sz w:val="15"/>
+          <w:szCs w:val="15"/>
+        </w:rPr>
+        <w:t>后果</w:t>
+      </w:r>
+      <w:r>
+        <w:rPr>
+          <w:rFonts w:ascii="华文楷体" w:eastAsia="华文楷体" w:hAnsi="华文楷体"/>
+          <w:sz w:val="15"/>
+          <w:szCs w:val="15"/>
+        </w:rPr>
+        <w:t>：如果外层函数原本为了安全主动关了中断，底层函数执行完毕随手一句 __</w:t>
+      </w:r>
+      <w:proofErr w:type="spellStart"/>
+      <w:r>
+        <w:rPr>
+          <w:rFonts w:ascii="华文楷体" w:eastAsia="华文楷体" w:hAnsi="华文楷体"/>
+          <w:sz w:val="15"/>
+          <w:szCs w:val="15"/>
+        </w:rPr>
+        <w:t>enable_irq</w:t>
+      </w:r>
+      <w:proofErr w:type="spellEnd"/>
+      <w:r>
+        <w:rPr>
+          <w:rFonts w:ascii="华文楷体" w:eastAsia="华文楷体" w:hAnsi="华文楷体"/>
+          <w:sz w:val="15"/>
+          <w:szCs w:val="15"/>
+        </w:rPr>
+        <w:t>()，就会把全局中断</w:t>
+      </w:r>
+      <w:r>
+        <w:rPr>
+          <w:rFonts w:ascii="华文楷体" w:eastAsia="华文楷体" w:hAnsi="华文楷体"/>
+          <w:b/>
+          <w:bCs/>
+          <w:sz w:val="15"/>
+          <w:szCs w:val="15"/>
+        </w:rPr>
+        <w:t>强行提前打开</w:t>
+      </w:r>
+      <w:r>
+        <w:rPr>
+          <w:rFonts w:ascii="华文楷体" w:eastAsia="华文楷体" w:hAnsi="华文楷体"/>
+          <w:sz w:val="15"/>
+          <w:szCs w:val="15"/>
+        </w:rPr>
+        <w:t>，导致外层的保护彻底失效被穿透</w:t>
+      </w:r>
+    </w:p>
+    <w:p>
+      <w:pPr>
+        <w:spacing w:after="0" w:line="240" w:lineRule="exact"/>
+        <w:rPr>
+          <w:rFonts w:ascii="华文楷体" w:eastAsia="华文楷体" w:hAnsi="华文楷体" w:hint="eastAsia"/>
+          <w:sz w:val="15"/>
+          <w:szCs w:val="15"/>
+        </w:rPr>
+      </w:pPr>
+      <w:r>
+        <w:rPr>
+          <w:rFonts w:ascii="华文楷体" w:eastAsia="华文楷体" w:hAnsi="华文楷体"/>
+          <w:noProof/>
+          <w:sz w:val="15"/>
+          <w:szCs w:val="15"/>
+        </w:rPr>
+        <mc:AlternateContent>
+          <mc:Choice Requires="wpg">
+            <w:drawing>
+              <wp:anchor distT="0" distB="0" distL="114300" distR="114300" simplePos="0" relativeHeight="251676672" behindDoc="0" locked="0" layoutInCell="1" allowOverlap="1" wp14:anchorId="57DA71E4" wp14:editId="1444ECB1">
+                <wp:simplePos x="0" y="0"/>
+                <wp:positionH relativeFrom="column">
+                  <wp:posOffset>2805</wp:posOffset>
+                </wp:positionH>
+                <wp:positionV relativeFrom="paragraph">
+                  <wp:posOffset>50192</wp:posOffset>
+                </wp:positionV>
+                <wp:extent cx="2913380" cy="863600"/>
+                <wp:effectExtent l="0" t="0" r="1270" b="0"/>
+                <wp:wrapSquare wrapText="bothSides"/>
+                <wp:docPr id="1237910135" name="组合 11"/>
+                <wp:cNvGraphicFramePr/>
+                <a:graphic xmlns:a="http://schemas.openxmlformats.org/drawingml/2006/main">
+                  <a:graphicData uri="http://schemas.microsoft.com/office/word/2010/wordprocessingGroup">
+                    <wpg:wgp>
+                      <wpg:cNvGrpSpPr/>
+                      <wpg:grpSpPr>
+                        <a:xfrm>
+                          <a:off x="0" y="0"/>
+                          <a:ext cx="2913380" cy="863600"/>
+                          <a:chOff x="0" y="0"/>
+                          <a:chExt cx="2913380" cy="863600"/>
+                        </a:xfrm>
+                      </wpg:grpSpPr>
+                      <pic:pic xmlns:pic="http://schemas.openxmlformats.org/drawingml/2006/picture">
+                        <pic:nvPicPr>
+                          <pic:cNvPr id="982642898" name="图片 1"/>
+                          <pic:cNvPicPr>
+                            <a:picLocks noChangeAspect="1"/>
+                          </pic:cNvPicPr>
+                        </pic:nvPicPr>
+                        <pic:blipFill>
+                          <a:blip r:embed="rId42">
+                            <a:extLst>
+                              <a:ext uri="{28A0092B-C50C-407E-A947-70E740481C1C}">
+                                <a14:useLocalDpi xmlns:a14="http://schemas.microsoft.com/office/drawing/2010/main" val="0"/>
+                              </a:ext>
+                            </a:extLst>
+                          </a:blip>
+                          <a:stretch>
+                            <a:fillRect/>
+                          </a:stretch>
+                        </pic:blipFill>
+                        <pic:spPr>
+                          <a:xfrm>
+                            <a:off x="0" y="0"/>
+                            <a:ext cx="2913380" cy="863600"/>
+                          </a:xfrm>
+                          <a:prstGeom prst="rect">
+                            <a:avLst/>
+                          </a:prstGeom>
+                        </pic:spPr>
+                      </pic:pic>
+                      <wps:wsp>
+                        <wps:cNvPr id="5107593" name="文本框 10"/>
+                        <wps:cNvSpPr txBox="1"/>
+                        <wps:spPr>
+                          <a:xfrm>
+                            <a:off x="2238316" y="28049"/>
+                            <a:ext cx="577811" cy="269131"/>
+                          </a:xfrm>
+                          <a:prstGeom prst="rect">
+                            <a:avLst/>
+                          </a:prstGeom>
+                          <a:noFill/>
+                          <a:ln w="6350">
+                            <a:noFill/>
+                          </a:ln>
+                        </wps:spPr>
+                        <wps:txbx>
+                          <w:txbxContent>
+                            <w:p>
+                              <w:pPr>
+                                <w:spacing w:after="0" w:line="240" w:lineRule="exact"/>
+                                <w:rPr>
+                                  <w:rFonts w:ascii="华文楷体" w:eastAsia="华文楷体" w:hAnsi="华文楷体" w:hint="eastAsia"/>
+                                  <w:b/>
+                                  <w:bCs/>
+                                  <w:color w:val="FFFFFF" w:themeColor="background1"/>
+                                  <w:sz w:val="15"/>
+                                  <w:szCs w:val="15"/>
+                                </w:rPr>
+                              </w:pPr>
+                              <w:r>
+                                <w:rPr>
+                                  <w:rFonts w:ascii="华文楷体" w:eastAsia="华文楷体" w:hAnsi="华文楷体" w:hint="eastAsia"/>
+                                  <w:b/>
+                                  <w:bCs/>
+                                  <w:color w:val="FFFFFF" w:themeColor="background1"/>
+                                  <w:sz w:val="15"/>
+                                  <w:szCs w:val="15"/>
+                                  <w:highlight w:val="black"/>
+                                </w:rPr>
+                                <w:t>标准写法</w:t>
+                              </w:r>
+                            </w:p>
+                          </w:txbxContent>
+                        </wps:txbx>
+                        <wps:bodyPr rot="0" spcFirstLastPara="0" vertOverflow="overflow" horzOverflow="overflow" vert="horz" wrap="square" lIns="91440" tIns="45720" rIns="91440" bIns="45720" numCol="1" spcCol="0" rtlCol="0" fromWordArt="0" anchor="t" anchorCtr="0" forceAA="0" compatLnSpc="1">
+                          <a:prstTxWarp prst="textNoShape">
+                            <a:avLst/>
+                          </a:prstTxWarp>
+                          <a:noAutofit/>
+                        </wps:bodyPr>
+                      </wps:wsp>
+                    </wpg:wgp>
+                  </a:graphicData>
+                </a:graphic>
+              </wp:anchor>
+            </w:drawing>
+          </mc:Choice>
+          <mc:Fallback>
+            <w:pict>
+              <v:group w14:anchorId="57DA71E4" id="_x0000_s1032" style="position:absolute;margin-left:.2pt;margin-top:3.95pt;width:229.4pt;height:68pt;z-index:251676672" coordsize="29133,8636" o:gfxdata="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">
+                <v:shape id="图片 1" o:spid="_x0000_s1033" type="#_x0000_t75" style="position:absolute;width:29133;height:8636;visibility:visible;mso-wrap-style:square" o:gfxdata="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">
+                  <v:imagedata r:id="rId43" o:title=""/>
+                </v:shape>
+                <v:shape id="文本框 10" o:spid="_x0000_s1034" type="#_x0000_t202" style="position:absolute;left:22383;top:280;width:5778;height:2691;visibility:visible;mso-wrap-style:square;v-text-anchor:top" o:gfxdata="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" filled="f" stroked="f" strokeweight=".5pt">
+                  <v:textbox>
+                    <w:txbxContent>
+                      <w:p>
+                        <w:pPr>
+                          <w:spacing w:after="0" w:line="240" w:lineRule="exact"/>
+                          <w:rPr>
+                            <w:rFonts w:ascii="华文楷体" w:eastAsia="华文楷体" w:hAnsi="华文楷体" w:hint="eastAsia"/>
+                            <w:b/>
+                            <w:bCs/>
+                            <w:color w:val="FFFFFF" w:themeColor="background1"/>
+                            <w:sz w:val="15"/>
+                            <w:szCs w:val="15"/>
+                          </w:rPr>
+                        </w:pPr>
+                        <w:r>
+                          <w:rPr>
+                            <w:rFonts w:ascii="华文楷体" w:eastAsia="华文楷体" w:hAnsi="华文楷体" w:hint="eastAsia"/>
+                            <w:b/>
+                            <w:bCs/>
+                            <w:color w:val="FFFFFF" w:themeColor="background1"/>
+                            <w:sz w:val="15"/>
+                            <w:szCs w:val="15"/>
+                            <w:highlight w:val="black"/>
+                          </w:rPr>
+                          <w:t>标准写法</w:t>
+                        </w:r>
+                      </w:p>
+                    </w:txbxContent>
+                  </v:textbox>
+                </v:shape>
+                <w10:wrap type="square"/>
+              </v:group>
+            </w:pict>
+          </mc:Fallback>
+        </mc:AlternateContent>
+      </w:r>
+    </w:p>
+    <w:p>
+      <w:pPr>
+        <w:spacing w:after="0" w:line="240" w:lineRule="exact"/>
+        <w:rPr>
+          <w:rFonts w:ascii="华文楷体" w:eastAsia="华文楷体" w:hAnsi="华文楷体" w:hint="eastAsia"/>
+          <w:sz w:val="15"/>
+          <w:szCs w:val="15"/>
+        </w:rPr>
+      </w:pPr>
+    </w:p>
+    <w:p>
+      <w:pPr>
+        <w:spacing w:after="0" w:line="240" w:lineRule="exact"/>
+        <w:rPr>
+          <w:rFonts w:ascii="华文楷体" w:eastAsia="华文楷体" w:hAnsi="华文楷体" w:hint="eastAsia"/>
+          <w:b/>
+          <w:bCs/>
+          <w:i/>
+          <w:iCs/>
+          <w:sz w:val="15"/>
+          <w:szCs w:val="15"/>
+          <w:u w:val="single"/>
+        </w:rPr>
+      </w:pPr>
+      <w:r>
+        <w:rPr>
+          <w:rFonts w:ascii="华文楷体" w:eastAsia="华文楷体" w:hAnsi="华文楷体"/>
+          <w:sz w:val="15"/>
+          <w:szCs w:val="15"/>
+        </w:rPr>
+        <w:tab/>
+      </w:r>
+      <w:r>
+        <w:rPr>
+          <w:rFonts w:ascii="华文楷体" w:eastAsia="华文楷体" w:hAnsi="华文楷体"/>
+          <w:b/>
+          <w:bCs/>
+          <w:i/>
+          <w:iCs/>
+          <w:sz w:val="15"/>
+          <w:szCs w:val="15"/>
+          <w:u w:val="single"/>
+        </w:rPr>
+        <w:t>关中断（临界区）的操作时间，必须被严格压制在几十微秒以内；严禁在关中断的环境下调用耗时超过 50 微秒的代码，更绝不允许在临界区里无脑 sleep 或毫秒延时</w:t>
+      </w:r>
+    </w:p>
+    <w:p>
+      <w:pPr>
+        <w:spacing w:after="0" w:line="240" w:lineRule="exact"/>
+        <w:rPr>
+          <w:rFonts w:ascii="华文楷体" w:eastAsia="华文楷体" w:hAnsi="华文楷体" w:hint="eastAsia"/>
+          <w:sz w:val="15"/>
+          <w:szCs w:val="15"/>
+        </w:rPr>
+      </w:pPr>
+    </w:p>
+    <w:p>
+      <w:pPr>
+        <w:spacing w:after="0" w:line="240" w:lineRule="exact"/>
+        <w:rPr>
+          <w:rFonts w:ascii="华文楷体" w:eastAsia="华文楷体" w:hAnsi="华文楷体" w:hint="eastAsia"/>
+          <w:sz w:val="15"/>
+          <w:szCs w:val="15"/>
+        </w:rPr>
+      </w:pPr>
+    </w:p>
+    <w:p>
+      <w:pPr>
+        <w:spacing w:after="0" w:line="240" w:lineRule="exact"/>
+        <w:rPr>
+          <w:rFonts w:ascii="华文楷体" w:eastAsia="华文楷体" w:hAnsi="华文楷体" w:hint="eastAsia"/>
+          <w:sz w:val="15"/>
+          <w:szCs w:val="15"/>
+        </w:rPr>
+      </w:pPr>
+    </w:p>
+    <w:p>
+      <w:pPr>
+        <w:spacing w:after="0" w:line="240" w:lineRule="exact"/>
+        <w:rPr>
+          <w:rFonts w:ascii="华文楷体" w:eastAsia="华文楷体" w:hAnsi="华文楷体" w:hint="eastAsia"/>
+          <w:sz w:val="15"/>
+          <w:szCs w:val="15"/>
+        </w:rPr>
+      </w:pPr>
+    </w:p>
+    <w:p>
+      <w:pPr>
+        <w:spacing w:after="0" w:line="240" w:lineRule="exact"/>
+        <w:rPr>
+          <w:rFonts w:ascii="华文楷体" w:eastAsia="华文楷体" w:hAnsi="华文楷体" w:hint="eastAsia"/>
+          <w:b/>
+          <w:bCs/>
+          <w:sz w:val="15"/>
+          <w:szCs w:val="15"/>
+          <w:shd w:val="pct15" w:color="auto" w:fill="FFFFFF"/>
+        </w:rPr>
+      </w:pPr>
+      <w:r>
+        <w:rPr>
+          <w:rFonts w:ascii="华文楷体" w:eastAsia="华文楷体" w:hAnsi="华文楷体" w:hint="eastAsia"/>
+          <w:b/>
+          <w:bCs/>
+          <w:sz w:val="15"/>
+          <w:szCs w:val="15"/>
+          <w:shd w:val="pct15" w:color="auto" w:fill="FFFFFF"/>
+        </w:rPr>
+        <w:t>C语言“结构体对</w:t>
+      </w:r>
+      <w:r>
+        <w:rPr>
+          <w:rFonts w:ascii="华文楷体" w:eastAsia="华文楷体" w:hAnsi="华文楷体" w:hint="eastAsia"/>
+          <w:b/>
+          <w:bCs/>
+          <w:sz w:val="15"/>
+          <w:szCs w:val="15"/>
+          <w:shd w:val="pct15" w:color="auto" w:fill="FFFFFF"/>
+        </w:rPr>
+        <w:t>齐</w:t>
+      </w:r>
+      <w:r>
+        <w:rPr>
+          <w:rFonts w:ascii="华文楷体" w:eastAsia="华文楷体" w:hAnsi="华文楷体" w:hint="eastAsia"/>
+          <w:b/>
+          <w:bCs/>
+          <w:sz w:val="15"/>
+          <w:szCs w:val="15"/>
+          <w:shd w:val="pct15" w:color="auto" w:fill="FFFFFF"/>
+        </w:rPr>
+        <w:t>填充”</w:t>
+      </w:r>
+    </w:p>
+    <w:p>
+      <w:pPr>
+        <w:spacing w:after="0" w:line="240" w:lineRule="exact"/>
+        <w:rPr>
+          <w:rFonts w:ascii="华文楷体" w:eastAsia="华文楷体" w:hAnsi="华文楷体" w:hint="eastAsia"/>
+          <w:sz w:val="15"/>
+          <w:szCs w:val="15"/>
+        </w:rPr>
+      </w:pPr>
+      <w:r>
+        <w:rPr>
+          <w:rFonts w:ascii="华文楷体" w:eastAsia="华文楷体" w:hAnsi="华文楷体"/>
+          <w:sz w:val="15"/>
+          <w:szCs w:val="15"/>
+        </w:rPr>
+        <w:t>__attribute__((packed))</w:t>
+      </w:r>
+      <w:r>
+        <w:rPr>
+          <w:rFonts w:ascii="华文楷体" w:eastAsia="华文楷体" w:hAnsi="华文楷体" w:hint="eastAsia"/>
+          <w:sz w:val="15"/>
+          <w:szCs w:val="15"/>
+        </w:rPr>
+        <w:t xml:space="preserve"> 用于</w:t>
+      </w:r>
+      <w:r>
+        <w:rPr>
+          <w:rFonts w:ascii="华文楷体" w:eastAsia="华文楷体" w:hAnsi="华文楷体"/>
+          <w:sz w:val="15"/>
+          <w:szCs w:val="15"/>
+        </w:rPr>
+        <w:t>强制取消/减少</w:t>
+      </w:r>
+      <w:r>
+        <w:rPr>
+          <w:rFonts w:ascii="华文楷体" w:eastAsia="华文楷体" w:hAnsi="华文楷体" w:hint="eastAsia"/>
+          <w:sz w:val="15"/>
+          <w:szCs w:val="15"/>
+        </w:rPr>
+        <w:t>C语言中</w:t>
+      </w:r>
+      <w:r>
+        <w:rPr>
+          <w:rFonts w:ascii="华文楷体" w:eastAsia="华文楷体" w:hAnsi="华文楷体"/>
+          <w:sz w:val="15"/>
+          <w:szCs w:val="15"/>
+        </w:rPr>
+        <w:t>结构体成员之间的对齐填充，使内存布局严格按照成员排列</w:t>
+      </w:r>
+      <w:r>
+        <w:rPr>
+          <w:rFonts w:ascii="华文楷体" w:eastAsia="华文楷体" w:hAnsi="华文楷体" w:hint="eastAsia"/>
+          <w:sz w:val="15"/>
+          <w:szCs w:val="15"/>
+        </w:rPr>
+        <w:t>【常用在定义协议里面】</w:t>
+      </w:r>
+    </w:p>
+    <w:p>
+      <w:pPr>
+        <w:spacing w:after="0" w:line="240" w:lineRule="exact"/>
+        <w:rPr>
+          <w:rFonts w:ascii="华文楷体" w:eastAsia="华文楷体" w:hAnsi="华文楷体" w:hint="eastAsia"/>
+          <w:sz w:val="15"/>
+          <w:szCs w:val="15"/>
+        </w:rPr>
+      </w:pPr>
+      <w:r>
+        <w:rPr>
+          <w:rFonts w:ascii="华文楷体" w:eastAsia="华文楷体" w:hAnsi="华文楷体"/>
+          <w:sz w:val="15"/>
+          <w:szCs w:val="15"/>
+        </w:rPr>
+        <w:tab/>
+      </w:r>
+      <w:r>
+        <w:rPr>
+          <w:rFonts w:ascii="华文楷体" w:eastAsia="华文楷体" w:hAnsi="华文楷体" w:hint="eastAsia"/>
+          <w:sz w:val="15"/>
+          <w:szCs w:val="15"/>
+        </w:rPr>
+        <w:t>使用</w:t>
+      </w:r>
+      <w:r>
+        <w:rPr>
+          <w:rFonts w:ascii="华文楷体" w:eastAsia="华文楷体" w:hAnsi="华文楷体"/>
+          <w:sz w:val="15"/>
+          <w:szCs w:val="15"/>
+        </w:rPr>
+        <w:t>__attribute__((packed))</w:t>
+      </w:r>
+      <w:r>
+        <w:rPr>
+          <w:rFonts w:ascii="华文楷体" w:eastAsia="华文楷体" w:hAnsi="华文楷体" w:hint="eastAsia"/>
+          <w:sz w:val="15"/>
+          <w:szCs w:val="15"/>
+        </w:rPr>
+        <w:t xml:space="preserve"> 可能会导致（1、性能下降</w:t>
+      </w:r>
+      <w:r>
+        <w:rPr>
+          <w:rFonts w:ascii="华文楷体" w:eastAsia="华文楷体" w:hAnsi="华文楷体"/>
+          <w:sz w:val="15"/>
+          <w:szCs w:val="15"/>
+        </w:rPr>
+        <w:tab/>
+      </w:r>
+      <w:r>
+        <w:rPr>
+          <w:rFonts w:ascii="华文楷体" w:eastAsia="华文楷体" w:hAnsi="华文楷体" w:hint="eastAsia"/>
+          <w:sz w:val="15"/>
+          <w:szCs w:val="15"/>
+        </w:rPr>
+        <w:t>2、产生额外访问</w:t>
+      </w:r>
+      <w:r>
+        <w:rPr>
+          <w:rFonts w:ascii="华文楷体" w:eastAsia="华文楷体" w:hAnsi="华文楷体"/>
+          <w:sz w:val="15"/>
+          <w:szCs w:val="15"/>
+        </w:rPr>
+        <w:tab/>
+      </w:r>
+      <w:r>
+        <w:rPr>
+          <w:rFonts w:ascii="华文楷体" w:eastAsia="华文楷体" w:hAnsi="华文楷体" w:hint="eastAsia"/>
+          <w:sz w:val="15"/>
+          <w:szCs w:val="15"/>
+        </w:rPr>
+        <w:t>3、某些情况下触发异常</w:t>
+      </w:r>
+      <w:r>
+        <w:rPr>
+          <w:rFonts w:ascii="华文楷体" w:eastAsia="华文楷体" w:hAnsi="华文楷体"/>
+          <w:sz w:val="15"/>
+          <w:szCs w:val="15"/>
+        </w:rPr>
+        <w:tab/>
+      </w:r>
+      <w:r>
+        <w:rPr>
+          <w:rFonts w:ascii="华文楷体" w:eastAsia="华文楷体" w:hAnsi="华文楷体" w:hint="eastAsia"/>
+          <w:sz w:val="15"/>
+          <w:szCs w:val="15"/>
+        </w:rPr>
+        <w:t>）</w:t>
+      </w:r>
+    </w:p>
+    <w:p>
+      <w:pPr>
+        <w:spacing w:after="0" w:line="240" w:lineRule="exact"/>
+        <w:rPr>
+          <w:rFonts w:ascii="华文楷体" w:eastAsia="华文楷体" w:hAnsi="华文楷体" w:hint="eastAsia"/>
+          <w:sz w:val="15"/>
+          <w:szCs w:val="15"/>
+        </w:rPr>
+      </w:pPr>
+    </w:p>
+    <w:p>
+      <w:pPr>
+        <w:spacing w:after="0" w:line="240" w:lineRule="exact"/>
+        <w:rPr>
+          <w:rFonts w:ascii="华文楷体" w:eastAsia="华文楷体" w:hAnsi="华文楷体" w:hint="eastAsia"/>
+          <w:sz w:val="15"/>
+          <w:szCs w:val="15"/>
+        </w:rPr>
+      </w:pPr>
+    </w:p>
+    <w:p>
+      <w:pPr>
+        <w:spacing w:after="0" w:line="240" w:lineRule="exact"/>
+        <w:rPr>
+          <w:rFonts w:ascii="华文楷体" w:eastAsia="华文楷体" w:hAnsi="华文楷体" w:hint="eastAsia"/>
+          <w:i/>
+          <w:iCs/>
+          <w:sz w:val="15"/>
+          <w:szCs w:val="15"/>
+          <w:u w:val="single"/>
+        </w:rPr>
+      </w:pPr>
+      <w:r>
+        <w:rPr>
+          <w:rFonts w:ascii="华文楷体" w:eastAsia="华文楷体" w:hAnsi="华文楷体"/>
+          <w:noProof/>
+          <w:sz w:val="15"/>
+          <w:szCs w:val="15"/>
+        </w:rPr>
+        <w:drawing>
+          <wp:anchor distT="0" distB="0" distL="114300" distR="114300" simplePos="0" relativeHeight="251677696" behindDoc="0" locked="0" layoutInCell="1" allowOverlap="1" wp14:anchorId="18EE49EE" wp14:editId="3338F21B">
+            <wp:simplePos x="0" y="0"/>
+            <wp:positionH relativeFrom="column">
+              <wp:posOffset>3810</wp:posOffset>
+            </wp:positionH>
+            <wp:positionV relativeFrom="paragraph">
+              <wp:posOffset>50165</wp:posOffset>
+            </wp:positionV>
+            <wp:extent cx="1634490" cy="1267460"/>
+            <wp:effectExtent l="19050" t="19050" r="22860" b="27940"/>
+            <wp:wrapSquare wrapText="bothSides"/>
+            <wp:docPr id="1228047147" name="图片 1"/>
+            <wp:cNvGraphicFramePr>
+              <a:graphicFrameLocks xmlns:a="http://schemas.openxmlformats.org/drawingml/2006/main" noChangeAspect="1"/>
+            </wp:cNvGraphicFramePr>
+            <a:graphic xmlns:a="http://schemas.openxmlformats.org/drawingml/2006/main">
+              <a:graphicData uri="http://schemas.openxmlformats.org/drawingml/2006/picture">
+                <pic:pic xmlns:pic="http://schemas.openxmlformats.org/drawingml/2006/picture">
+                  <pic:nvPicPr>
+                    <pic:cNvPr id="1228047147" name=""/>
+                    <pic:cNvPicPr/>
+                  </pic:nvPicPr>
+                  <pic:blipFill>
+                    <a:blip r:embed="rId44">
+                      <a:extLst>
+                        <a:ext uri="{28A0092B-C50C-407E-A947-70E740481C1C}">
+                          <a14:useLocalDpi xmlns:a14="http://schemas.microsoft.com/office/drawing/2010/main" val="0"/>
+                        </a:ext>
+                      </a:extLst>
+                    </a:blip>
+                    <a:stretch>
+                      <a:fillRect/>
+                    </a:stretch>
+                  </pic:blipFill>
+                  <pic:spPr>
+                    <a:xfrm>
+                      <a:off x="0" y="0"/>
+                      <a:ext cx="1634490" cy="1267460"/>
+                    </a:xfrm>
+                    <a:prstGeom prst="rect">
+                      <a:avLst/>
+                    </a:prstGeom>
+                    <a:ln>
+                      <a:solidFill>
+                        <a:schemeClr val="tx1"/>
+                      </a:solidFill>
+                    </a:ln>
+                  </pic:spPr>
+                </pic:pic>
+              </a:graphicData>
+            </a:graphic>
+            <wp14:sizeRelH relativeFrom="margin">
+              <wp14:pctWidth>0</wp14:pctWidth>
+            </wp14:sizeRelH>
+            <wp14:sizeRelV relativeFrom="margin">
+              <wp14:pctHeight>0</wp14:pctHeight>
+            </wp14:sizeRelV>
+          </wp:anchor>
+        </w:drawing>
+      </w:r>
+      <w:proofErr w:type="spellStart"/>
+      <w:r>
+        <w:rPr>
+          <w:rFonts w:ascii="华文楷体" w:eastAsia="华文楷体" w:hAnsi="华文楷体"/>
+          <w:i/>
+          <w:iCs/>
+          <w:sz w:val="15"/>
+          <w:szCs w:val="15"/>
+          <w:u w:val="single"/>
+        </w:rPr>
+        <w:t>HAL_GetTick</w:t>
+      </w:r>
+      <w:proofErr w:type="spellEnd"/>
+      <w:r>
+        <w:rPr>
+          <w:rFonts w:ascii="华文楷体" w:eastAsia="华文楷体" w:hAnsi="华文楷体"/>
+          <w:i/>
+          <w:iCs/>
+          <w:sz w:val="15"/>
+          <w:szCs w:val="15"/>
+          <w:u w:val="single"/>
+        </w:rPr>
+        <w:t>() 默认就是 HAL 提供的毫秒级时间基准；改系统时钟不会让它自动变成 100us。除非你主动修改 HAL 的 Time Base 实现</w:t>
+      </w:r>
+    </w:p>
+    <w:p>
+      <w:pPr>
+        <w:spacing w:after="0" w:line="240" w:lineRule="auto"/>
+        <w:rPr>
+          <w:rFonts w:ascii="华文楷体" w:eastAsia="华文楷体" w:hAnsi="华文楷体" w:hint="eastAsia"/>
+          <w:sz w:val="15"/>
+          <w:szCs w:val="15"/>
+        </w:rPr>
+      </w:pPr>
+    </w:p>
+    <w:p>
+      <w:pPr>
+        <w:spacing w:after="0" w:line="240" w:lineRule="exact"/>
+        <w:rPr>
+          <w:rFonts w:ascii="华文楷体" w:eastAsia="华文楷体" w:hAnsi="华文楷体" w:hint="eastAsia"/>
+          <w:sz w:val="15"/>
+          <w:szCs w:val="15"/>
+        </w:rPr>
+      </w:pPr>
+    </w:p>
+    <w:p>
+      <w:pPr>
+        <w:spacing w:after="0" w:line="240" w:lineRule="exact"/>
+        <w:rPr>
+          <w:rFonts w:ascii="华文楷体" w:eastAsia="华文楷体" w:hAnsi="华文楷体" w:hint="eastAsia"/>
+          <w:sz w:val="15"/>
+          <w:szCs w:val="15"/>
+        </w:rPr>
+      </w:pPr>
+    </w:p>
+    <w:p>
+      <w:pPr>
+        <w:spacing w:after="0" w:line="240" w:lineRule="exact"/>
+        <w:rPr>
+          <w:rFonts w:ascii="华文楷体" w:eastAsia="华文楷体" w:hAnsi="华文楷体" w:hint="eastAsia"/>
+          <w:sz w:val="15"/>
+          <w:szCs w:val="15"/>
+        </w:rPr>
+      </w:pPr>
+    </w:p>
+    <w:p>
+      <w:pPr>
+        <w:spacing w:after="0" w:line="240" w:lineRule="exact"/>
+        <w:rPr>
+          <w:rFonts w:ascii="华文楷体" w:eastAsia="华文楷体" w:hAnsi="华文楷体" w:hint="eastAsia"/>
+          <w:sz w:val="15"/>
+          <w:szCs w:val="15"/>
+        </w:rPr>
+      </w:pPr>
+    </w:p>
+    <w:p>
+      <w:pPr>
+        <w:spacing w:after="0" w:line="240" w:lineRule="exact"/>
+        <w:rPr>
+          <w:rFonts w:ascii="华文楷体" w:eastAsia="华文楷体" w:hAnsi="华文楷体" w:hint="eastAsia"/>
+          <w:sz w:val="15"/>
+          <w:szCs w:val="15"/>
+        </w:rPr>
+      </w:pPr>
+    </w:p>
+    <w:p>
+      <w:pPr>
+        <w:spacing w:after="0" w:line="240" w:lineRule="exact"/>
+        <w:rPr>
+          <w:rFonts w:ascii="华文楷体" w:eastAsia="华文楷体" w:hAnsi="华文楷体" w:hint="eastAsia"/>
+          <w:sz w:val="15"/>
+          <w:szCs w:val="15"/>
+        </w:rPr>
+      </w:pPr>
+    </w:p>
+    <w:p>
+      <w:pPr>
+        <w:spacing w:after="0" w:line="240" w:lineRule="exact"/>
+        <w:rPr>
+          <w:rFonts w:ascii="华文楷体" w:eastAsia="华文楷体" w:hAnsi="华文楷体" w:hint="eastAsia"/>
+          <w:sz w:val="15"/>
+          <w:szCs w:val="15"/>
+        </w:rPr>
+      </w:pPr>
+    </w:p>
+    <w:p>
+      <w:pPr>
+        <w:spacing w:after="0" w:line="240" w:lineRule="exact"/>
+        <w:rPr>
+          <w:rFonts w:ascii="华文楷体" w:eastAsia="华文楷体" w:hAnsi="华文楷体" w:hint="eastAsia"/>
+          <w:sz w:val="15"/>
+          <w:szCs w:val="15"/>
+        </w:rPr>
+      </w:pPr>
+    </w:p>
+    <w:p>
+      <w:pPr>
+        <w:spacing w:after="0" w:line="240" w:lineRule="exact"/>
+        <w:rPr>
+          <w:rFonts w:ascii="华文楷体" w:eastAsia="华文楷体" w:hAnsi="华文楷体" w:hint="eastAsia"/>
+          <w:sz w:val="15"/>
+          <w:szCs w:val="15"/>
+        </w:rPr>
+      </w:pPr>
+    </w:p>
+    <w:p>
+      <w:pPr>
+        <w:spacing w:after="0" w:line="240" w:lineRule="exact"/>
+        <w:rPr>
+          <w:rFonts w:ascii="华文楷体" w:eastAsia="华文楷体" w:hAnsi="华文楷体" w:hint="eastAsia"/>
+          <w:sz w:val="15"/>
+          <w:szCs w:val="15"/>
+        </w:rPr>
+      </w:pPr>
+    </w:p>
+    <w:p>
+      <w:pPr>
+        <w:widowControl/>
+        <w:rPr>
+          <w:rFonts w:ascii="华文楷体" w:eastAsia="华文楷体" w:hAnsi="华文楷体" w:hint="eastAsia"/>
+          <w:sz w:val="15"/>
+          <w:szCs w:val="15"/>
+        </w:rPr>
+      </w:pPr>
+      <w:r>
+        <w:rPr>
+          <w:rFonts w:ascii="华文楷体" w:eastAsia="华文楷体" w:hAnsi="华文楷体" w:hint="eastAsia"/>
+          <w:sz w:val="15"/>
+          <w:szCs w:val="15"/>
+        </w:rPr>
+        <w:br w:type="page"/>
+      </w:r>
+    </w:p>
+    <w:p>
+      <w:pPr>
+        <w:spacing w:after="0" w:line="240" w:lineRule="exact"/>
+        <w:rPr>
+          <w:rFonts w:ascii="华文楷体" w:eastAsia="华文楷体" w:hAnsi="华文楷体" w:hint="eastAsia"/>
+          <w:b/>
+          <w:bCs/>
+          <w:sz w:val="17"/>
+          <w:szCs w:val="17"/>
+        </w:rPr>
+      </w:pPr>
+      <w:r>
+        <w:rPr>
+          <w:rFonts w:ascii="Segoe UI Emoji" w:eastAsia="华文楷体" w:hAnsi="Segoe UI Emoji" w:cs="Segoe UI Emoji" w:hint="eastAsia"/>
+          <w:b/>
+          <w:bCs/>
+          <w:sz w:val="17"/>
+          <w:szCs w:val="17"/>
+          <w:shd w:val="pct15" w:color="auto" w:fill="FFFFFF"/>
+        </w:rPr>
+        <w:lastRenderedPageBreak/>
+        <w:t>⭐</w:t>
+      </w:r>
+      <w:r>
+        <w:rPr>
+          <w:rFonts w:ascii="华文楷体" w:eastAsia="华文楷体" w:hAnsi="华文楷体" w:hint="eastAsia"/>
+          <w:b/>
+          <w:bCs/>
+          <w:sz w:val="17"/>
+          <w:szCs w:val="17"/>
+          <w:shd w:val="pct15" w:color="auto" w:fill="FFFFFF"/>
+        </w:rPr>
+        <w:t>C语言可变参数列表</w:t>
+      </w:r>
+    </w:p>
+    <w:p>
+      <w:pPr>
+        <w:spacing w:after="0" w:line="240" w:lineRule="exact"/>
+        <w:rPr>
+          <w:rFonts w:ascii="华文楷体" w:eastAsia="华文楷体" w:hAnsi="华文楷体" w:hint="eastAsia"/>
+          <w:sz w:val="15"/>
+          <w:szCs w:val="15"/>
+        </w:rPr>
+      </w:pPr>
+      <w:r>
+        <w:rPr>
+          <w:rFonts w:ascii="华文楷体" w:eastAsia="华文楷体" w:hAnsi="华文楷体"/>
+          <w:sz w:val="15"/>
+          <w:szCs w:val="15"/>
+        </w:rPr>
+        <w:tab/>
+      </w:r>
+      <w:r>
+        <w:rPr>
+          <w:rFonts w:ascii="华文楷体" w:eastAsia="华文楷体" w:hAnsi="华文楷体" w:hint="eastAsia"/>
+          <w:sz w:val="15"/>
+          <w:szCs w:val="15"/>
+        </w:rPr>
+        <w:t xml:space="preserve">首先函数被调用时 入栈包括他的形式参数（形式参数会是一块连续的地址入栈 — </w:t>
+      </w:r>
+      <w:r>
+        <w:rPr>
+          <w:rFonts w:ascii="华文楷体" w:eastAsia="华文楷体" w:hAnsi="华文楷体" w:hint="eastAsia"/>
+          <w:b/>
+          <w:bCs/>
+          <w:i/>
+          <w:iCs/>
+          <w:sz w:val="15"/>
+          <w:szCs w:val="15"/>
+        </w:rPr>
+        <w:t>从右到左</w:t>
+      </w:r>
+      <w:r>
+        <w:rPr>
+          <w:rFonts w:ascii="华文楷体" w:eastAsia="华文楷体" w:hAnsi="华文楷体" w:hint="eastAsia"/>
+          <w:b/>
+          <w:bCs/>
+          <w:sz w:val="15"/>
+          <w:szCs w:val="15"/>
+        </w:rPr>
+        <w:t xml:space="preserve"> </w:t>
+      </w:r>
+      <w:r>
+        <w:rPr>
+          <w:rFonts w:ascii="华文楷体" w:eastAsia="华文楷体" w:hAnsi="华文楷体" w:hint="eastAsia"/>
+          <w:sz w:val="15"/>
+          <w:szCs w:val="15"/>
+        </w:rPr>
+        <w:t>也就是“栈自顶向下生长”</w:t>
+      </w:r>
+      <w:r>
+        <w:rPr>
+          <w:rFonts w:ascii="华文楷体" w:eastAsia="华文楷体" w:hAnsi="华文楷体" w:hint="eastAsia"/>
+          <w:sz w:val="15"/>
+          <w:szCs w:val="15"/>
+        </w:rPr>
+        <w:t xml:space="preserve"> 栈顶在最低地址</w:t>
+      </w:r>
+      <w:r>
+        <w:rPr>
+          <w:rFonts w:ascii="华文楷体" w:eastAsia="华文楷体" w:hAnsi="华文楷体" w:hint="eastAsia"/>
+          <w:sz w:val="15"/>
+          <w:szCs w:val="15"/>
+        </w:rPr>
+        <w:t xml:space="preserve"> </w:t>
+      </w:r>
+      <w:r>
+        <w:rPr>
+          <w:rFonts w:ascii="华文楷体" w:eastAsia="华文楷体" w:hAnsi="华文楷体" w:hint="eastAsia"/>
+          <w:sz w:val="15"/>
+          <w:szCs w:val="15"/>
+        </w:rPr>
+        <w:t>）</w:t>
+      </w:r>
+    </w:p>
+    <w:p>
+      <w:pPr>
+        <w:spacing w:after="0" w:line="240" w:lineRule="auto"/>
+        <w:jc w:val="center"/>
+        <w:rPr>
+          <w:rFonts w:ascii="华文楷体" w:eastAsia="华文楷体" w:hAnsi="华文楷体" w:hint="eastAsia"/>
+          <w:sz w:val="15"/>
+          <w:szCs w:val="15"/>
+        </w:rPr>
+      </w:pPr>
+      <w:r>
+        <w:rPr>
+          <w:rFonts w:ascii="华文楷体" w:eastAsia="华文楷体" w:hAnsi="华文楷体"/>
+          <w:noProof/>
+          <w:sz w:val="15"/>
+          <w:szCs w:val="15"/>
+        </w:rPr>
+        <w:drawing>
+          <wp:inline distT="0" distB="0" distL="0" distR="0" wp14:anchorId="484791FA" wp14:editId="6E1BB7B1">
+            <wp:extent cx="3251688" cy="866826"/>
+            <wp:effectExtent l="19050" t="19050" r="25400" b="9525"/>
+            <wp:docPr id="1117782162" name="图片 1"/>
+            <wp:cNvGraphicFramePr>
+              <a:graphicFrameLocks xmlns:a="http://schemas.openxmlformats.org/drawingml/2006/main" noChangeAspect="1"/>
+            </wp:cNvGraphicFramePr>
+            <a:graphic xmlns:a="http://schemas.openxmlformats.org/drawingml/2006/main">
+              <a:graphicData uri="http://schemas.openxmlformats.org/drawingml/2006/picture">
+                <pic:pic xmlns:pic="http://schemas.openxmlformats.org/drawingml/2006/picture">
+                  <pic:nvPicPr>
+                    <pic:cNvPr id="1117782162" name=""/>
+                    <pic:cNvPicPr/>
+                  </pic:nvPicPr>
+                  <pic:blipFill>
+                    <a:blip r:embed="rId45"/>
+                    <a:stretch>
+                      <a:fillRect/>
+                    </a:stretch>
+                  </pic:blipFill>
+                  <pic:spPr>
+                    <a:xfrm>
+                      <a:off x="0" y="0"/>
+                      <a:ext cx="3289185" cy="876822"/>
+                    </a:xfrm>
+                    <a:prstGeom prst="rect">
+                      <a:avLst/>
+                    </a:prstGeom>
+                    <a:ln>
+                      <a:solidFill>
+                        <a:srgbClr val="EE0000"/>
+                      </a:solidFill>
+                    </a:ln>
+                  </pic:spPr>
+                </pic:pic>
+              </a:graphicData>
+            </a:graphic>
+          </wp:inline>
+        </w:drawing>
+      </w:r>
+    </w:p>
+    <w:p>
+      <w:pPr>
+        <w:spacing w:after="0" w:line="240" w:lineRule="exact"/>
+        <w:rPr>
+          <w:rFonts w:ascii="华文楷体" w:eastAsia="华文楷体" w:hAnsi="华文楷体" w:hint="eastAsia"/>
+          <w:sz w:val="15"/>
+          <w:szCs w:val="15"/>
+        </w:rPr>
+      </w:pPr>
+      <w:r>
+        <w:rPr>
+          <w:rFonts w:ascii="华文楷体" w:eastAsia="华文楷体" w:hAnsi="华文楷体" w:hint="eastAsia"/>
+          <w:sz w:val="15"/>
+          <w:szCs w:val="15"/>
+        </w:rPr>
+        <w:t>可变参数函数也可以使用通过地址将不定长参数全部拿出来用只是这样需要注意地址的关系以及数据类型的处理很容易出错且很麻烦</w:t>
+      </w:r>
+    </w:p>
+    <w:p>
+      <w:pPr>
+        <w:spacing w:after="0" w:line="240" w:lineRule="auto"/>
+        <w:jc w:val="center"/>
+        <w:rPr>
+          <w:rFonts w:ascii="华文楷体" w:eastAsia="华文楷体" w:hAnsi="华文楷体" w:hint="eastAsia"/>
+          <w:sz w:val="15"/>
+          <w:szCs w:val="15"/>
+        </w:rPr>
+      </w:pPr>
+      <w:r>
+        <w:rPr>
+          <w:rFonts w:ascii="华文楷体" w:eastAsia="华文楷体" w:hAnsi="华文楷体"/>
+          <w:noProof/>
+          <w:sz w:val="15"/>
+          <w:szCs w:val="15"/>
+        </w:rPr>
+        <w:drawing>
+          <wp:inline distT="0" distB="0" distL="0" distR="0" wp14:anchorId="13A03983" wp14:editId="074AC002">
+            <wp:extent cx="3511305" cy="810895"/>
+            <wp:effectExtent l="19050" t="19050" r="13335" b="27305"/>
+            <wp:docPr id="2052088267" name="图片 1"/>
+            <wp:cNvGraphicFramePr>
+              <a:graphicFrameLocks xmlns:a="http://schemas.openxmlformats.org/drawingml/2006/main" noChangeAspect="1"/>
+            </wp:cNvGraphicFramePr>
+            <a:graphic xmlns:a="http://schemas.openxmlformats.org/drawingml/2006/main">
+              <a:graphicData uri="http://schemas.openxmlformats.org/drawingml/2006/picture">
+                <pic:pic xmlns:pic="http://schemas.openxmlformats.org/drawingml/2006/picture">
+                  <pic:nvPicPr>
+                    <pic:cNvPr id="2052088267" name=""/>
+                    <pic:cNvPicPr/>
+                  </pic:nvPicPr>
+                  <pic:blipFill>
+                    <a:blip r:embed="rId46"/>
+                    <a:stretch>
+                      <a:fillRect/>
+                    </a:stretch>
+                  </pic:blipFill>
+                  <pic:spPr>
+                    <a:xfrm>
+                      <a:off x="0" y="0"/>
+                      <a:ext cx="3542237" cy="818038"/>
+                    </a:xfrm>
+                    <a:prstGeom prst="rect">
+                      <a:avLst/>
+                    </a:prstGeom>
+                    <a:ln>
+                      <a:solidFill>
+                        <a:srgbClr val="EE0000"/>
+                      </a:solidFill>
+                    </a:ln>
+                  </pic:spPr>
+                </pic:pic>
+              </a:graphicData>
+            </a:graphic>
+          </wp:inline>
+        </w:drawing>
+      </w:r>
+    </w:p>
+    <w:p>
+      <w:pPr>
+        <w:spacing w:after="0" w:line="240" w:lineRule="exact"/>
+        <w:rPr>
+          <w:rFonts w:ascii="华文楷体" w:eastAsia="华文楷体" w:hAnsi="华文楷体" w:hint="eastAsia"/>
+          <w:sz w:val="15"/>
+          <w:szCs w:val="15"/>
+        </w:rPr>
+      </w:pPr>
+      <w:r>
+        <w:rPr>
+          <w:rFonts w:ascii="华文楷体" w:eastAsia="华文楷体" w:hAnsi="华文楷体" w:hint="eastAsia"/>
+          <w:sz w:val="15"/>
+          <w:szCs w:val="15"/>
+        </w:rPr>
+        <w:t>C语言里面定义好了#include &lt;</w:t>
+      </w:r>
+      <w:proofErr w:type="spellStart"/>
+      <w:r>
+        <w:rPr>
+          <w:rFonts w:ascii="华文楷体" w:eastAsia="华文楷体" w:hAnsi="华文楷体" w:hint="eastAsia"/>
+          <w:sz w:val="15"/>
+          <w:szCs w:val="15"/>
+        </w:rPr>
+        <w:t>stdarg.h</w:t>
+      </w:r>
+      <w:proofErr w:type="spellEnd"/>
+      <w:r>
+        <w:rPr>
+          <w:rFonts w:ascii="华文楷体" w:eastAsia="华文楷体" w:hAnsi="华文楷体" w:hint="eastAsia"/>
+          <w:sz w:val="15"/>
+          <w:szCs w:val="15"/>
+        </w:rPr>
+        <w:t>&gt;头文件 包含以下</w:t>
+      </w:r>
+      <w:r>
+        <w:rPr>
+          <w:rFonts w:ascii="华文楷体" w:eastAsia="华文楷体" w:hAnsi="华文楷体" w:hint="eastAsia"/>
+          <w:sz w:val="15"/>
+          <w:szCs w:val="15"/>
+        </w:rPr>
+        <w:t>宏</w:t>
+      </w:r>
+      <w:r>
+        <w:rPr>
+          <w:rFonts w:ascii="华文楷体" w:eastAsia="华文楷体" w:hAnsi="华文楷体" w:hint="eastAsia"/>
+          <w:sz w:val="15"/>
+          <w:szCs w:val="15"/>
+        </w:rPr>
+        <w:t>函数：【定义不定长函数时要至少保留一个形式参数】</w:t>
+      </w:r>
+    </w:p>
+    <w:p>
+      <w:pPr>
+        <w:spacing w:after="0" w:line="240" w:lineRule="exact"/>
+        <w:rPr>
+          <w:rFonts w:ascii="华文楷体" w:eastAsia="华文楷体" w:hAnsi="华文楷体" w:hint="eastAsia"/>
+          <w:sz w:val="15"/>
+          <w:szCs w:val="15"/>
+        </w:rPr>
+      </w:pPr>
+      <w:r>
+        <w:rPr>
+          <w:rFonts w:ascii="华文楷体" w:eastAsia="华文楷体" w:hAnsi="华文楷体" w:hint="eastAsia"/>
+          <w:sz w:val="15"/>
+          <w:szCs w:val="15"/>
+        </w:rPr>
+        <w:t>1、</w:t>
+      </w:r>
+      <w:proofErr w:type="spellStart"/>
+      <w:r>
+        <w:rPr>
+          <w:rFonts w:ascii="华文楷体" w:eastAsia="华文楷体" w:hAnsi="华文楷体"/>
+          <w:b/>
+          <w:bCs/>
+          <w:sz w:val="15"/>
+          <w:szCs w:val="15"/>
+        </w:rPr>
+        <w:t>va_list</w:t>
+      </w:r>
+      <w:proofErr w:type="spellEnd"/>
+      <w:r>
+        <w:rPr>
+          <w:rFonts w:ascii="华文楷体" w:eastAsia="华文楷体" w:hAnsi="华文楷体"/>
+          <w:sz w:val="15"/>
+          <w:szCs w:val="15"/>
+        </w:rPr>
+        <w:t>：本质上是一个指针类型（在 32 位嵌入式架构中通常就是 char *），用于在内存中逐字节</w:t>
+      </w:r>
+      <w:r>
+        <w:rPr>
+          <w:rFonts w:ascii="华文楷体" w:eastAsia="华文楷体" w:hAnsi="华文楷体" w:hint="eastAsia"/>
+          <w:sz w:val="15"/>
+          <w:szCs w:val="15"/>
+        </w:rPr>
+        <w:t xml:space="preserve"> </w:t>
+      </w:r>
+      <w:r>
+        <w:rPr>
+          <w:rFonts w:ascii="华文楷体" w:eastAsia="华文楷体" w:hAnsi="华文楷体"/>
+          <w:b/>
+          <w:bCs/>
+          <w:i/>
+          <w:iCs/>
+          <w:sz w:val="15"/>
+          <w:szCs w:val="15"/>
+          <w:u w:val="single"/>
+        </w:rPr>
+        <w:t>寻址参数</w:t>
+      </w:r>
+      <w:r>
+        <w:rPr>
+          <w:rFonts w:ascii="华文楷体" w:eastAsia="华文楷体" w:hAnsi="华文楷体" w:hint="eastAsia"/>
+          <w:b/>
+          <w:bCs/>
+          <w:i/>
+          <w:iCs/>
+          <w:sz w:val="15"/>
+          <w:szCs w:val="15"/>
+        </w:rPr>
+        <w:t xml:space="preserve">  </w:t>
+      </w:r>
+    </w:p>
+    <w:p>
+      <w:pPr>
+        <w:spacing w:after="0" w:line="240" w:lineRule="exact"/>
+        <w:rPr>
+          <w:rFonts w:ascii="华文楷体" w:eastAsia="华文楷体" w:hAnsi="华文楷体" w:hint="eastAsia"/>
+          <w:sz w:val="15"/>
+          <w:szCs w:val="15"/>
+        </w:rPr>
+      </w:pPr>
+      <w:r>
+        <w:rPr>
+          <w:rFonts w:ascii="华文楷体" w:eastAsia="华文楷体" w:hAnsi="华文楷体" w:hint="eastAsia"/>
+          <w:sz w:val="15"/>
+          <w:szCs w:val="15"/>
+        </w:rPr>
+        <w:t>2、</w:t>
+      </w:r>
+      <w:proofErr w:type="spellStart"/>
+      <w:r>
+        <w:rPr>
+          <w:rFonts w:ascii="华文楷体" w:eastAsia="华文楷体" w:hAnsi="华文楷体"/>
+          <w:b/>
+          <w:bCs/>
+          <w:sz w:val="15"/>
+          <w:szCs w:val="15"/>
+        </w:rPr>
+        <w:t>va_start</w:t>
+      </w:r>
+      <w:proofErr w:type="spellEnd"/>
+      <w:r>
+        <w:rPr>
+          <w:rFonts w:ascii="华文楷体" w:eastAsia="华文楷体" w:hAnsi="华文楷体"/>
+          <w:b/>
+          <w:bCs/>
+          <w:sz w:val="15"/>
+          <w:szCs w:val="15"/>
+        </w:rPr>
+        <w:t xml:space="preserve">(ap, </w:t>
+      </w:r>
+      <w:proofErr w:type="spellStart"/>
+      <w:r>
+        <w:rPr>
+          <w:rFonts w:ascii="华文楷体" w:eastAsia="华文楷体" w:hAnsi="华文楷体"/>
+          <w:b/>
+          <w:bCs/>
+          <w:sz w:val="15"/>
+          <w:szCs w:val="15"/>
+        </w:rPr>
+        <w:t>last_fixed_param</w:t>
+      </w:r>
+      <w:proofErr w:type="spellEnd"/>
+      <w:r>
+        <w:rPr>
+          <w:rFonts w:ascii="华文楷体" w:eastAsia="华文楷体" w:hAnsi="华文楷体"/>
+          <w:b/>
+          <w:bCs/>
+          <w:sz w:val="15"/>
+          <w:szCs w:val="15"/>
+        </w:rPr>
+        <w:t>)</w:t>
+      </w:r>
+      <w:r>
+        <w:rPr>
+          <w:rFonts w:ascii="华文楷体" w:eastAsia="华文楷体" w:hAnsi="华文楷体"/>
+          <w:sz w:val="15"/>
+          <w:szCs w:val="15"/>
+        </w:rPr>
+        <w:t xml:space="preserve">：初始化 ap，利用最后一个固定参数 </w:t>
+      </w:r>
+      <w:proofErr w:type="spellStart"/>
+      <w:r>
+        <w:rPr>
+          <w:rFonts w:ascii="华文楷体" w:eastAsia="华文楷体" w:hAnsi="华文楷体"/>
+          <w:sz w:val="15"/>
+          <w:szCs w:val="15"/>
+        </w:rPr>
+        <w:t>last_fixed_param</w:t>
+      </w:r>
+      <w:proofErr w:type="spellEnd"/>
+      <w:r>
+        <w:rPr>
+          <w:rFonts w:ascii="华文楷体" w:eastAsia="华文楷体" w:hAnsi="华文楷体"/>
+          <w:sz w:val="15"/>
+          <w:szCs w:val="15"/>
+        </w:rPr>
+        <w:t xml:space="preserve"> 的内存地址，计算出可变参数在内存中的起始地址</w:t>
+      </w:r>
+    </w:p>
+    <w:p>
+      <w:pPr>
+        <w:spacing w:after="0" w:line="240" w:lineRule="exact"/>
+        <w:jc w:val="center"/>
+        <w:rPr>
+          <w:rFonts w:ascii="华文楷体" w:eastAsia="华文楷体" w:hAnsi="华文楷体" w:hint="eastAsia"/>
+          <w:sz w:val="15"/>
+          <w:szCs w:val="15"/>
+        </w:rPr>
+      </w:pPr>
+      <w:r>
+        <w:rPr>
+          <w:rFonts w:ascii="华文楷体" w:eastAsia="华文楷体" w:hAnsi="华文楷体" w:hint="eastAsia"/>
+          <w:sz w:val="15"/>
+          <w:szCs w:val="15"/>
+        </w:rPr>
+        <w:t>（</w:t>
+      </w:r>
+      <w:proofErr w:type="spellStart"/>
+      <w:r>
+        <w:rPr>
+          <w:rFonts w:ascii="华文楷体" w:eastAsia="华文楷体" w:hAnsi="华文楷体" w:hint="eastAsia"/>
+          <w:sz w:val="15"/>
+          <w:szCs w:val="15"/>
+        </w:rPr>
+        <w:t>va_start</w:t>
+      </w:r>
+      <w:proofErr w:type="spellEnd"/>
+      <w:r>
+        <w:rPr>
+          <w:rFonts w:ascii="华文楷体" w:eastAsia="华文楷体" w:hAnsi="华文楷体" w:hint="eastAsia"/>
+          <w:sz w:val="15"/>
+          <w:szCs w:val="15"/>
+        </w:rPr>
+        <w:t xml:space="preserve"> 就是将地址锚定</w:t>
+      </w:r>
+      <w:r>
+        <w:rPr>
+          <w:rFonts w:ascii="华文楷体" w:eastAsia="华文楷体" w:hAnsi="华文楷体" w:hint="eastAsia"/>
+          <w:sz w:val="15"/>
+          <w:szCs w:val="15"/>
+        </w:rPr>
+        <w:t>固定参数后一个身位的起始地址</w:t>
+      </w:r>
+      <w:r>
+        <w:rPr>
+          <w:rFonts w:ascii="华文楷体" w:eastAsia="华文楷体" w:hAnsi="华文楷体" w:hint="eastAsia"/>
+          <w:sz w:val="15"/>
+          <w:szCs w:val="15"/>
+        </w:rPr>
+        <w:t>）</w:t>
+      </w:r>
+    </w:p>
+    <w:p>
+      <w:pPr>
+        <w:spacing w:after="0" w:line="240" w:lineRule="auto"/>
+        <w:jc w:val="center"/>
+        <w:rPr>
+          <w:rFonts w:ascii="华文楷体" w:eastAsia="华文楷体" w:hAnsi="华文楷体" w:hint="eastAsia"/>
+          <w:sz w:val="15"/>
+          <w:szCs w:val="15"/>
+        </w:rPr>
+      </w:pPr>
+      <w:r>
+        <w:rPr>
+          <w:rFonts w:ascii="华文楷体" w:eastAsia="华文楷体" w:hAnsi="华文楷体" w:hint="eastAsia"/>
+          <w:noProof/>
+          <w:sz w:val="15"/>
+          <w:szCs w:val="15"/>
+          <w:lang w:val="zh-CN"/>
+        </w:rPr>
+        <mc:AlternateContent>
+          <mc:Choice Requires="wpg">
+            <w:drawing>
+              <wp:inline distT="0" distB="0" distL="0" distR="0" wp14:anchorId="18D165E3" wp14:editId="5C719303">
+                <wp:extent cx="3014219" cy="557830"/>
+                <wp:effectExtent l="0" t="0" r="0" b="0"/>
+                <wp:docPr id="1512669038" name="组合 11"/>
+                <wp:cNvGraphicFramePr/>
+                <a:graphic xmlns:a="http://schemas.openxmlformats.org/drawingml/2006/main">
+                  <a:graphicData uri="http://schemas.microsoft.com/office/word/2010/wordprocessingGroup">
+                    <wpg:wgp>
+                      <wpg:cNvGrpSpPr/>
+                      <wpg:grpSpPr>
+                        <a:xfrm>
+                          <a:off x="0" y="0"/>
+                          <a:ext cx="3014219" cy="557830"/>
+                          <a:chOff x="0" y="0"/>
+                          <a:chExt cx="3014219" cy="557830"/>
+                        </a:xfrm>
+                      </wpg:grpSpPr>
+                      <pic:pic xmlns:pic="http://schemas.openxmlformats.org/drawingml/2006/picture">
+                        <pic:nvPicPr>
+                          <pic:cNvPr id="1827796999" name="图片 1"/>
+                          <pic:cNvPicPr>
+                            <a:picLocks noChangeAspect="1"/>
+                          </pic:cNvPicPr>
+                        </pic:nvPicPr>
+                        <pic:blipFill>
+                          <a:blip r:embed="rId47" cstate="print">
+                            <a:extLst>
+                              <a:ext uri="{28A0092B-C50C-407E-A947-70E740481C1C}">
+                                <a14:useLocalDpi xmlns:a14="http://schemas.microsoft.com/office/drawing/2010/main" val="0"/>
+                              </a:ext>
+                            </a:extLst>
+                          </a:blip>
+                          <a:stretch>
+                            <a:fillRect/>
+                          </a:stretch>
+                        </pic:blipFill>
+                        <pic:spPr>
+                          <a:xfrm>
+                            <a:off x="0" y="30145"/>
+                            <a:ext cx="2928620" cy="527685"/>
+                          </a:xfrm>
+                          <a:prstGeom prst="rect">
+                            <a:avLst/>
+                          </a:prstGeom>
+                        </pic:spPr>
+                      </pic:pic>
+                      <wps:wsp>
+                        <wps:cNvPr id="1770061569" name="文本框 5"/>
+                        <wps:cNvSpPr txBox="1"/>
+                        <wps:spPr>
+                          <a:xfrm>
+                            <a:off x="1954404" y="0"/>
+                            <a:ext cx="1059815" cy="245745"/>
+                          </a:xfrm>
+                          <a:prstGeom prst="rect">
+                            <a:avLst/>
+                          </a:prstGeom>
+                          <a:noFill/>
+                          <a:ln w="6350">
+                            <a:noFill/>
+                          </a:ln>
+                        </wps:spPr>
+                        <wps:txbx>
+                          <w:txbxContent>
+                            <w:p>
+                              <w:pPr>
+                                <w:spacing w:after="0" w:line="180" w:lineRule="exact"/>
+                                <w:rPr>
+                                  <w:rFonts w:ascii="华文楷体" w:eastAsia="华文楷体" w:hAnsi="华文楷体" w:hint="eastAsia"/>
+                                  <w:b/>
+                                  <w:bCs/>
+                                  <w:color w:val="000000" w:themeColor="text1"/>
+                                  <w:sz w:val="14"/>
+                                  <w:szCs w:val="16"/>
+                                </w:rPr>
+                              </w:pPr>
+                              <w:r>
+                                <w:rPr>
+                                  <w:rFonts w:ascii="华文楷体" w:eastAsia="华文楷体" w:hAnsi="华文楷体" w:hint="eastAsia"/>
+                                  <w:b/>
+                                  <w:bCs/>
+                                  <w:color w:val="000000" w:themeColor="text1"/>
+                                  <w:sz w:val="14"/>
+                                  <w:szCs w:val="16"/>
+                                  <w:highlight w:val="yellow"/>
+                                </w:rPr>
+                                <w:t>以sum( 3,10,20,30)为例</w:t>
+                              </w:r>
+                            </w:p>
+                          </w:txbxContent>
+                        </wps:txbx>
+                        <wps:bodyPr rot="0" spcFirstLastPara="0" vertOverflow="overflow" horzOverflow="overflow" vert="horz" wrap="square" lIns="91440" tIns="45720" rIns="91440" bIns="45720" numCol="1" spcCol="0" rtlCol="0" fromWordArt="0" anchor="t" anchorCtr="0" forceAA="0" compatLnSpc="1">
+                          <a:prstTxWarp prst="textNoShape">
+                            <a:avLst/>
+                          </a:prstTxWarp>
+                          <a:noAutofit/>
+                        </wps:bodyPr>
+                      </wps:wsp>
+                    </wpg:wgp>
+                  </a:graphicData>
+                </a:graphic>
+              </wp:inline>
+            </w:drawing>
+          </mc:Choice>
+          <mc:Fallback>
+            <w:pict>
+              <v:group w14:anchorId="18D165E3" id="组合 11" o:spid="_x0000_s1035" style="width:237.35pt;height:43.9pt;mso-position-horizontal-relative:char;mso-position-vertical-relative:line" coordsize="30142,5578" o:gfxdata="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">
+                <v:shape id="图片 1" o:spid="_x0000_s1036" type="#_x0000_t75" style="position:absolute;top:301;width:29286;height:5277;visibility:visible;mso-wrap-style:square" o:gfxdata="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">
+                  <v:imagedata r:id="rId48" o:title=""/>
+                </v:shape>
+                <v:shape id="_x0000_s1037" type="#_x0000_t202" style="position:absolute;left:19544;width:10598;height:2457;visibility:visible;mso-wrap-style:square;v-text-anchor:top" o:gfxdata="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" filled="f" stroked="f" strokeweight=".5pt">
+                  <v:textbox>
+                    <w:txbxContent>
+                      <w:p>
+                        <w:pPr>
+                          <w:spacing w:after="0" w:line="180" w:lineRule="exact"/>
+                          <w:rPr>
+                            <w:rFonts w:ascii="华文楷体" w:eastAsia="华文楷体" w:hAnsi="华文楷体" w:hint="eastAsia"/>
+                            <w:b/>
+                            <w:bCs/>
+                            <w:color w:val="000000" w:themeColor="text1"/>
+                            <w:sz w:val="14"/>
+                            <w:szCs w:val="16"/>
+                          </w:rPr>
+                        </w:pPr>
+                        <w:r>
+                          <w:rPr>
+                            <w:rFonts w:ascii="华文楷体" w:eastAsia="华文楷体" w:hAnsi="华文楷体" w:hint="eastAsia"/>
+                            <w:b/>
+                            <w:bCs/>
+                            <w:color w:val="000000" w:themeColor="text1"/>
+                            <w:sz w:val="14"/>
+                            <w:szCs w:val="16"/>
+                            <w:highlight w:val="yellow"/>
+                          </w:rPr>
+                          <w:t>以sum</w:t>
+                        </w:r>
+                        <w:proofErr w:type="gramStart"/>
+                        <w:r>
+                          <w:rPr>
+                            <w:rFonts w:ascii="华文楷体" w:eastAsia="华文楷体" w:hAnsi="华文楷体" w:hint="eastAsia"/>
+                            <w:b/>
+                            <w:bCs/>
+                            <w:color w:val="000000" w:themeColor="text1"/>
+                            <w:sz w:val="14"/>
+                            <w:szCs w:val="16"/>
+                            <w:highlight w:val="yellow"/>
+                          </w:rPr>
+                          <w:t xml:space="preserve">( </w:t>
+                        </w:r>
+                        <w:proofErr w:type="gramEnd"/>
+                        <w:r>
+                          <w:rPr>
+                            <w:rFonts w:ascii="华文楷体" w:eastAsia="华文楷体" w:hAnsi="华文楷体" w:hint="eastAsia"/>
+                            <w:b/>
+                            <w:bCs/>
+                            <w:color w:val="000000" w:themeColor="text1"/>
+                            <w:sz w:val="14"/>
+                            <w:szCs w:val="16"/>
+                            <w:highlight w:val="yellow"/>
+                          </w:rPr>
+                          <w:t>3,10,20,</w:t>
+                        </w:r>
+                        <w:proofErr w:type="gramStart"/>
+                        <w:r>
+                          <w:rPr>
+                            <w:rFonts w:ascii="华文楷体" w:eastAsia="华文楷体" w:hAnsi="华文楷体" w:hint="eastAsia"/>
+                            <w:b/>
+                            <w:bCs/>
+                            <w:color w:val="000000" w:themeColor="text1"/>
+                            <w:sz w:val="14"/>
+                            <w:szCs w:val="16"/>
+                            <w:highlight w:val="yellow"/>
+                          </w:rPr>
+                          <w:t>30)</w:t>
+                        </w:r>
+                        <w:proofErr w:type="gramEnd"/>
+                        <w:r>
+                          <w:rPr>
+                            <w:rFonts w:ascii="华文楷体" w:eastAsia="华文楷体" w:hAnsi="华文楷体" w:hint="eastAsia"/>
+                            <w:b/>
+                            <w:bCs/>
+                            <w:color w:val="000000" w:themeColor="text1"/>
+                            <w:sz w:val="14"/>
+                            <w:szCs w:val="16"/>
+                            <w:highlight w:val="yellow"/>
+                          </w:rPr>
+                          <w:t>为例</w:t>
+                        </w:r>
+                      </w:p>
+                    </w:txbxContent>
+                  </v:textbox>
+                </v:shape>
+                <w10:anchorlock/>
+              </v:group>
+            </w:pict>
+          </mc:Fallback>
+        </mc:AlternateContent>
+      </w:r>
+    </w:p>
+    <w:p>
+      <w:pPr>
+        <w:spacing w:after="0" w:line="240" w:lineRule="exact"/>
+        <w:rPr>
+          <w:rFonts w:ascii="华文楷体" w:eastAsia="华文楷体" w:hAnsi="华文楷体" w:hint="eastAsia"/>
+          <w:sz w:val="15"/>
+          <w:szCs w:val="15"/>
+        </w:rPr>
+      </w:pPr>
+      <w:r>
+        <w:rPr>
+          <w:rFonts w:ascii="华文楷体" w:eastAsia="华文楷体" w:hAnsi="华文楷体" w:hint="eastAsia"/>
+          <w:sz w:val="15"/>
+          <w:szCs w:val="15"/>
+        </w:rPr>
+        <w:t>3、</w:t>
+      </w:r>
+      <w:proofErr w:type="spellStart"/>
+      <w:r>
+        <w:rPr>
+          <w:rFonts w:ascii="华文楷体" w:eastAsia="华文楷体" w:hAnsi="华文楷体"/>
+          <w:b/>
+          <w:bCs/>
+          <w:sz w:val="15"/>
+          <w:szCs w:val="15"/>
+        </w:rPr>
+        <w:t>va_arg</w:t>
+      </w:r>
+      <w:proofErr w:type="spellEnd"/>
+      <w:r>
+        <w:rPr>
+          <w:rFonts w:ascii="华文楷体" w:eastAsia="华文楷体" w:hAnsi="华文楷体"/>
+          <w:b/>
+          <w:bCs/>
+          <w:sz w:val="15"/>
+          <w:szCs w:val="15"/>
+        </w:rPr>
+        <w:t>(ap, type)</w:t>
+      </w:r>
+      <w:r>
+        <w:rPr>
+          <w:rFonts w:ascii="华文楷体" w:eastAsia="华文楷体" w:hAnsi="华文楷体"/>
+          <w:sz w:val="15"/>
+          <w:szCs w:val="15"/>
+        </w:rPr>
+        <w:t xml:space="preserve">：按传入的 type 类型从 ap 读取数值，同时将 ap 指针向高地址偏移 </w:t>
+      </w:r>
+      <w:proofErr w:type="spellStart"/>
+      <w:r>
+        <w:rPr>
+          <w:rFonts w:ascii="华文楷体" w:eastAsia="华文楷体" w:hAnsi="华文楷体"/>
+          <w:sz w:val="15"/>
+          <w:szCs w:val="15"/>
+        </w:rPr>
+        <w:t>sizeof</w:t>
+      </w:r>
+      <w:proofErr w:type="spellEnd"/>
+      <w:r>
+        <w:rPr>
+          <w:rFonts w:ascii="华文楷体" w:eastAsia="华文楷体" w:hAnsi="华文楷体"/>
+          <w:sz w:val="15"/>
+          <w:szCs w:val="15"/>
+        </w:rPr>
+        <w:t>(type)（按对齐规则向上对齐</w:t>
+      </w:r>
+      <w:r>
+        <w:rPr>
+          <w:rFonts w:ascii="华文楷体" w:eastAsia="华文楷体" w:hAnsi="华文楷体" w:hint="eastAsia"/>
+          <w:sz w:val="15"/>
+          <w:szCs w:val="15"/>
+        </w:rPr>
+        <w:t xml:space="preserve"> — </w:t>
+      </w:r>
+      <w:r>
+        <w:rPr>
+          <w:rFonts w:ascii="华文楷体" w:eastAsia="华文楷体" w:hAnsi="华文楷体" w:hint="eastAsia"/>
+          <w:sz w:val="15"/>
+          <w:szCs w:val="15"/>
+        </w:rPr>
+        <w:t>“</w:t>
+      </w:r>
+      <w:r>
+        <w:rPr>
+          <w:rFonts w:ascii="华文楷体" w:eastAsia="华文楷体" w:hAnsi="华文楷体" w:hint="eastAsia"/>
+          <w:sz w:val="15"/>
+          <w:szCs w:val="15"/>
+        </w:rPr>
+        <w:t>也就是上方图二</w:t>
+      </w:r>
+      <w:r>
+        <w:rPr>
+          <w:rFonts w:ascii="华文楷体" w:eastAsia="华文楷体" w:hAnsi="华文楷体" w:hint="eastAsia"/>
+          <w:sz w:val="15"/>
+          <w:szCs w:val="15"/>
+        </w:rPr>
+        <w:t>”</w:t>
+      </w:r>
+      <w:r>
+        <w:rPr>
+          <w:rFonts w:ascii="华文楷体" w:eastAsia="华文楷体" w:hAnsi="华文楷体"/>
+          <w:sz w:val="15"/>
+          <w:szCs w:val="15"/>
+        </w:rPr>
+        <w:t>）</w:t>
+      </w:r>
+    </w:p>
+    <w:p>
+      <w:pPr>
+        <w:spacing w:after="0" w:line="240" w:lineRule="exact"/>
+        <w:rPr>
+          <w:rFonts w:ascii="华文楷体" w:eastAsia="华文楷体" w:hAnsi="华文楷体"/>
+          <w:sz w:val="15"/>
+          <w:szCs w:val="15"/>
+        </w:rPr>
+      </w:pPr>
+      <w:r>
+        <w:rPr>
+          <w:rFonts w:ascii="华文楷体" w:eastAsia="华文楷体" w:hAnsi="华文楷体" w:hint="eastAsia"/>
+          <w:sz w:val="15"/>
+          <w:szCs w:val="15"/>
+        </w:rPr>
+        <w:t>4、</w:t>
+      </w:r>
+      <w:proofErr w:type="spellStart"/>
+      <w:r>
+        <w:rPr>
+          <w:rFonts w:ascii="华文楷体" w:eastAsia="华文楷体" w:hAnsi="华文楷体"/>
+          <w:b/>
+          <w:bCs/>
+          <w:sz w:val="15"/>
+          <w:szCs w:val="15"/>
+        </w:rPr>
+        <w:t>va_end</w:t>
+      </w:r>
+      <w:proofErr w:type="spellEnd"/>
+      <w:r>
+        <w:rPr>
+          <w:rFonts w:ascii="华文楷体" w:eastAsia="华文楷体" w:hAnsi="华文楷体"/>
+          <w:b/>
+          <w:bCs/>
+          <w:sz w:val="15"/>
+          <w:szCs w:val="15"/>
+        </w:rPr>
+        <w:t>(ap)</w:t>
+      </w:r>
+      <w:r>
+        <w:rPr>
+          <w:rFonts w:ascii="华文楷体" w:eastAsia="华文楷体" w:hAnsi="华文楷体"/>
+          <w:sz w:val="15"/>
+          <w:szCs w:val="15"/>
+        </w:rPr>
+        <w:t>：将 ap 置空或执行平台特定的清理操作，保持代码可移植性</w:t>
+      </w:r>
+    </w:p>
+    <w:p>
+      <w:pPr>
+        <w:spacing w:after="0" w:line="240" w:lineRule="exact"/>
+        <w:rPr>
+          <w:rFonts w:ascii="华文楷体" w:eastAsia="华文楷体" w:hAnsi="华文楷体"/>
+          <w:sz w:val="15"/>
+          <w:szCs w:val="15"/>
+        </w:rPr>
+      </w:pPr>
+    </w:p>
+    <w:p>
+      <w:pPr>
+        <w:spacing w:after="0" w:line="240" w:lineRule="exact"/>
+        <w:jc w:val="center"/>
+        <w:rPr>
+          <w:rFonts w:ascii="华文楷体" w:eastAsia="华文楷体" w:hAnsi="华文楷体"/>
+          <w:sz w:val="15"/>
+          <w:szCs w:val="15"/>
+        </w:rPr>
+      </w:pPr>
+      <w:proofErr w:type="spellStart"/>
+      <w:r>
+        <w:rPr>
+          <w:rFonts w:ascii="华文楷体" w:eastAsia="华文楷体" w:hAnsi="华文楷体" w:hint="eastAsia"/>
+          <w:b/>
+          <w:bCs/>
+          <w:sz w:val="15"/>
+          <w:szCs w:val="15"/>
+        </w:rPr>
+        <w:t>printf</w:t>
+      </w:r>
+      <w:proofErr w:type="spellEnd"/>
+      <w:r>
+        <w:rPr>
+          <w:rFonts w:ascii="华文楷体" w:eastAsia="华文楷体" w:hAnsi="华文楷体" w:hint="eastAsia"/>
+          <w:b/>
+          <w:bCs/>
+          <w:sz w:val="15"/>
+          <w:szCs w:val="15"/>
+        </w:rPr>
+        <w:t>和</w:t>
+      </w:r>
+      <w:proofErr w:type="spellStart"/>
+      <w:r>
+        <w:rPr>
+          <w:rFonts w:ascii="华文楷体" w:eastAsia="华文楷体" w:hAnsi="华文楷体" w:hint="eastAsia"/>
+          <w:b/>
+          <w:bCs/>
+          <w:sz w:val="15"/>
+          <w:szCs w:val="15"/>
+        </w:rPr>
+        <w:t>v</w:t>
+      </w:r>
+      <w:r>
+        <w:rPr>
+          <w:rFonts w:ascii="华文楷体" w:eastAsia="华文楷体" w:hAnsi="华文楷体" w:hint="eastAsia"/>
+          <w:b/>
+          <w:bCs/>
+          <w:sz w:val="15"/>
+          <w:szCs w:val="15"/>
+        </w:rPr>
+        <w:t>printf</w:t>
+      </w:r>
+      <w:proofErr w:type="spellEnd"/>
+      <w:r>
+        <w:rPr>
+          <w:rFonts w:ascii="华文楷体" w:eastAsia="华文楷体" w:hAnsi="华文楷体"/>
+          <w:b/>
+          <w:bCs/>
+          <w:sz w:val="15"/>
+          <w:szCs w:val="15"/>
+        </w:rPr>
+        <w:t>都会返回成功打印的字符总数</w:t>
+      </w:r>
+      <w:r>
+        <w:rPr>
+          <w:rFonts w:ascii="华文楷体" w:eastAsia="华文楷体" w:hAnsi="华文楷体"/>
+          <w:sz w:val="15"/>
+          <w:szCs w:val="15"/>
+        </w:rPr>
+        <w:t>（若发生错误均返回负数</w:t>
+      </w:r>
+      <w:r>
+        <w:rPr>
+          <w:rFonts w:ascii="华文楷体" w:eastAsia="华文楷体" w:hAnsi="华文楷体"/>
+          <w:sz w:val="15"/>
+          <w:szCs w:val="15"/>
+        </w:rPr>
+        <w:t>）</w:t>
+      </w:r>
+      <w:r>
+        <w:rPr>
+          <w:rFonts w:ascii="华文楷体" w:eastAsia="华文楷体" w:hAnsi="华文楷体" w:hint="eastAsia"/>
+          <w:sz w:val="15"/>
+          <w:szCs w:val="15"/>
+        </w:rPr>
+        <w:t>核心区别在于接收参数的方式</w:t>
+      </w:r>
+    </w:p>
+    <w:p>
+      <w:pPr>
+        <w:spacing w:after="0" w:line="240" w:lineRule="exact"/>
+        <w:rPr>
+          <w:rFonts w:ascii="华文楷体" w:eastAsia="华文楷体" w:hAnsi="华文楷体" w:hint="eastAsia"/>
+          <w:sz w:val="15"/>
+          <w:szCs w:val="15"/>
+        </w:rPr>
+      </w:pPr>
+      <w:r>
+        <w:rPr>
+          <w:rFonts w:ascii="华文楷体" w:eastAsia="华文楷体" w:hAnsi="华文楷体"/>
+          <w:sz w:val="15"/>
+          <w:szCs w:val="15"/>
+        </w:rPr>
+        <w:drawing>
+          <wp:anchor distT="0" distB="0" distL="114300" distR="114300" simplePos="0" relativeHeight="251679744" behindDoc="0" locked="0" layoutInCell="1" allowOverlap="1" wp14:anchorId="3DF570A4" wp14:editId="0FC28388">
+            <wp:simplePos x="0" y="0"/>
+            <wp:positionH relativeFrom="column">
+              <wp:posOffset>3142838</wp:posOffset>
+            </wp:positionH>
+            <wp:positionV relativeFrom="paragraph">
+              <wp:posOffset>73025</wp:posOffset>
+            </wp:positionV>
+            <wp:extent cx="3124835" cy="1156970"/>
+            <wp:effectExtent l="0" t="0" r="0" b="5080"/>
+            <wp:wrapNone/>
+            <wp:docPr id="1602329049" name="图片 1"/>
+            <wp:cNvGraphicFramePr>
+              <a:graphicFrameLocks xmlns:a="http://schemas.openxmlformats.org/drawingml/2006/main" noChangeAspect="1"/>
+            </wp:cNvGraphicFramePr>
+            <a:graphic xmlns:a="http://schemas.openxmlformats.org/drawingml/2006/main">
+              <a:graphicData uri="http://schemas.openxmlformats.org/drawingml/2006/picture">
+                <pic:pic xmlns:pic="http://schemas.openxmlformats.org/drawingml/2006/picture">
+                  <pic:nvPicPr>
+                    <pic:cNvPr id="1602329049" name=""/>
+                    <pic:cNvPicPr/>
+                  </pic:nvPicPr>
+                  <pic:blipFill>
+                    <a:blip r:embed="rId49">
+                      <a:extLst>
+                        <a:ext uri="{28A0092B-C50C-407E-A947-70E740481C1C}">
+                          <a14:useLocalDpi xmlns:a14="http://schemas.microsoft.com/office/drawing/2010/main" val="0"/>
+                        </a:ext>
+                      </a:extLst>
+                    </a:blip>
+                    <a:stretch>
+                      <a:fillRect/>
+                    </a:stretch>
+                  </pic:blipFill>
+                  <pic:spPr>
+                    <a:xfrm>
+                      <a:off x="0" y="0"/>
+                      <a:ext cx="3124835" cy="1156970"/>
+                    </a:xfrm>
+                    <a:prstGeom prst="rect">
+                      <a:avLst/>
+                    </a:prstGeom>
+                  </pic:spPr>
+                </pic:pic>
+              </a:graphicData>
+            </a:graphic>
+            <wp14:sizeRelH relativeFrom="margin">
+              <wp14:pctWidth>0</wp14:pctWidth>
+            </wp14:sizeRelH>
+            <wp14:sizeRelV relativeFrom="margin">
+              <wp14:pctHeight>0</wp14:pctHeight>
+            </wp14:sizeRelV>
+          </wp:anchor>
+        </w:drawing>
+      </w:r>
+      <w:r>
+        <w:rPr>
+          <w:rFonts w:ascii="华文楷体" w:eastAsia="华文楷体" w:hAnsi="华文楷体"/>
+          <w:sz w:val="15"/>
+          <w:szCs w:val="15"/>
+        </w:rPr>
+        <w:drawing>
+          <wp:anchor distT="0" distB="0" distL="114300" distR="114300" simplePos="0" relativeHeight="251678720" behindDoc="0" locked="0" layoutInCell="1" allowOverlap="1" wp14:anchorId="442C05AE" wp14:editId="2184D1CA">
+            <wp:simplePos x="0" y="0"/>
+            <wp:positionH relativeFrom="column">
+              <wp:posOffset>422519</wp:posOffset>
+            </wp:positionH>
+            <wp:positionV relativeFrom="paragraph">
+              <wp:posOffset>75565</wp:posOffset>
+            </wp:positionV>
+            <wp:extent cx="2466340" cy="552450"/>
+            <wp:effectExtent l="0" t="0" r="0" b="0"/>
+            <wp:wrapNone/>
+            <wp:docPr id="1511527986" name="图片 1"/>
+            <wp:cNvGraphicFramePr>
+              <a:graphicFrameLocks xmlns:a="http://schemas.openxmlformats.org/drawingml/2006/main" noChangeAspect="1"/>
+            </wp:cNvGraphicFramePr>
+            <a:graphic xmlns:a="http://schemas.openxmlformats.org/drawingml/2006/main">
+              <a:graphicData uri="http://schemas.openxmlformats.org/drawingml/2006/picture">
+                <pic:pic xmlns:pic="http://schemas.openxmlformats.org/drawingml/2006/picture">
+                  <pic:nvPicPr>
+                    <pic:cNvPr id="1511527986" name=""/>
+                    <pic:cNvPicPr/>
+                  </pic:nvPicPr>
+                  <pic:blipFill>
+                    <a:blip r:embed="rId50">
+                      <a:extLst>
+                        <a:ext uri="{28A0092B-C50C-407E-A947-70E740481C1C}">
+                          <a14:useLocalDpi xmlns:a14="http://schemas.microsoft.com/office/drawing/2010/main" val="0"/>
+                        </a:ext>
+                      </a:extLst>
+                    </a:blip>
+                    <a:stretch>
+                      <a:fillRect/>
+                    </a:stretch>
+                  </pic:blipFill>
+                  <pic:spPr>
+                    <a:xfrm>
+                      <a:off x="0" y="0"/>
+                      <a:ext cx="2466340" cy="552450"/>
+                    </a:xfrm>
+                    <a:prstGeom prst="rect">
+                      <a:avLst/>
+                    </a:prstGeom>
+                  </pic:spPr>
+                </pic:pic>
+              </a:graphicData>
+            </a:graphic>
+            <wp14:sizeRelH relativeFrom="margin">
+              <wp14:pctWidth>0</wp14:pctWidth>
+            </wp14:sizeRelH>
+            <wp14:sizeRelV relativeFrom="margin">
+              <wp14:pctHeight>0</wp14:pctHeight>
+            </wp14:sizeRelV>
+          </wp:anchor>
+        </w:drawing>
+      </w:r>
+    </w:p>
+    <w:p>
+      <w:pPr>
+        <w:spacing w:after="0" w:line="240" w:lineRule="exact"/>
+        <w:rPr>
+          <w:rFonts w:ascii="华文楷体" w:eastAsia="华文楷体" w:hAnsi="华文楷体"/>
+          <w:sz w:val="15"/>
+          <w:szCs w:val="15"/>
+        </w:rPr>
+      </w:pPr>
+    </w:p>
+    <w:p>
+      <w:pPr>
+        <w:spacing w:after="0" w:line="240" w:lineRule="exact"/>
+        <w:rPr>
+          <w:rFonts w:ascii="华文楷体" w:eastAsia="华文楷体" w:hAnsi="华文楷体"/>
+          <w:sz w:val="15"/>
+          <w:szCs w:val="15"/>
+        </w:rPr>
+      </w:pPr>
+    </w:p>
+    <w:p>
+      <w:pPr>
+        <w:spacing w:after="0" w:line="240" w:lineRule="exact"/>
+        <w:rPr>
+          <w:rFonts w:ascii="华文楷体" w:eastAsia="华文楷体" w:hAnsi="华文楷体"/>
+          <w:sz w:val="15"/>
+          <w:szCs w:val="15"/>
+        </w:rPr>
+      </w:pPr>
+    </w:p>
+    <w:p>
+      <w:pPr>
+        <w:spacing w:after="0" w:line="240" w:lineRule="exact"/>
+        <w:rPr>
+          <w:rFonts w:ascii="华文楷体" w:eastAsia="华文楷体" w:hAnsi="华文楷体"/>
+          <w:sz w:val="15"/>
+          <w:szCs w:val="15"/>
+        </w:rPr>
+      </w:pPr>
+    </w:p>
+    <w:p>
+      <w:pPr>
+        <w:spacing w:after="0" w:line="240" w:lineRule="exact"/>
+        <w:rPr>
+          <w:rFonts w:ascii="华文楷体" w:eastAsia="华文楷体" w:hAnsi="华文楷体"/>
+          <w:sz w:val="15"/>
+          <w:szCs w:val="15"/>
+        </w:rPr>
+      </w:pPr>
+    </w:p>
+    <w:p>
+      <w:pPr>
+        <w:spacing w:after="0" w:line="240" w:lineRule="exact"/>
+        <w:rPr>
+          <w:rFonts w:ascii="华文楷体" w:eastAsia="华文楷体" w:hAnsi="华文楷体"/>
+          <w:sz w:val="15"/>
+          <w:szCs w:val="15"/>
+        </w:rPr>
+      </w:pPr>
+    </w:p>
+    <w:p>
+      <w:pPr>
+        <w:spacing w:after="0" w:line="240" w:lineRule="exact"/>
+        <w:rPr>
+          <w:rFonts w:ascii="华文楷体" w:eastAsia="华文楷体" w:hAnsi="华文楷体"/>
+          <w:sz w:val="15"/>
+          <w:szCs w:val="15"/>
+        </w:rPr>
+      </w:pPr>
+    </w:p>
+    <w:p>
+      <w:pPr>
+        <w:spacing w:after="0" w:line="240" w:lineRule="exact"/>
+        <w:rPr>
+          <w:rFonts w:ascii="华文楷体" w:eastAsia="华文楷体" w:hAnsi="华文楷体"/>
+          <w:sz w:val="15"/>
+          <w:szCs w:val="15"/>
+        </w:rPr>
+      </w:pPr>
+    </w:p>
+    <w:p>
+      <w:pPr>
+        <w:spacing w:after="0" w:line="240" w:lineRule="exact"/>
+        <w:rPr>
+          <w:rFonts w:ascii="华文楷体" w:eastAsia="华文楷体" w:hAnsi="华文楷体" w:hint="eastAsia"/>
+          <w:sz w:val="15"/>
+          <w:szCs w:val="15"/>
+        </w:rPr>
+      </w:pPr>
+    </w:p>
+    <w:p>
+      <w:pPr>
+        <w:spacing w:after="0" w:line="240" w:lineRule="exact"/>
+        <w:rPr>
+          <w:rFonts w:ascii="华文楷体" w:eastAsia="华文楷体" w:hAnsi="华文楷体" w:hint="eastAsia"/>
+          <w:sz w:val="15"/>
+          <w:szCs w:val="15"/>
+        </w:rPr>
+      </w:pPr>
+    </w:p>
+    <w:p>
+      <w:pPr>
+        <w:spacing w:after="0" w:line="240" w:lineRule="auto"/>
+        <w:rPr>
+          <w:rFonts w:ascii="华文楷体" w:eastAsia="华文楷体" w:hAnsi="华文楷体" w:hint="eastAsia"/>
+          <w:sz w:val="15"/>
+          <w:szCs w:val="15"/>
+        </w:rPr>
+      </w:pPr>
+    </w:p>
+    <w:p>
+      <w:pPr>
         <w:spacing w:afterLines="50" w:after="156" w:line="240" w:lineRule="exact"/>
         <w:rPr>
-          <w:rFonts w:ascii="华文楷体" w:eastAsia="华文楷体" w:hAnsi="华文楷体"/>
+          <w:rFonts w:ascii="华文楷体" w:eastAsia="华文楷体" w:hAnsi="华文楷体" w:hint="eastAsia"/>
           <w:sz w:val="15"/>
           <w:szCs w:val="15"/>
         </w:rPr>
@@ -17422,17 +18955,7 @@
       <w:pPr>
         <w:spacing w:afterLines="50" w:after="156" w:line="240" w:lineRule="exact"/>
         <w:rPr>
-          <w:rFonts w:ascii="华文楷体" w:eastAsia="华文楷体" w:hAnsi="华文楷体"/>
-          <w:sz w:val="15"/>
-          <w:szCs w:val="15"/>
-        </w:rPr>
-      </w:pPr>
-    </w:p>
-    <w:p>
-      <w:pPr>
-        <w:spacing w:afterLines="50" w:after="156" w:line="240" w:lineRule="exact"/>
-        <w:rPr>
-          <w:rFonts w:ascii="华文楷体" w:eastAsia="华文楷体" w:hAnsi="华文楷体"/>
+          <w:rFonts w:ascii="华文楷体" w:eastAsia="华文楷体" w:hAnsi="华文楷体" w:hint="eastAsia"/>
           <w:sz w:val="15"/>
           <w:szCs w:val="15"/>
         </w:rPr>
@@ -17764,6 +19287,7 @@
           <w:bCs/>
           <w:strike/>
         </w:rPr>
+        <w:lastRenderedPageBreak/>
         <w:t>证芯片通电瞬间自动完成复位的？</w:t>
       </w:r>
     </w:p>
@@ -17842,7 +19366,7 @@
                     <pic:cNvPicPr/>
                   </pic:nvPicPr>
                   <pic:blipFill>
-                    <a:blip r:embed="rId42"/>
+                    <a:blip r:embed="rId51"/>
                     <a:stretch>
                       <a:fillRect/>
                     </a:stretch>
@@ -17896,7 +19420,7 @@
                     <pic:cNvPicPr/>
                   </pic:nvPicPr>
                   <pic:blipFill>
-                    <a:blip r:embed="rId43"/>
+                    <a:blip r:embed="rId52"/>
                     <a:stretch>
                       <a:fillRect/>
                     </a:stretch>
@@ -17940,7 +19464,7 @@
                     <pic:cNvPicPr/>
                   </pic:nvPicPr>
                   <pic:blipFill>
-                    <a:blip r:embed="rId44"/>
+                    <a:blip r:embed="rId53"/>
                     <a:stretch>
                       <a:fillRect/>
                     </a:stretch>
@@ -17984,7 +19508,7 @@
                     <pic:cNvPicPr/>
                   </pic:nvPicPr>
                   <pic:blipFill>
-                    <a:blip r:embed="rId45"/>
+                    <a:blip r:embed="rId54"/>
                     <a:stretch>
                       <a:fillRect/>
                     </a:stretch>
@@ -25383,6 +26907,155 @@
     </w:lvl>
   </w:abstractNum>
   <w:abstractNum w:abstractNumId="50" w15:restartNumberingAfterBreak="0">
+    <w:nsid w:val="6F4E435D"/>
+    <w:multiLevelType w:val="multilevel"/>
+    <w:tmpl w:val="159677DA"/>
+    <w:lvl w:ilvl="0">
+      <w:start w:val="1"/>
+      <w:numFmt w:val="bullet"/>
+      <w:lvlText w:val=""/>
+      <w:lvlJc w:val="left"/>
+      <w:pPr>
+        <w:tabs>
+          <w:tab w:val="num" w:pos="720"/>
+        </w:tabs>
+        <w:ind w:left="720" w:hanging="360"/>
+      </w:pPr>
+      <w:rPr>
+        <w:rFonts w:ascii="Symbol" w:hAnsi="Symbol" w:hint="default"/>
+        <w:sz w:val="20"/>
+      </w:rPr>
+    </w:lvl>
+    <w:lvl w:ilvl="1">
+      <w:start w:val="1"/>
+      <w:numFmt w:val="bullet"/>
+      <w:lvlText w:val="o"/>
+      <w:lvlJc w:val="left"/>
+      <w:pPr>
+        <w:tabs>
+          <w:tab w:val="num" w:pos="1440"/>
+        </w:tabs>
+        <w:ind w:left="1440" w:hanging="360"/>
+      </w:pPr>
+      <w:rPr>
+        <w:rFonts w:ascii="Courier New" w:hAnsi="Courier New" w:hint="default"/>
+        <w:sz w:val="20"/>
+      </w:rPr>
+    </w:lvl>
+    <w:lvl w:ilvl="2" w:tentative="1">
+      <w:start w:val="1"/>
+      <w:numFmt w:val="bullet"/>
+      <w:lvlText w:val=""/>
+      <w:lvlJc w:val="left"/>
+      <w:pPr>
+        <w:tabs>
+          <w:tab w:val="num" w:pos="2160"/>
+        </w:tabs>
+        <w:ind w:left="2160" w:hanging="360"/>
+      </w:pPr>
+      <w:rPr>
+        <w:rFonts w:ascii="Wingdings" w:hAnsi="Wingdings" w:hint="default"/>
+        <w:sz w:val="20"/>
+      </w:rPr>
+    </w:lvl>
+    <w:lvl w:ilvl="3" w:tentative="1">
+      <w:start w:val="1"/>
+      <w:numFmt w:val="bullet"/>
+      <w:lvlText w:val=""/>
+      <w:lvlJc w:val="left"/>
+      <w:pPr>
+        <w:tabs>
+          <w:tab w:val="num" w:pos="2880"/>
+        </w:tabs>
+        <w:ind w:left="2880" w:hanging="360"/>
+      </w:pPr>
+      <w:rPr>
+        <w:rFonts w:ascii="Wingdings" w:hAnsi="Wingdings" w:hint="default"/>
+        <w:sz w:val="20"/>
+      </w:rPr>
+    </w:lvl>
+    <w:lvl w:ilvl="4" w:tentative="1">
+      <w:start w:val="1"/>
+      <w:numFmt w:val="bullet"/>
+      <w:lvlText w:val=""/>
+      <w:lvlJc w:val="left"/>
+      <w:pPr>
+        <w:tabs>
+          <w:tab w:val="num" w:pos="3600"/>
+        </w:tabs>
+        <w:ind w:left="3600" w:hanging="360"/>
+      </w:pPr>
+      <w:rPr>
+        <w:rFonts w:ascii="Wingdings" w:hAnsi="Wingdings" w:hint="default"/>
+        <w:sz w:val="20"/>
+      </w:rPr>
+    </w:lvl>
+    <w:lvl w:ilvl="5" w:tentative="1">
+      <w:start w:val="1"/>
+      <w:numFmt w:val="bullet"/>
+      <w:lvlText w:val=""/>
+      <w:lvlJc w:val="left"/>
+      <w:pPr>
+        <w:tabs>
+          <w:tab w:val="num" w:pos="4320"/>
+        </w:tabs>
+        <w:ind w:left="4320" w:hanging="360"/>
+      </w:pPr>
+      <w:rPr>
+        <w:rFonts w:ascii="Wingdings" w:hAnsi="Wingdings" w:hint="default"/>
+        <w:sz w:val="20"/>
+      </w:rPr>
+    </w:lvl>
+    <w:lvl w:ilvl="6" w:tentative="1">
+      <w:start w:val="1"/>
+      <w:numFmt w:val="bullet"/>
+      <w:lvlText w:val=""/>
+      <w:lvlJc w:val="left"/>
+      <w:pPr>
+        <w:tabs>
+          <w:tab w:val="num" w:pos="5040"/>
+        </w:tabs>
+        <w:ind w:left="5040" w:hanging="360"/>
+      </w:pPr>
+      <w:rPr>
+        <w:rFonts w:ascii="Wingdings" w:hAnsi="Wingdings" w:hint="default"/>
+        <w:sz w:val="20"/>
+      </w:rPr>
+    </w:lvl>
+    <w:lvl w:ilvl="7" w:tentative="1">
+      <w:start w:val="1"/>
+      <w:numFmt w:val="bullet"/>
+      <w:lvlText w:val=""/>
+      <w:lvlJc w:val="left"/>
+      <w:pPr>
+        <w:tabs>
+          <w:tab w:val="num" w:pos="5760"/>
+        </w:tabs>
+        <w:ind w:left="5760" w:hanging="360"/>
+      </w:pPr>
+      <w:rPr>
+        <w:rFonts w:ascii="Wingdings" w:hAnsi="Wingdings" w:hint="default"/>
+        <w:sz w:val="20"/>
+      </w:rPr>
+    </w:lvl>
+    <w:lvl w:ilvl="8" w:tentative="1">
+      <w:start w:val="1"/>
+      <w:numFmt w:val="bullet"/>
+      <w:lvlText w:val=""/>
+      <w:lvlJc w:val="left"/>
+      <w:pPr>
+        <w:tabs>
+          <w:tab w:val="num" w:pos="6480"/>
+        </w:tabs>
+        <w:ind w:left="6480" w:hanging="360"/>
+      </w:pPr>
+      <w:rPr>
+        <w:rFonts w:ascii="Wingdings" w:hAnsi="Wingdings" w:hint="default"/>
+        <w:sz w:val="20"/>
+      </w:rPr>
+    </w:lvl>
+  </w:abstractNum>
+  <w:abstractNum w:abstractNumId="51" w15:restartNumberingAfterBreak="0">
     <w:nsid w:val="70AB2334"/>
     <w:multiLevelType w:val="multilevel"/>
     <w:tmpl w:val="6ACC6D98"/>
@@ -25531,7 +27204,7 @@
       </w:rPr>
     </w:lvl>
   </w:abstractNum>
-  <w:abstractNum w:abstractNumId="51" w15:restartNumberingAfterBreak="0">
+  <w:abstractNum w:abstractNumId="52" w15:restartNumberingAfterBreak="0">
     <w:nsid w:val="715234CD"/>
     <w:multiLevelType w:val="multilevel"/>
     <w:tmpl w:val="B324EA9E"/>
@@ -25680,7 +27353,7 @@
       </w:rPr>
     </w:lvl>
   </w:abstractNum>
-  <w:abstractNum w:abstractNumId="52" w15:restartNumberingAfterBreak="0">
+  <w:abstractNum w:abstractNumId="53" w15:restartNumberingAfterBreak="0">
     <w:nsid w:val="76207772"/>
     <w:multiLevelType w:val="multilevel"/>
     <w:tmpl w:val="1FE8870E"/>
@@ -25829,7 +27502,7 @@
       </w:rPr>
     </w:lvl>
   </w:abstractNum>
-  <w:abstractNum w:abstractNumId="53" w15:restartNumberingAfterBreak="0">
+  <w:abstractNum w:abstractNumId="54" w15:restartNumberingAfterBreak="0">
     <w:nsid w:val="7CD30C60"/>
     <w:multiLevelType w:val="multilevel"/>
     <w:tmpl w:val="FBEE8ED6"/>
@@ -25942,7 +27615,7 @@
       </w:pPr>
     </w:lvl>
   </w:abstractNum>
-  <w:abstractNum w:abstractNumId="54" w15:restartNumberingAfterBreak="0">
+  <w:abstractNum w:abstractNumId="55" w15:restartNumberingAfterBreak="0">
     <w:nsid w:val="7E781091"/>
     <w:multiLevelType w:val="multilevel"/>
     <w:tmpl w:val="562E8456"/>
@@ -26122,7 +27795,7 @@
     <w:abstractNumId w:val="41"/>
   </w:num>
   <w:num w:numId="11" w16cid:durableId="496650547">
-    <w:abstractNumId w:val="53"/>
+    <w:abstractNumId w:val="54"/>
   </w:num>
   <w:num w:numId="12" w16cid:durableId="1781223176">
     <w:abstractNumId w:val="7"/>
@@ -26152,7 +27825,7 @@
     <w:abstractNumId w:val="38"/>
   </w:num>
   <w:num w:numId="21" w16cid:durableId="555165233">
-    <w:abstractNumId w:val="51"/>
+    <w:abstractNumId w:val="52"/>
   </w:num>
   <w:num w:numId="22" w16cid:durableId="1746948715">
     <w:abstractNumId w:val="42"/>
@@ -26179,7 +27852,7 @@
     <w:abstractNumId w:val="46"/>
   </w:num>
   <w:num w:numId="30" w16cid:durableId="1196428106">
-    <w:abstractNumId w:val="52"/>
+    <w:abstractNumId w:val="53"/>
   </w:num>
   <w:num w:numId="31" w16cid:durableId="2034378407">
     <w:abstractNumId w:val="24"/>
@@ -26197,7 +27870,7 @@
     <w:abstractNumId w:val="5"/>
   </w:num>
   <w:num w:numId="36" w16cid:durableId="653879812">
-    <w:abstractNumId w:val="54"/>
+    <w:abstractNumId w:val="55"/>
   </w:num>
   <w:num w:numId="37" w16cid:durableId="1850946016">
     <w:abstractNumId w:val="25"/>
@@ -26212,7 +27885,7 @@
     <w:abstractNumId w:val="19"/>
   </w:num>
   <w:num w:numId="41" w16cid:durableId="1814519306">
-    <w:abstractNumId w:val="50"/>
+    <w:abstractNumId w:val="51"/>
   </w:num>
   <w:num w:numId="42" w16cid:durableId="151726155">
     <w:abstractNumId w:val="47"/>
@@ -26255,6 +27928,9 @@
   </w:num>
   <w:num w:numId="55" w16cid:durableId="965619394">
     <w:abstractNumId w:val="44"/>
+  </w:num>
+  <w:num w:numId="56" w16cid:durableId="1004043018">
+    <w:abstractNumId w:val="50"/>
   </w:num>
   <w:numIdMacAtCleanup w:val="55"/>
 </w:numbering>
